--- a/TESTING/Reports.docx
+++ b/TESTING/Reports.docx
@@ -9247,6 +9247,5657 @@
     <w:p>
       <w:r>
         <w:t>Full records: the corresponding CSV and JSON results. Sources and preparation: Test Set ReadMe.md.</w:t>
+      </w:r>
+    </w:p>
+    <w:p>
+      <w:r>
+        <w:br w:type="page"/>
+      </w:r>
+    </w:p>
+    <w:p>
+      <w:pPr>
+        <w:pStyle w:val="Heading1"/>
+      </w:pPr>
+      <w:r>
+        <w:t>Detection and prediction error analysis</w:t>
+      </w:r>
+    </w:p>
+    <w:p>
+      <w:r>
+        <w:t>The strongest supported explanations are a mismatch with natural handwriting and unfamiliar fonts, limited rotation tolerance, and difficulty distinguishing dots and small strokes. Blur and brightness or contrast changes added little aggregate error within the tested ranges. These are inferences from the recorded results; the underlying mechanisms have not been established by controlled experiments.</w:t>
+      </w:r>
+    </w:p>
+    <w:p>
+      <w:pPr>
+        <w:pStyle w:val="Heading1"/>
+      </w:pPr>
+      <w:r>
+        <w:t>Analysis method</w:t>
+      </w:r>
+    </w:p>
+    <w:p>
+      <w:r>
+        <w:t>This analysis uses all 76,544 recorded image outcomes and 38,272 verified original and modified pairs. Source paths, file hashes, and expected labels must agree before pairing. The model and original 80% acceptance rule remain fixed. Accuracy includes rejected recognitions as incorrect.</w:t>
+      </w:r>
+    </w:p>
+    <w:tbl>
+      <w:tblPr>
+        <w:tblW w:type="auto" w:w="0"/>
+        <w:jc w:val="center"/>
+        <w:tblLayout w:type="fixed"/>
+        <w:tblLook w:firstColumn="1" w:firstRow="1" w:lastColumn="0" w:lastRow="0" w:noHBand="0" w:noVBand="1" w:val="04A0"/>
+        <w:tblBorders>
+          <w:top w:val="single" w:sz="4" w:color="000000"/>
+          <w:left w:val="single" w:sz="4" w:color="000000"/>
+          <w:bottom w:val="single" w:sz="4" w:color="000000"/>
+          <w:right w:val="single" w:sz="4" w:color="000000"/>
+          <w:insideH w:val="single" w:sz="4" w:color="000000"/>
+          <w:insideV w:val="single" w:sz="4" w:color="000000"/>
+        </w:tblBorders>
+      </w:tblPr>
+      <w:tblGrid>
+        <w:gridCol w:w="2592"/>
+        <w:gridCol w:w="1944"/>
+        <w:gridCol w:w="1944"/>
+        <w:gridCol w:w="1944"/>
+        <w:gridCol w:w="1944"/>
+      </w:tblGrid>
+      <w:tr>
+        <w:trPr>
+          <w:tblHeader/>
+          <w:cantSplit/>
+        </w:trPr>
+        <w:tc>
+          <w:tcPr>
+            <w:tcW w:type="dxa" w:w="2592"/>
+            <w:vAlign w:val="center"/>
+            <w:tcMar>
+              <w:top w:w="70" w:type="dxa"/>
+              <w:left w:w="70" w:type="dxa"/>
+              <w:bottom w:w="70" w:type="dxa"/>
+              <w:right w:w="70" w:type="dxa"/>
+            </w:tcMar>
+          </w:tcPr>
+          <w:p>
+            <w:pPr>
+              <w:spacing w:after="40" w:before="40"/>
+              <w:jc w:val="left"/>
+            </w:pPr>
+            <w:r>
+              <w:rPr>
+                <w:rFonts w:ascii="Arial" w:hAnsi="Arial"/>
+                <w:b/>
+                <w:color w:val="000000"/>
+                <w:sz w:val="20"/>
+              </w:rPr>
+              <w:t>Dataset</w:t>
+            </w:r>
+          </w:p>
+        </w:tc>
+        <w:tc>
+          <w:tcPr>
+            <w:tcW w:type="dxa" w:w="1944"/>
+            <w:vAlign w:val="center"/>
+            <w:tcMar>
+              <w:top w:w="70" w:type="dxa"/>
+              <w:left w:w="70" w:type="dxa"/>
+              <w:bottom w:w="70" w:type="dxa"/>
+              <w:right w:w="70" w:type="dxa"/>
+            </w:tcMar>
+          </w:tcPr>
+          <w:p>
+            <w:pPr>
+              <w:spacing w:after="40" w:before="40"/>
+              <w:jc w:val="center"/>
+            </w:pPr>
+            <w:r>
+              <w:rPr>
+                <w:rFonts w:ascii="Arial" w:hAnsi="Arial"/>
+                <w:b/>
+                <w:color w:val="000000"/>
+                <w:sz w:val="20"/>
+              </w:rPr>
+              <w:t>No candidate at 3%</w:t>
+            </w:r>
+          </w:p>
+        </w:tc>
+        <w:tc>
+          <w:tcPr>
+            <w:tcW w:type="dxa" w:w="1944"/>
+            <w:vAlign w:val="center"/>
+            <w:tcMar>
+              <w:top w:w="70" w:type="dxa"/>
+              <w:left w:w="70" w:type="dxa"/>
+              <w:bottom w:w="70" w:type="dxa"/>
+              <w:right w:w="70" w:type="dxa"/>
+            </w:tcMar>
+          </w:tcPr>
+          <w:p>
+            <w:pPr>
+              <w:spacing w:after="40" w:before="40"/>
+              <w:jc w:val="center"/>
+            </w:pPr>
+            <w:r>
+              <w:rPr>
+                <w:rFonts w:ascii="Arial" w:hAnsi="Arial"/>
+                <w:b/>
+                <w:color w:val="000000"/>
+                <w:sz w:val="20"/>
+              </w:rPr>
+              <w:t>Low confidence</w:t>
+            </w:r>
+          </w:p>
+        </w:tc>
+        <w:tc>
+          <w:tcPr>
+            <w:tcW w:type="dxa" w:w="1944"/>
+            <w:vAlign w:val="center"/>
+            <w:tcMar>
+              <w:top w:w="70" w:type="dxa"/>
+              <w:left w:w="70" w:type="dxa"/>
+              <w:bottom w:w="70" w:type="dxa"/>
+              <w:right w:w="70" w:type="dxa"/>
+            </w:tcMar>
+          </w:tcPr>
+          <w:p>
+            <w:pPr>
+              <w:spacing w:after="40" w:before="40"/>
+              <w:jc w:val="center"/>
+            </w:pPr>
+            <w:r>
+              <w:rPr>
+                <w:rFonts w:ascii="Arial" w:hAnsi="Arial"/>
+                <w:b/>
+                <w:color w:val="000000"/>
+                <w:sz w:val="20"/>
+              </w:rPr>
+              <w:t>Multiple candidates</w:t>
+            </w:r>
+          </w:p>
+        </w:tc>
+        <w:tc>
+          <w:tcPr>
+            <w:tcW w:type="dxa" w:w="1944"/>
+            <w:vAlign w:val="center"/>
+            <w:tcMar>
+              <w:top w:w="70" w:type="dxa"/>
+              <w:left w:w="70" w:type="dxa"/>
+              <w:bottom w:w="70" w:type="dxa"/>
+              <w:right w:w="70" w:type="dxa"/>
+            </w:tcMar>
+          </w:tcPr>
+          <w:p>
+            <w:pPr>
+              <w:spacing w:after="40" w:before="40"/>
+              <w:jc w:val="center"/>
+            </w:pPr>
+            <w:r>
+              <w:rPr>
+                <w:rFonts w:ascii="Arial" w:hAnsi="Arial"/>
+                <w:b/>
+                <w:color w:val="000000"/>
+                <w:sz w:val="20"/>
+              </w:rPr>
+              <w:t>Accepted wrong letter</w:t>
+            </w:r>
+          </w:p>
+        </w:tc>
+      </w:tr>
+      <w:tr>
+        <w:trPr>
+          <w:cantSplit/>
+        </w:trPr>
+        <w:tc>
+          <w:tcPr>
+            <w:tcW w:type="dxa" w:w="2592"/>
+            <w:vAlign w:val="center"/>
+            <w:tcMar>
+              <w:top w:w="70" w:type="dxa"/>
+              <w:left w:w="70" w:type="dxa"/>
+              <w:bottom w:w="70" w:type="dxa"/>
+              <w:right w:w="70" w:type="dxa"/>
+            </w:tcMar>
+          </w:tcPr>
+          <w:p>
+            <w:pPr>
+              <w:spacing w:after="40" w:before="40"/>
+              <w:jc w:val="left"/>
+            </w:pPr>
+            <w:r>
+              <w:rPr>
+                <w:rFonts w:ascii="Arial" w:hAnsi="Arial"/>
+                <w:b w:val="0"/>
+                <w:color w:val="000000"/>
+                <w:sz w:val="20"/>
+              </w:rPr>
+              <w:t>Printed original</w:t>
+            </w:r>
+          </w:p>
+        </w:tc>
+        <w:tc>
+          <w:tcPr>
+            <w:tcW w:type="dxa" w:w="1944"/>
+            <w:vAlign w:val="center"/>
+            <w:tcMar>
+              <w:top w:w="70" w:type="dxa"/>
+              <w:left w:w="70" w:type="dxa"/>
+              <w:bottom w:w="70" w:type="dxa"/>
+              <w:right w:w="70" w:type="dxa"/>
+            </w:tcMar>
+          </w:tcPr>
+          <w:p>
+            <w:pPr>
+              <w:spacing w:after="40" w:before="40"/>
+              <w:jc w:val="center"/>
+            </w:pPr>
+            <w:r>
+              <w:rPr>
+                <w:rFonts w:ascii="Arial" w:hAnsi="Arial"/>
+                <w:b w:val="0"/>
+                <w:color w:val="000000"/>
+                <w:sz w:val="20"/>
+              </w:rPr>
+              <w:t>1.87%</w:t>
+            </w:r>
+          </w:p>
+        </w:tc>
+        <w:tc>
+          <w:tcPr>
+            <w:tcW w:type="dxa" w:w="1944"/>
+            <w:vAlign w:val="center"/>
+            <w:tcMar>
+              <w:top w:w="70" w:type="dxa"/>
+              <w:left w:w="70" w:type="dxa"/>
+              <w:bottom w:w="70" w:type="dxa"/>
+              <w:right w:w="70" w:type="dxa"/>
+            </w:tcMar>
+          </w:tcPr>
+          <w:p>
+            <w:pPr>
+              <w:spacing w:after="40" w:before="40"/>
+              <w:jc w:val="center"/>
+            </w:pPr>
+            <w:r>
+              <w:rPr>
+                <w:rFonts w:ascii="Arial" w:hAnsi="Arial"/>
+                <w:b w:val="0"/>
+                <w:color w:val="000000"/>
+                <w:sz w:val="20"/>
+              </w:rPr>
+              <w:t>23.02%</w:t>
+            </w:r>
+          </w:p>
+        </w:tc>
+        <w:tc>
+          <w:tcPr>
+            <w:tcW w:type="dxa" w:w="1944"/>
+            <w:vAlign w:val="center"/>
+            <w:tcMar>
+              <w:top w:w="70" w:type="dxa"/>
+              <w:left w:w="70" w:type="dxa"/>
+              <w:bottom w:w="70" w:type="dxa"/>
+              <w:right w:w="70" w:type="dxa"/>
+            </w:tcMar>
+          </w:tcPr>
+          <w:p>
+            <w:pPr>
+              <w:spacing w:after="40" w:before="40"/>
+              <w:jc w:val="center"/>
+            </w:pPr>
+            <w:r>
+              <w:rPr>
+                <w:rFonts w:ascii="Arial" w:hAnsi="Arial"/>
+                <w:b w:val="0"/>
+                <w:color w:val="000000"/>
+                <w:sz w:val="20"/>
+              </w:rPr>
+              <w:t>2.77%</w:t>
+            </w:r>
+          </w:p>
+        </w:tc>
+        <w:tc>
+          <w:tcPr>
+            <w:tcW w:type="dxa" w:w="1944"/>
+            <w:vAlign w:val="center"/>
+            <w:tcMar>
+              <w:top w:w="70" w:type="dxa"/>
+              <w:left w:w="70" w:type="dxa"/>
+              <w:bottom w:w="70" w:type="dxa"/>
+              <w:right w:w="70" w:type="dxa"/>
+            </w:tcMar>
+          </w:tcPr>
+          <w:p>
+            <w:pPr>
+              <w:spacing w:after="40" w:before="40"/>
+              <w:jc w:val="center"/>
+            </w:pPr>
+            <w:r>
+              <w:rPr>
+                <w:rFonts w:ascii="Arial" w:hAnsi="Arial"/>
+                <w:b w:val="0"/>
+                <w:color w:val="000000"/>
+                <w:sz w:val="20"/>
+              </w:rPr>
+              <w:t>2.81%</w:t>
+            </w:r>
+          </w:p>
+        </w:tc>
+      </w:tr>
+      <w:tr>
+        <w:trPr>
+          <w:cantSplit/>
+        </w:trPr>
+        <w:tc>
+          <w:tcPr>
+            <w:tcW w:type="dxa" w:w="2592"/>
+            <w:vAlign w:val="center"/>
+            <w:tcMar>
+              <w:top w:w="70" w:type="dxa"/>
+              <w:left w:w="70" w:type="dxa"/>
+              <w:bottom w:w="70" w:type="dxa"/>
+              <w:right w:w="70" w:type="dxa"/>
+            </w:tcMar>
+          </w:tcPr>
+          <w:p>
+            <w:pPr>
+              <w:spacing w:after="40" w:before="40"/>
+              <w:jc w:val="left"/>
+            </w:pPr>
+            <w:r>
+              <w:rPr>
+                <w:rFonts w:ascii="Arial" w:hAnsi="Arial"/>
+                <w:b w:val="0"/>
+                <w:color w:val="000000"/>
+                <w:sz w:val="20"/>
+              </w:rPr>
+              <w:t>Printed modified</w:t>
+            </w:r>
+          </w:p>
+        </w:tc>
+        <w:tc>
+          <w:tcPr>
+            <w:tcW w:type="dxa" w:w="1944"/>
+            <w:vAlign w:val="center"/>
+            <w:tcMar>
+              <w:top w:w="70" w:type="dxa"/>
+              <w:left w:w="70" w:type="dxa"/>
+              <w:bottom w:w="70" w:type="dxa"/>
+              <w:right w:w="70" w:type="dxa"/>
+            </w:tcMar>
+          </w:tcPr>
+          <w:p>
+            <w:pPr>
+              <w:spacing w:after="40" w:before="40"/>
+              <w:jc w:val="center"/>
+            </w:pPr>
+            <w:r>
+              <w:rPr>
+                <w:rFonts w:ascii="Arial" w:hAnsi="Arial"/>
+                <w:b w:val="0"/>
+                <w:color w:val="000000"/>
+                <w:sz w:val="20"/>
+              </w:rPr>
+              <w:t>3.40%</w:t>
+            </w:r>
+          </w:p>
+        </w:tc>
+        <w:tc>
+          <w:tcPr>
+            <w:tcW w:type="dxa" w:w="1944"/>
+            <w:vAlign w:val="center"/>
+            <w:tcMar>
+              <w:top w:w="70" w:type="dxa"/>
+              <w:left w:w="70" w:type="dxa"/>
+              <w:bottom w:w="70" w:type="dxa"/>
+              <w:right w:w="70" w:type="dxa"/>
+            </w:tcMar>
+          </w:tcPr>
+          <w:p>
+            <w:pPr>
+              <w:spacing w:after="40" w:before="40"/>
+              <w:jc w:val="center"/>
+            </w:pPr>
+            <w:r>
+              <w:rPr>
+                <w:rFonts w:ascii="Arial" w:hAnsi="Arial"/>
+                <w:b w:val="0"/>
+                <w:color w:val="000000"/>
+                <w:sz w:val="20"/>
+              </w:rPr>
+              <w:t>40.61%</w:t>
+            </w:r>
+          </w:p>
+        </w:tc>
+        <w:tc>
+          <w:tcPr>
+            <w:tcW w:type="dxa" w:w="1944"/>
+            <w:vAlign w:val="center"/>
+            <w:tcMar>
+              <w:top w:w="70" w:type="dxa"/>
+              <w:left w:w="70" w:type="dxa"/>
+              <w:bottom w:w="70" w:type="dxa"/>
+              <w:right w:w="70" w:type="dxa"/>
+            </w:tcMar>
+          </w:tcPr>
+          <w:p>
+            <w:pPr>
+              <w:spacing w:after="40" w:before="40"/>
+              <w:jc w:val="center"/>
+            </w:pPr>
+            <w:r>
+              <w:rPr>
+                <w:rFonts w:ascii="Arial" w:hAnsi="Arial"/>
+                <w:b w:val="0"/>
+                <w:color w:val="000000"/>
+                <w:sz w:val="20"/>
+              </w:rPr>
+              <w:t>2.52%</w:t>
+            </w:r>
+          </w:p>
+        </w:tc>
+        <w:tc>
+          <w:tcPr>
+            <w:tcW w:type="dxa" w:w="1944"/>
+            <w:vAlign w:val="center"/>
+            <w:tcMar>
+              <w:top w:w="70" w:type="dxa"/>
+              <w:left w:w="70" w:type="dxa"/>
+              <w:bottom w:w="70" w:type="dxa"/>
+              <w:right w:w="70" w:type="dxa"/>
+            </w:tcMar>
+          </w:tcPr>
+          <w:p>
+            <w:pPr>
+              <w:spacing w:after="40" w:before="40"/>
+              <w:jc w:val="center"/>
+            </w:pPr>
+            <w:r>
+              <w:rPr>
+                <w:rFonts w:ascii="Arial" w:hAnsi="Arial"/>
+                <w:b w:val="0"/>
+                <w:color w:val="000000"/>
+                <w:sz w:val="20"/>
+              </w:rPr>
+              <w:t>5.50%</w:t>
+            </w:r>
+          </w:p>
+        </w:tc>
+      </w:tr>
+      <w:tr>
+        <w:trPr>
+          <w:cantSplit/>
+        </w:trPr>
+        <w:tc>
+          <w:tcPr>
+            <w:tcW w:type="dxa" w:w="2592"/>
+            <w:vAlign w:val="center"/>
+            <w:tcMar>
+              <w:top w:w="70" w:type="dxa"/>
+              <w:left w:w="70" w:type="dxa"/>
+              <w:bottom w:w="70" w:type="dxa"/>
+              <w:right w:w="70" w:type="dxa"/>
+            </w:tcMar>
+          </w:tcPr>
+          <w:p>
+            <w:pPr>
+              <w:spacing w:after="40" w:before="40"/>
+              <w:jc w:val="left"/>
+            </w:pPr>
+            <w:r>
+              <w:rPr>
+                <w:rFonts w:ascii="Arial" w:hAnsi="Arial"/>
+                <w:b w:val="0"/>
+                <w:color w:val="000000"/>
+                <w:sz w:val="20"/>
+              </w:rPr>
+              <w:t>Handwritten original</w:t>
+            </w:r>
+          </w:p>
+        </w:tc>
+        <w:tc>
+          <w:tcPr>
+            <w:tcW w:type="dxa" w:w="1944"/>
+            <w:vAlign w:val="center"/>
+            <w:tcMar>
+              <w:top w:w="70" w:type="dxa"/>
+              <w:left w:w="70" w:type="dxa"/>
+              <w:bottom w:w="70" w:type="dxa"/>
+              <w:right w:w="70" w:type="dxa"/>
+            </w:tcMar>
+          </w:tcPr>
+          <w:p>
+            <w:pPr>
+              <w:spacing w:after="40" w:before="40"/>
+              <w:jc w:val="center"/>
+            </w:pPr>
+            <w:r>
+              <w:rPr>
+                <w:rFonts w:ascii="Arial" w:hAnsi="Arial"/>
+                <w:b w:val="0"/>
+                <w:color w:val="000000"/>
+                <w:sz w:val="20"/>
+              </w:rPr>
+              <w:t>59.82%</w:t>
+            </w:r>
+          </w:p>
+        </w:tc>
+        <w:tc>
+          <w:tcPr>
+            <w:tcW w:type="dxa" w:w="1944"/>
+            <w:vAlign w:val="center"/>
+            <w:tcMar>
+              <w:top w:w="70" w:type="dxa"/>
+              <w:left w:w="70" w:type="dxa"/>
+              <w:bottom w:w="70" w:type="dxa"/>
+              <w:right w:w="70" w:type="dxa"/>
+            </w:tcMar>
+          </w:tcPr>
+          <w:p>
+            <w:pPr>
+              <w:spacing w:after="40" w:before="40"/>
+              <w:jc w:val="center"/>
+            </w:pPr>
+            <w:r>
+              <w:rPr>
+                <w:rFonts w:ascii="Arial" w:hAnsi="Arial"/>
+                <w:b w:val="0"/>
+                <w:color w:val="000000"/>
+                <w:sz w:val="20"/>
+              </w:rPr>
+              <w:t>36.04%</w:t>
+            </w:r>
+          </w:p>
+        </w:tc>
+        <w:tc>
+          <w:tcPr>
+            <w:tcW w:type="dxa" w:w="1944"/>
+            <w:vAlign w:val="center"/>
+            <w:tcMar>
+              <w:top w:w="70" w:type="dxa"/>
+              <w:left w:w="70" w:type="dxa"/>
+              <w:bottom w:w="70" w:type="dxa"/>
+              <w:right w:w="70" w:type="dxa"/>
+            </w:tcMar>
+          </w:tcPr>
+          <w:p>
+            <w:pPr>
+              <w:spacing w:after="40" w:before="40"/>
+              <w:jc w:val="center"/>
+            </w:pPr>
+            <w:r>
+              <w:rPr>
+                <w:rFonts w:ascii="Arial" w:hAnsi="Arial"/>
+                <w:b w:val="0"/>
+                <w:color w:val="000000"/>
+                <w:sz w:val="20"/>
+              </w:rPr>
+              <w:t>0.60%</w:t>
+            </w:r>
+          </w:p>
+        </w:tc>
+        <w:tc>
+          <w:tcPr>
+            <w:tcW w:type="dxa" w:w="1944"/>
+            <w:vAlign w:val="center"/>
+            <w:tcMar>
+              <w:top w:w="70" w:type="dxa"/>
+              <w:left w:w="70" w:type="dxa"/>
+              <w:bottom w:w="70" w:type="dxa"/>
+              <w:right w:w="70" w:type="dxa"/>
+            </w:tcMar>
+          </w:tcPr>
+          <w:p>
+            <w:pPr>
+              <w:spacing w:after="40" w:before="40"/>
+              <w:jc w:val="center"/>
+            </w:pPr>
+            <w:r>
+              <w:rPr>
+                <w:rFonts w:ascii="Arial" w:hAnsi="Arial"/>
+                <w:b w:val="0"/>
+                <w:color w:val="000000"/>
+                <w:sz w:val="20"/>
+              </w:rPr>
+              <w:t>0.92%</w:t>
+            </w:r>
+          </w:p>
+        </w:tc>
+      </w:tr>
+      <w:tr>
+        <w:trPr>
+          <w:cantSplit/>
+        </w:trPr>
+        <w:tc>
+          <w:tcPr>
+            <w:tcW w:type="dxa" w:w="2592"/>
+            <w:vAlign w:val="center"/>
+            <w:tcMar>
+              <w:top w:w="70" w:type="dxa"/>
+              <w:left w:w="70" w:type="dxa"/>
+              <w:bottom w:w="70" w:type="dxa"/>
+              <w:right w:w="70" w:type="dxa"/>
+            </w:tcMar>
+          </w:tcPr>
+          <w:p>
+            <w:pPr>
+              <w:spacing w:after="40" w:before="40"/>
+              <w:jc w:val="left"/>
+            </w:pPr>
+            <w:r>
+              <w:rPr>
+                <w:rFonts w:ascii="Arial" w:hAnsi="Arial"/>
+                <w:b w:val="0"/>
+                <w:color w:val="000000"/>
+                <w:sz w:val="20"/>
+              </w:rPr>
+              <w:t>Handwritten modified</w:t>
+            </w:r>
+          </w:p>
+        </w:tc>
+        <w:tc>
+          <w:tcPr>
+            <w:tcW w:type="dxa" w:w="1944"/>
+            <w:vAlign w:val="center"/>
+            <w:tcMar>
+              <w:top w:w="70" w:type="dxa"/>
+              <w:left w:w="70" w:type="dxa"/>
+              <w:bottom w:w="70" w:type="dxa"/>
+              <w:right w:w="70" w:type="dxa"/>
+            </w:tcMar>
+          </w:tcPr>
+          <w:p>
+            <w:pPr>
+              <w:spacing w:after="40" w:before="40"/>
+              <w:jc w:val="center"/>
+            </w:pPr>
+            <w:r>
+              <w:rPr>
+                <w:rFonts w:ascii="Arial" w:hAnsi="Arial"/>
+                <w:b w:val="0"/>
+                <w:color w:val="000000"/>
+                <w:sz w:val="20"/>
+              </w:rPr>
+              <w:t>37.94%</w:t>
+            </w:r>
+          </w:p>
+        </w:tc>
+        <w:tc>
+          <w:tcPr>
+            <w:tcW w:type="dxa" w:w="1944"/>
+            <w:vAlign w:val="center"/>
+            <w:tcMar>
+              <w:top w:w="70" w:type="dxa"/>
+              <w:left w:w="70" w:type="dxa"/>
+              <w:bottom w:w="70" w:type="dxa"/>
+              <w:right w:w="70" w:type="dxa"/>
+            </w:tcMar>
+          </w:tcPr>
+          <w:p>
+            <w:pPr>
+              <w:spacing w:after="40" w:before="40"/>
+              <w:jc w:val="center"/>
+            </w:pPr>
+            <w:r>
+              <w:rPr>
+                <w:rFonts w:ascii="Arial" w:hAnsi="Arial"/>
+                <w:b w:val="0"/>
+                <w:color w:val="000000"/>
+                <w:sz w:val="20"/>
+              </w:rPr>
+              <w:t>54.99%</w:t>
+            </w:r>
+          </w:p>
+        </w:tc>
+        <w:tc>
+          <w:tcPr>
+            <w:tcW w:type="dxa" w:w="1944"/>
+            <w:vAlign w:val="center"/>
+            <w:tcMar>
+              <w:top w:w="70" w:type="dxa"/>
+              <w:left w:w="70" w:type="dxa"/>
+              <w:bottom w:w="70" w:type="dxa"/>
+              <w:right w:w="70" w:type="dxa"/>
+            </w:tcMar>
+          </w:tcPr>
+          <w:p>
+            <w:pPr>
+              <w:spacing w:after="40" w:before="40"/>
+              <w:jc w:val="center"/>
+            </w:pPr>
+            <w:r>
+              <w:rPr>
+                <w:rFonts w:ascii="Arial" w:hAnsi="Arial"/>
+                <w:b w:val="0"/>
+                <w:color w:val="000000"/>
+                <w:sz w:val="20"/>
+              </w:rPr>
+              <w:t>0.72%</w:t>
+            </w:r>
+          </w:p>
+        </w:tc>
+        <w:tc>
+          <w:tcPr>
+            <w:tcW w:type="dxa" w:w="1944"/>
+            <w:vAlign w:val="center"/>
+            <w:tcMar>
+              <w:top w:w="70" w:type="dxa"/>
+              <w:left w:w="70" w:type="dxa"/>
+              <w:bottom w:w="70" w:type="dxa"/>
+              <w:right w:w="70" w:type="dxa"/>
+            </w:tcMar>
+          </w:tcPr>
+          <w:p>
+            <w:pPr>
+              <w:spacing w:after="40" w:before="40"/>
+              <w:jc w:val="center"/>
+            </w:pPr>
+            <w:r>
+              <w:rPr>
+                <w:rFonts w:ascii="Arial" w:hAnsi="Arial"/>
+                <w:b w:val="0"/>
+                <w:color w:val="000000"/>
+                <w:sz w:val="20"/>
+              </w:rPr>
+              <w:t>1.72%</w:t>
+            </w:r>
+          </w:p>
+        </w:tc>
+      </w:tr>
+    </w:tbl>
+    <w:p>
+      <w:pPr>
+        <w:spacing w:after="0"/>
+      </w:pPr>
+    </w:p>
+    <w:p>
+      <w:r>
+        <w:t>Every percentage in this table uses all images in its dataset. No candidate means that no detection survived the saved 3% floor and inference settings. Low confidence means exactly one candidate was present but below 80%. The last column contains confidently wrong letter assignments.</w:t>
+      </w:r>
+    </w:p>
+    <w:p>
+      <w:r>
+        <w:t>For handwriting, obtaining a usable candidate is the largest bottleneck. For modified print, candidates usually remain available, but confidence falls and wrong letter assignments increase. The CSVs have no ground truth bounding boxes, so these outcomes cannot establish localization IoU or detection mAP.</w:t>
+      </w:r>
+    </w:p>
+    <w:p>
+      <w:pPr>
+        <w:pStyle w:val="Heading1"/>
+      </w:pPr>
+      <w:r>
+        <w:t>Training context</w:t>
+      </w:r>
+    </w:p>
+    <w:p>
+      <w:r>
+        <w:t>The tested checkpoint SHA256 matches artifacts/yolo_metadata.json in the repository. Its documented training used rendered font images, rotations up to 3 degrees, and no horizontal or vertical flips. Training fonts were Lateef, Markazi Text, Vazirmatn, Gulzar, Noto Naskh Arabic, and Noto Sans Arabic. This supports a training distribution mismatch for natural handwriting and severe transformations. It does not establish that any one image property caused an individual failure.</w:t>
+      </w:r>
+    </w:p>
+    <w:p>
+      <w:r>
+        <w:br w:type="page"/>
+      </w:r>
+    </w:p>
+    <w:p>
+      <w:pPr>
+        <w:pStyle w:val="Heading1"/>
+      </w:pPr>
+      <w:r>
+        <w:t>Rotation sensitivity</w:t>
+      </w:r>
+    </w:p>
+    <w:p>
+      <w:r>
+        <w:t>Printed accuracy has a clear deterioration region around 20 degrees. This table includes rotation only, without flips. Original accuracy refers to the exact printed images assigned to each angle band.</w:t>
+      </w:r>
+    </w:p>
+    <w:tbl>
+      <w:tblPr>
+        <w:tblW w:type="auto" w:w="0"/>
+        <w:jc w:val="center"/>
+        <w:tblLayout w:type="fixed"/>
+        <w:tblLook w:firstColumn="1" w:firstRow="1" w:lastColumn="0" w:lastRow="0" w:noHBand="0" w:noVBand="1" w:val="04A0"/>
+        <w:tblBorders>
+          <w:top w:val="single" w:sz="4" w:color="000000"/>
+          <w:left w:val="single" w:sz="4" w:color="000000"/>
+          <w:bottom w:val="single" w:sz="4" w:color="000000"/>
+          <w:right w:val="single" w:sz="4" w:color="000000"/>
+          <w:insideH w:val="single" w:sz="4" w:color="000000"/>
+          <w:insideV w:val="single" w:sz="4" w:color="000000"/>
+        </w:tblBorders>
+      </w:tblPr>
+      <w:tblGrid>
+        <w:gridCol w:w="1944"/>
+        <w:gridCol w:w="1440"/>
+        <w:gridCol w:w="2304"/>
+        <w:gridCol w:w="2304"/>
+        <w:gridCol w:w="2376"/>
+      </w:tblGrid>
+      <w:tr>
+        <w:trPr>
+          <w:tblHeader/>
+          <w:cantSplit/>
+        </w:trPr>
+        <w:tc>
+          <w:tcPr>
+            <w:tcW w:type="dxa" w:w="1944"/>
+            <w:vAlign w:val="center"/>
+            <w:tcMar>
+              <w:top w:w="70" w:type="dxa"/>
+              <w:left w:w="70" w:type="dxa"/>
+              <w:bottom w:w="70" w:type="dxa"/>
+              <w:right w:w="70" w:type="dxa"/>
+            </w:tcMar>
+          </w:tcPr>
+          <w:p>
+            <w:pPr>
+              <w:spacing w:after="40" w:before="40"/>
+              <w:jc w:val="left"/>
+            </w:pPr>
+            <w:r>
+              <w:rPr>
+                <w:rFonts w:ascii="Arial" w:hAnsi="Arial"/>
+                <w:b/>
+                <w:color w:val="000000"/>
+                <w:sz w:val="20"/>
+              </w:rPr>
+              <w:t>Absolute angle degrees</w:t>
+            </w:r>
+          </w:p>
+        </w:tc>
+        <w:tc>
+          <w:tcPr>
+            <w:tcW w:type="dxa" w:w="1440"/>
+            <w:vAlign w:val="center"/>
+            <w:tcMar>
+              <w:top w:w="70" w:type="dxa"/>
+              <w:left w:w="70" w:type="dxa"/>
+              <w:bottom w:w="70" w:type="dxa"/>
+              <w:right w:w="70" w:type="dxa"/>
+            </w:tcMar>
+          </w:tcPr>
+          <w:p>
+            <w:pPr>
+              <w:spacing w:after="40" w:before="40"/>
+              <w:jc w:val="center"/>
+            </w:pPr>
+            <w:r>
+              <w:rPr>
+                <w:rFonts w:ascii="Arial" w:hAnsi="Arial"/>
+                <w:b/>
+                <w:color w:val="000000"/>
+                <w:sz w:val="20"/>
+              </w:rPr>
+              <w:t>Printed images</w:t>
+            </w:r>
+          </w:p>
+        </w:tc>
+        <w:tc>
+          <w:tcPr>
+            <w:tcW w:type="dxa" w:w="2304"/>
+            <w:vAlign w:val="center"/>
+            <w:tcMar>
+              <w:top w:w="70" w:type="dxa"/>
+              <w:left w:w="70" w:type="dxa"/>
+              <w:bottom w:w="70" w:type="dxa"/>
+              <w:right w:w="70" w:type="dxa"/>
+            </w:tcMar>
+          </w:tcPr>
+          <w:p>
+            <w:pPr>
+              <w:spacing w:after="40" w:before="40"/>
+              <w:jc w:val="center"/>
+            </w:pPr>
+            <w:r>
+              <w:rPr>
+                <w:rFonts w:ascii="Arial" w:hAnsi="Arial"/>
+                <w:b/>
+                <w:color w:val="000000"/>
+                <w:sz w:val="20"/>
+              </w:rPr>
+              <w:t>Original print accuracy</w:t>
+            </w:r>
+          </w:p>
+        </w:tc>
+        <w:tc>
+          <w:tcPr>
+            <w:tcW w:type="dxa" w:w="2304"/>
+            <w:vAlign w:val="center"/>
+            <w:tcMar>
+              <w:top w:w="70" w:type="dxa"/>
+              <w:left w:w="70" w:type="dxa"/>
+              <w:bottom w:w="70" w:type="dxa"/>
+              <w:right w:w="70" w:type="dxa"/>
+            </w:tcMar>
+          </w:tcPr>
+          <w:p>
+            <w:pPr>
+              <w:spacing w:after="40" w:before="40"/>
+              <w:jc w:val="center"/>
+            </w:pPr>
+            <w:r>
+              <w:rPr>
+                <w:rFonts w:ascii="Arial" w:hAnsi="Arial"/>
+                <w:b/>
+                <w:color w:val="000000"/>
+                <w:sz w:val="20"/>
+              </w:rPr>
+              <w:t>Rotated print accuracy</w:t>
+            </w:r>
+          </w:p>
+        </w:tc>
+        <w:tc>
+          <w:tcPr>
+            <w:tcW w:type="dxa" w:w="2376"/>
+            <w:vAlign w:val="center"/>
+            <w:tcMar>
+              <w:top w:w="70" w:type="dxa"/>
+              <w:left w:w="70" w:type="dxa"/>
+              <w:bottom w:w="70" w:type="dxa"/>
+              <w:right w:w="70" w:type="dxa"/>
+            </w:tcMar>
+          </w:tcPr>
+          <w:p>
+            <w:pPr>
+              <w:spacing w:after="40" w:before="40"/>
+              <w:jc w:val="center"/>
+            </w:pPr>
+            <w:r>
+              <w:rPr>
+                <w:rFonts w:ascii="Arial" w:hAnsi="Arial"/>
+                <w:b/>
+                <w:color w:val="000000"/>
+                <w:sz w:val="20"/>
+              </w:rPr>
+              <w:t>Rotated hand accuracy</w:t>
+            </w:r>
+          </w:p>
+        </w:tc>
+      </w:tr>
+      <w:tr>
+        <w:trPr>
+          <w:cantSplit/>
+        </w:trPr>
+        <w:tc>
+          <w:tcPr>
+            <w:tcW w:type="dxa" w:w="1944"/>
+            <w:vAlign w:val="center"/>
+            <w:tcMar>
+              <w:top w:w="70" w:type="dxa"/>
+              <w:left w:w="70" w:type="dxa"/>
+              <w:bottom w:w="70" w:type="dxa"/>
+              <w:right w:w="70" w:type="dxa"/>
+            </w:tcMar>
+          </w:tcPr>
+          <w:p>
+            <w:pPr>
+              <w:spacing w:after="40" w:before="40"/>
+              <w:jc w:val="left"/>
+            </w:pPr>
+            <w:r>
+              <w:rPr>
+                <w:rFonts w:ascii="Arial" w:hAnsi="Arial"/>
+                <w:b w:val="0"/>
+                <w:color w:val="000000"/>
+                <w:sz w:val="20"/>
+              </w:rPr>
+              <w:t>5 to 10</w:t>
+            </w:r>
+          </w:p>
+        </w:tc>
+        <w:tc>
+          <w:tcPr>
+            <w:tcW w:type="dxa" w:w="1440"/>
+            <w:vAlign w:val="center"/>
+            <w:tcMar>
+              <w:top w:w="70" w:type="dxa"/>
+              <w:left w:w="70" w:type="dxa"/>
+              <w:bottom w:w="70" w:type="dxa"/>
+              <w:right w:w="70" w:type="dxa"/>
+            </w:tcMar>
+          </w:tcPr>
+          <w:p>
+            <w:pPr>
+              <w:spacing w:after="40" w:before="40"/>
+              <w:jc w:val="center"/>
+            </w:pPr>
+            <w:r>
+              <w:rPr>
+                <w:rFonts w:ascii="Arial" w:hAnsi="Arial"/>
+                <w:b w:val="0"/>
+                <w:color w:val="000000"/>
+                <w:sz w:val="20"/>
+              </w:rPr>
+              <w:t>735</w:t>
+            </w:r>
+          </w:p>
+        </w:tc>
+        <w:tc>
+          <w:tcPr>
+            <w:tcW w:type="dxa" w:w="2304"/>
+            <w:vAlign w:val="center"/>
+            <w:tcMar>
+              <w:top w:w="70" w:type="dxa"/>
+              <w:left w:w="70" w:type="dxa"/>
+              <w:bottom w:w="70" w:type="dxa"/>
+              <w:right w:w="70" w:type="dxa"/>
+            </w:tcMar>
+          </w:tcPr>
+          <w:p>
+            <w:pPr>
+              <w:spacing w:after="40" w:before="40"/>
+              <w:jc w:val="center"/>
+            </w:pPr>
+            <w:r>
+              <w:rPr>
+                <w:rFonts w:ascii="Arial" w:hAnsi="Arial"/>
+                <w:b w:val="0"/>
+                <w:color w:val="000000"/>
+                <w:sz w:val="20"/>
+              </w:rPr>
+              <w:t>69.80%</w:t>
+            </w:r>
+          </w:p>
+        </w:tc>
+        <w:tc>
+          <w:tcPr>
+            <w:tcW w:type="dxa" w:w="2304"/>
+            <w:vAlign w:val="center"/>
+            <w:tcMar>
+              <w:top w:w="70" w:type="dxa"/>
+              <w:left w:w="70" w:type="dxa"/>
+              <w:bottom w:w="70" w:type="dxa"/>
+              <w:right w:w="70" w:type="dxa"/>
+            </w:tcMar>
+          </w:tcPr>
+          <w:p>
+            <w:pPr>
+              <w:spacing w:after="40" w:before="40"/>
+              <w:jc w:val="center"/>
+            </w:pPr>
+            <w:r>
+              <w:rPr>
+                <w:rFonts w:ascii="Arial" w:hAnsi="Arial"/>
+                <w:b w:val="0"/>
+                <w:color w:val="000000"/>
+                <w:sz w:val="20"/>
+              </w:rPr>
+              <w:t>73.33%</w:t>
+            </w:r>
+          </w:p>
+        </w:tc>
+        <w:tc>
+          <w:tcPr>
+            <w:tcW w:type="dxa" w:w="2376"/>
+            <w:vAlign w:val="center"/>
+            <w:tcMar>
+              <w:top w:w="70" w:type="dxa"/>
+              <w:left w:w="70" w:type="dxa"/>
+              <w:bottom w:w="70" w:type="dxa"/>
+              <w:right w:w="70" w:type="dxa"/>
+            </w:tcMar>
+          </w:tcPr>
+          <w:p>
+            <w:pPr>
+              <w:spacing w:after="40" w:before="40"/>
+              <w:jc w:val="center"/>
+            </w:pPr>
+            <w:r>
+              <w:rPr>
+                <w:rFonts w:ascii="Arial" w:hAnsi="Arial"/>
+                <w:b w:val="0"/>
+                <w:color w:val="000000"/>
+                <w:sz w:val="20"/>
+              </w:rPr>
+              <w:t>7.52%</w:t>
+            </w:r>
+          </w:p>
+        </w:tc>
+      </w:tr>
+      <w:tr>
+        <w:trPr>
+          <w:cantSplit/>
+        </w:trPr>
+        <w:tc>
+          <w:tcPr>
+            <w:tcW w:type="dxa" w:w="1944"/>
+            <w:vAlign w:val="center"/>
+            <w:tcMar>
+              <w:top w:w="70" w:type="dxa"/>
+              <w:left w:w="70" w:type="dxa"/>
+              <w:bottom w:w="70" w:type="dxa"/>
+              <w:right w:w="70" w:type="dxa"/>
+            </w:tcMar>
+          </w:tcPr>
+          <w:p>
+            <w:pPr>
+              <w:spacing w:after="40" w:before="40"/>
+              <w:jc w:val="left"/>
+            </w:pPr>
+            <w:r>
+              <w:rPr>
+                <w:rFonts w:ascii="Arial" w:hAnsi="Arial"/>
+                <w:b w:val="0"/>
+                <w:color w:val="000000"/>
+                <w:sz w:val="20"/>
+              </w:rPr>
+              <w:t>&gt;10 to 15</w:t>
+            </w:r>
+          </w:p>
+        </w:tc>
+        <w:tc>
+          <w:tcPr>
+            <w:tcW w:type="dxa" w:w="1440"/>
+            <w:vAlign w:val="center"/>
+            <w:tcMar>
+              <w:top w:w="70" w:type="dxa"/>
+              <w:left w:w="70" w:type="dxa"/>
+              <w:bottom w:w="70" w:type="dxa"/>
+              <w:right w:w="70" w:type="dxa"/>
+            </w:tcMar>
+          </w:tcPr>
+          <w:p>
+            <w:pPr>
+              <w:spacing w:after="40" w:before="40"/>
+              <w:jc w:val="center"/>
+            </w:pPr>
+            <w:r>
+              <w:rPr>
+                <w:rFonts w:ascii="Arial" w:hAnsi="Arial"/>
+                <w:b w:val="0"/>
+                <w:color w:val="000000"/>
+                <w:sz w:val="20"/>
+              </w:rPr>
+              <w:t>719</w:t>
+            </w:r>
+          </w:p>
+        </w:tc>
+        <w:tc>
+          <w:tcPr>
+            <w:tcW w:type="dxa" w:w="2304"/>
+            <w:vAlign w:val="center"/>
+            <w:tcMar>
+              <w:top w:w="70" w:type="dxa"/>
+              <w:left w:w="70" w:type="dxa"/>
+              <w:bottom w:w="70" w:type="dxa"/>
+              <w:right w:w="70" w:type="dxa"/>
+            </w:tcMar>
+          </w:tcPr>
+          <w:p>
+            <w:pPr>
+              <w:spacing w:after="40" w:before="40"/>
+              <w:jc w:val="center"/>
+            </w:pPr>
+            <w:r>
+              <w:rPr>
+                <w:rFonts w:ascii="Arial" w:hAnsi="Arial"/>
+                <w:b w:val="0"/>
+                <w:color w:val="000000"/>
+                <w:sz w:val="20"/>
+              </w:rPr>
+              <w:t>68.71%</w:t>
+            </w:r>
+          </w:p>
+        </w:tc>
+        <w:tc>
+          <w:tcPr>
+            <w:tcW w:type="dxa" w:w="2304"/>
+            <w:vAlign w:val="center"/>
+            <w:tcMar>
+              <w:top w:w="70" w:type="dxa"/>
+              <w:left w:w="70" w:type="dxa"/>
+              <w:bottom w:w="70" w:type="dxa"/>
+              <w:right w:w="70" w:type="dxa"/>
+            </w:tcMar>
+          </w:tcPr>
+          <w:p>
+            <w:pPr>
+              <w:spacing w:after="40" w:before="40"/>
+              <w:jc w:val="center"/>
+            </w:pPr>
+            <w:r>
+              <w:rPr>
+                <w:rFonts w:ascii="Arial" w:hAnsi="Arial"/>
+                <w:b w:val="0"/>
+                <w:color w:val="000000"/>
+                <w:sz w:val="20"/>
+              </w:rPr>
+              <w:t>70.10%</w:t>
+            </w:r>
+          </w:p>
+        </w:tc>
+        <w:tc>
+          <w:tcPr>
+            <w:tcW w:type="dxa" w:w="2376"/>
+            <w:vAlign w:val="center"/>
+            <w:tcMar>
+              <w:top w:w="70" w:type="dxa"/>
+              <w:left w:w="70" w:type="dxa"/>
+              <w:bottom w:w="70" w:type="dxa"/>
+              <w:right w:w="70" w:type="dxa"/>
+            </w:tcMar>
+          </w:tcPr>
+          <w:p>
+            <w:pPr>
+              <w:spacing w:after="40" w:before="40"/>
+              <w:jc w:val="center"/>
+            </w:pPr>
+            <w:r>
+              <w:rPr>
+                <w:rFonts w:ascii="Arial" w:hAnsi="Arial"/>
+                <w:b w:val="0"/>
+                <w:color w:val="000000"/>
+                <w:sz w:val="20"/>
+              </w:rPr>
+              <w:t>8.79%</w:t>
+            </w:r>
+          </w:p>
+        </w:tc>
+      </w:tr>
+      <w:tr>
+        <w:trPr>
+          <w:cantSplit/>
+        </w:trPr>
+        <w:tc>
+          <w:tcPr>
+            <w:tcW w:type="dxa" w:w="1944"/>
+            <w:vAlign w:val="center"/>
+            <w:tcMar>
+              <w:top w:w="70" w:type="dxa"/>
+              <w:left w:w="70" w:type="dxa"/>
+              <w:bottom w:w="70" w:type="dxa"/>
+              <w:right w:w="70" w:type="dxa"/>
+            </w:tcMar>
+          </w:tcPr>
+          <w:p>
+            <w:pPr>
+              <w:spacing w:after="40" w:before="40"/>
+              <w:jc w:val="left"/>
+            </w:pPr>
+            <w:r>
+              <w:rPr>
+                <w:rFonts w:ascii="Arial" w:hAnsi="Arial"/>
+                <w:b w:val="0"/>
+                <w:color w:val="000000"/>
+                <w:sz w:val="20"/>
+              </w:rPr>
+              <w:t>&gt;15 to 20</w:t>
+            </w:r>
+          </w:p>
+        </w:tc>
+        <w:tc>
+          <w:tcPr>
+            <w:tcW w:type="dxa" w:w="1440"/>
+            <w:vAlign w:val="center"/>
+            <w:tcMar>
+              <w:top w:w="70" w:type="dxa"/>
+              <w:left w:w="70" w:type="dxa"/>
+              <w:bottom w:w="70" w:type="dxa"/>
+              <w:right w:w="70" w:type="dxa"/>
+            </w:tcMar>
+          </w:tcPr>
+          <w:p>
+            <w:pPr>
+              <w:spacing w:after="40" w:before="40"/>
+              <w:jc w:val="center"/>
+            </w:pPr>
+            <w:r>
+              <w:rPr>
+                <w:rFonts w:ascii="Arial" w:hAnsi="Arial"/>
+                <w:b w:val="0"/>
+                <w:color w:val="000000"/>
+                <w:sz w:val="20"/>
+              </w:rPr>
+              <w:t>732</w:t>
+            </w:r>
+          </w:p>
+        </w:tc>
+        <w:tc>
+          <w:tcPr>
+            <w:tcW w:type="dxa" w:w="2304"/>
+            <w:vAlign w:val="center"/>
+            <w:tcMar>
+              <w:top w:w="70" w:type="dxa"/>
+              <w:left w:w="70" w:type="dxa"/>
+              <w:bottom w:w="70" w:type="dxa"/>
+              <w:right w:w="70" w:type="dxa"/>
+            </w:tcMar>
+          </w:tcPr>
+          <w:p>
+            <w:pPr>
+              <w:spacing w:after="40" w:before="40"/>
+              <w:jc w:val="center"/>
+            </w:pPr>
+            <w:r>
+              <w:rPr>
+                <w:rFonts w:ascii="Arial" w:hAnsi="Arial"/>
+                <w:b w:val="0"/>
+                <w:color w:val="000000"/>
+                <w:sz w:val="20"/>
+              </w:rPr>
+              <w:t>69.81%</w:t>
+            </w:r>
+          </w:p>
+        </w:tc>
+        <w:tc>
+          <w:tcPr>
+            <w:tcW w:type="dxa" w:w="2304"/>
+            <w:vAlign w:val="center"/>
+            <w:tcMar>
+              <w:top w:w="70" w:type="dxa"/>
+              <w:left w:w="70" w:type="dxa"/>
+              <w:bottom w:w="70" w:type="dxa"/>
+              <w:right w:w="70" w:type="dxa"/>
+            </w:tcMar>
+          </w:tcPr>
+          <w:p>
+            <w:pPr>
+              <w:spacing w:after="40" w:before="40"/>
+              <w:jc w:val="center"/>
+            </w:pPr>
+            <w:r>
+              <w:rPr>
+                <w:rFonts w:ascii="Arial" w:hAnsi="Arial"/>
+                <w:b w:val="0"/>
+                <w:color w:val="000000"/>
+                <w:sz w:val="20"/>
+              </w:rPr>
+              <w:t>66.94%</w:t>
+            </w:r>
+          </w:p>
+        </w:tc>
+        <w:tc>
+          <w:tcPr>
+            <w:tcW w:type="dxa" w:w="2376"/>
+            <w:vAlign w:val="center"/>
+            <w:tcMar>
+              <w:top w:w="70" w:type="dxa"/>
+              <w:left w:w="70" w:type="dxa"/>
+              <w:bottom w:w="70" w:type="dxa"/>
+              <w:right w:w="70" w:type="dxa"/>
+            </w:tcMar>
+          </w:tcPr>
+          <w:p>
+            <w:pPr>
+              <w:spacing w:after="40" w:before="40"/>
+              <w:jc w:val="center"/>
+            </w:pPr>
+            <w:r>
+              <w:rPr>
+                <w:rFonts w:ascii="Arial" w:hAnsi="Arial"/>
+                <w:b w:val="0"/>
+                <w:color w:val="000000"/>
+                <w:sz w:val="20"/>
+              </w:rPr>
+              <w:t>7.91%</w:t>
+            </w:r>
+          </w:p>
+        </w:tc>
+      </w:tr>
+      <w:tr>
+        <w:trPr>
+          <w:cantSplit/>
+        </w:trPr>
+        <w:tc>
+          <w:tcPr>
+            <w:tcW w:type="dxa" w:w="1944"/>
+            <w:vAlign w:val="center"/>
+            <w:tcMar>
+              <w:top w:w="70" w:type="dxa"/>
+              <w:left w:w="70" w:type="dxa"/>
+              <w:bottom w:w="70" w:type="dxa"/>
+              <w:right w:w="70" w:type="dxa"/>
+            </w:tcMar>
+          </w:tcPr>
+          <w:p>
+            <w:pPr>
+              <w:spacing w:after="40" w:before="40"/>
+              <w:jc w:val="left"/>
+            </w:pPr>
+            <w:r>
+              <w:rPr>
+                <w:rFonts w:ascii="Arial" w:hAnsi="Arial"/>
+                <w:b w:val="0"/>
+                <w:color w:val="000000"/>
+                <w:sz w:val="20"/>
+              </w:rPr>
+              <w:t>&gt;20 to 25</w:t>
+            </w:r>
+          </w:p>
+        </w:tc>
+        <w:tc>
+          <w:tcPr>
+            <w:tcW w:type="dxa" w:w="1440"/>
+            <w:vAlign w:val="center"/>
+            <w:tcMar>
+              <w:top w:w="70" w:type="dxa"/>
+              <w:left w:w="70" w:type="dxa"/>
+              <w:bottom w:w="70" w:type="dxa"/>
+              <w:right w:w="70" w:type="dxa"/>
+            </w:tcMar>
+          </w:tcPr>
+          <w:p>
+            <w:pPr>
+              <w:spacing w:after="40" w:before="40"/>
+              <w:jc w:val="center"/>
+            </w:pPr>
+            <w:r>
+              <w:rPr>
+                <w:rFonts w:ascii="Arial" w:hAnsi="Arial"/>
+                <w:b w:val="0"/>
+                <w:color w:val="000000"/>
+                <w:sz w:val="20"/>
+              </w:rPr>
+              <w:t>721</w:t>
+            </w:r>
+          </w:p>
+        </w:tc>
+        <w:tc>
+          <w:tcPr>
+            <w:tcW w:type="dxa" w:w="2304"/>
+            <w:vAlign w:val="center"/>
+            <w:tcMar>
+              <w:top w:w="70" w:type="dxa"/>
+              <w:left w:w="70" w:type="dxa"/>
+              <w:bottom w:w="70" w:type="dxa"/>
+              <w:right w:w="70" w:type="dxa"/>
+            </w:tcMar>
+          </w:tcPr>
+          <w:p>
+            <w:pPr>
+              <w:spacing w:after="40" w:before="40"/>
+              <w:jc w:val="center"/>
+            </w:pPr>
+            <w:r>
+              <w:rPr>
+                <w:rFonts w:ascii="Arial" w:hAnsi="Arial"/>
+                <w:b w:val="0"/>
+                <w:color w:val="000000"/>
+                <w:sz w:val="20"/>
+              </w:rPr>
+              <w:t>69.63%</w:t>
+            </w:r>
+          </w:p>
+        </w:tc>
+        <w:tc>
+          <w:tcPr>
+            <w:tcW w:type="dxa" w:w="2304"/>
+            <w:vAlign w:val="center"/>
+            <w:tcMar>
+              <w:top w:w="70" w:type="dxa"/>
+              <w:left w:w="70" w:type="dxa"/>
+              <w:bottom w:w="70" w:type="dxa"/>
+              <w:right w:w="70" w:type="dxa"/>
+            </w:tcMar>
+          </w:tcPr>
+          <w:p>
+            <w:pPr>
+              <w:spacing w:after="40" w:before="40"/>
+              <w:jc w:val="center"/>
+            </w:pPr>
+            <w:r>
+              <w:rPr>
+                <w:rFonts w:ascii="Arial" w:hAnsi="Arial"/>
+                <w:b w:val="0"/>
+                <w:color w:val="000000"/>
+                <w:sz w:val="20"/>
+              </w:rPr>
+              <w:t>56.31%</w:t>
+            </w:r>
+          </w:p>
+        </w:tc>
+        <w:tc>
+          <w:tcPr>
+            <w:tcW w:type="dxa" w:w="2376"/>
+            <w:vAlign w:val="center"/>
+            <w:tcMar>
+              <w:top w:w="70" w:type="dxa"/>
+              <w:left w:w="70" w:type="dxa"/>
+              <w:bottom w:w="70" w:type="dxa"/>
+              <w:right w:w="70" w:type="dxa"/>
+            </w:tcMar>
+          </w:tcPr>
+          <w:p>
+            <w:pPr>
+              <w:spacing w:after="40" w:before="40"/>
+              <w:jc w:val="center"/>
+            </w:pPr>
+            <w:r>
+              <w:rPr>
+                <w:rFonts w:ascii="Arial" w:hAnsi="Arial"/>
+                <w:b w:val="0"/>
+                <w:color w:val="000000"/>
+                <w:sz w:val="20"/>
+              </w:rPr>
+              <w:t>5.69%</w:t>
+            </w:r>
+          </w:p>
+        </w:tc>
+      </w:tr>
+      <w:tr>
+        <w:trPr>
+          <w:cantSplit/>
+        </w:trPr>
+        <w:tc>
+          <w:tcPr>
+            <w:tcW w:type="dxa" w:w="1944"/>
+            <w:vAlign w:val="center"/>
+            <w:tcMar>
+              <w:top w:w="70" w:type="dxa"/>
+              <w:left w:w="70" w:type="dxa"/>
+              <w:bottom w:w="70" w:type="dxa"/>
+              <w:right w:w="70" w:type="dxa"/>
+            </w:tcMar>
+          </w:tcPr>
+          <w:p>
+            <w:pPr>
+              <w:spacing w:after="40" w:before="40"/>
+              <w:jc w:val="left"/>
+            </w:pPr>
+            <w:r>
+              <w:rPr>
+                <w:rFonts w:ascii="Arial" w:hAnsi="Arial"/>
+                <w:b w:val="0"/>
+                <w:color w:val="000000"/>
+                <w:sz w:val="20"/>
+              </w:rPr>
+              <w:t>&gt;25 to 30</w:t>
+            </w:r>
+          </w:p>
+        </w:tc>
+        <w:tc>
+          <w:tcPr>
+            <w:tcW w:type="dxa" w:w="1440"/>
+            <w:vAlign w:val="center"/>
+            <w:tcMar>
+              <w:top w:w="70" w:type="dxa"/>
+              <w:left w:w="70" w:type="dxa"/>
+              <w:bottom w:w="70" w:type="dxa"/>
+              <w:right w:w="70" w:type="dxa"/>
+            </w:tcMar>
+          </w:tcPr>
+          <w:p>
+            <w:pPr>
+              <w:spacing w:after="40" w:before="40"/>
+              <w:jc w:val="center"/>
+            </w:pPr>
+            <w:r>
+              <w:rPr>
+                <w:rFonts w:ascii="Arial" w:hAnsi="Arial"/>
+                <w:b w:val="0"/>
+                <w:color w:val="000000"/>
+                <w:sz w:val="20"/>
+              </w:rPr>
+              <w:t>706</w:t>
+            </w:r>
+          </w:p>
+        </w:tc>
+        <w:tc>
+          <w:tcPr>
+            <w:tcW w:type="dxa" w:w="2304"/>
+            <w:vAlign w:val="center"/>
+            <w:tcMar>
+              <w:top w:w="70" w:type="dxa"/>
+              <w:left w:w="70" w:type="dxa"/>
+              <w:bottom w:w="70" w:type="dxa"/>
+              <w:right w:w="70" w:type="dxa"/>
+            </w:tcMar>
+          </w:tcPr>
+          <w:p>
+            <w:pPr>
+              <w:spacing w:after="40" w:before="40"/>
+              <w:jc w:val="center"/>
+            </w:pPr>
+            <w:r>
+              <w:rPr>
+                <w:rFonts w:ascii="Arial" w:hAnsi="Arial"/>
+                <w:b w:val="0"/>
+                <w:color w:val="000000"/>
+                <w:sz w:val="20"/>
+              </w:rPr>
+              <w:t>68.27%</w:t>
+            </w:r>
+          </w:p>
+        </w:tc>
+        <w:tc>
+          <w:tcPr>
+            <w:tcW w:type="dxa" w:w="2304"/>
+            <w:vAlign w:val="center"/>
+            <w:tcMar>
+              <w:top w:w="70" w:type="dxa"/>
+              <w:left w:w="70" w:type="dxa"/>
+              <w:bottom w:w="70" w:type="dxa"/>
+              <w:right w:w="70" w:type="dxa"/>
+            </w:tcMar>
+          </w:tcPr>
+          <w:p>
+            <w:pPr>
+              <w:spacing w:after="40" w:before="40"/>
+              <w:jc w:val="center"/>
+            </w:pPr>
+            <w:r>
+              <w:rPr>
+                <w:rFonts w:ascii="Arial" w:hAnsi="Arial"/>
+                <w:b w:val="0"/>
+                <w:color w:val="000000"/>
+                <w:sz w:val="20"/>
+              </w:rPr>
+              <w:t>39.66%</w:t>
+            </w:r>
+          </w:p>
+        </w:tc>
+        <w:tc>
+          <w:tcPr>
+            <w:tcW w:type="dxa" w:w="2376"/>
+            <w:vAlign w:val="center"/>
+            <w:tcMar>
+              <w:top w:w="70" w:type="dxa"/>
+              <w:left w:w="70" w:type="dxa"/>
+              <w:bottom w:w="70" w:type="dxa"/>
+              <w:right w:w="70" w:type="dxa"/>
+            </w:tcMar>
+          </w:tcPr>
+          <w:p>
+            <w:pPr>
+              <w:spacing w:after="40" w:before="40"/>
+              <w:jc w:val="center"/>
+            </w:pPr>
+            <w:r>
+              <w:rPr>
+                <w:rFonts w:ascii="Arial" w:hAnsi="Arial"/>
+                <w:b w:val="0"/>
+                <w:color w:val="000000"/>
+                <w:sz w:val="20"/>
+              </w:rPr>
+              <w:t>3.07%</w:t>
+            </w:r>
+          </w:p>
+        </w:tc>
+      </w:tr>
+      <w:tr>
+        <w:trPr>
+          <w:cantSplit/>
+        </w:trPr>
+        <w:tc>
+          <w:tcPr>
+            <w:tcW w:type="dxa" w:w="1944"/>
+            <w:vAlign w:val="center"/>
+            <w:tcMar>
+              <w:top w:w="70" w:type="dxa"/>
+              <w:left w:w="70" w:type="dxa"/>
+              <w:bottom w:w="70" w:type="dxa"/>
+              <w:right w:w="70" w:type="dxa"/>
+            </w:tcMar>
+          </w:tcPr>
+          <w:p>
+            <w:pPr>
+              <w:spacing w:after="40" w:before="40"/>
+              <w:jc w:val="left"/>
+            </w:pPr>
+            <w:r>
+              <w:rPr>
+                <w:rFonts w:ascii="Arial" w:hAnsi="Arial"/>
+                <w:b w:val="0"/>
+                <w:color w:val="000000"/>
+                <w:sz w:val="20"/>
+              </w:rPr>
+              <w:t>&gt;30 to 35</w:t>
+            </w:r>
+          </w:p>
+        </w:tc>
+        <w:tc>
+          <w:tcPr>
+            <w:tcW w:type="dxa" w:w="1440"/>
+            <w:vAlign w:val="center"/>
+            <w:tcMar>
+              <w:top w:w="70" w:type="dxa"/>
+              <w:left w:w="70" w:type="dxa"/>
+              <w:bottom w:w="70" w:type="dxa"/>
+              <w:right w:w="70" w:type="dxa"/>
+            </w:tcMar>
+          </w:tcPr>
+          <w:p>
+            <w:pPr>
+              <w:spacing w:after="40" w:before="40"/>
+              <w:jc w:val="center"/>
+            </w:pPr>
+            <w:r>
+              <w:rPr>
+                <w:rFonts w:ascii="Arial" w:hAnsi="Arial"/>
+                <w:b w:val="0"/>
+                <w:color w:val="000000"/>
+                <w:sz w:val="20"/>
+              </w:rPr>
+              <w:t>682</w:t>
+            </w:r>
+          </w:p>
+        </w:tc>
+        <w:tc>
+          <w:tcPr>
+            <w:tcW w:type="dxa" w:w="2304"/>
+            <w:vAlign w:val="center"/>
+            <w:tcMar>
+              <w:top w:w="70" w:type="dxa"/>
+              <w:left w:w="70" w:type="dxa"/>
+              <w:bottom w:w="70" w:type="dxa"/>
+              <w:right w:w="70" w:type="dxa"/>
+            </w:tcMar>
+          </w:tcPr>
+          <w:p>
+            <w:pPr>
+              <w:spacing w:after="40" w:before="40"/>
+              <w:jc w:val="center"/>
+            </w:pPr>
+            <w:r>
+              <w:rPr>
+                <w:rFonts w:ascii="Arial" w:hAnsi="Arial"/>
+                <w:b w:val="0"/>
+                <w:color w:val="000000"/>
+                <w:sz w:val="20"/>
+              </w:rPr>
+              <w:t>68.77%</w:t>
+            </w:r>
+          </w:p>
+        </w:tc>
+        <w:tc>
+          <w:tcPr>
+            <w:tcW w:type="dxa" w:w="2304"/>
+            <w:vAlign w:val="center"/>
+            <w:tcMar>
+              <w:top w:w="70" w:type="dxa"/>
+              <w:left w:w="70" w:type="dxa"/>
+              <w:bottom w:w="70" w:type="dxa"/>
+              <w:right w:w="70" w:type="dxa"/>
+            </w:tcMar>
+          </w:tcPr>
+          <w:p>
+            <w:pPr>
+              <w:spacing w:after="40" w:before="40"/>
+              <w:jc w:val="center"/>
+            </w:pPr>
+            <w:r>
+              <w:rPr>
+                <w:rFonts w:ascii="Arial" w:hAnsi="Arial"/>
+                <w:b w:val="0"/>
+                <w:color w:val="000000"/>
+                <w:sz w:val="20"/>
+              </w:rPr>
+              <w:t>26.39%</w:t>
+            </w:r>
+          </w:p>
+        </w:tc>
+        <w:tc>
+          <w:tcPr>
+            <w:tcW w:type="dxa" w:w="2376"/>
+            <w:vAlign w:val="center"/>
+            <w:tcMar>
+              <w:top w:w="70" w:type="dxa"/>
+              <w:left w:w="70" w:type="dxa"/>
+              <w:bottom w:w="70" w:type="dxa"/>
+              <w:right w:w="70" w:type="dxa"/>
+            </w:tcMar>
+          </w:tcPr>
+          <w:p>
+            <w:pPr>
+              <w:spacing w:after="40" w:before="40"/>
+              <w:jc w:val="center"/>
+            </w:pPr>
+            <w:r>
+              <w:rPr>
+                <w:rFonts w:ascii="Arial" w:hAnsi="Arial"/>
+                <w:b w:val="0"/>
+                <w:color w:val="000000"/>
+                <w:sz w:val="20"/>
+              </w:rPr>
+              <w:t>1.80%</w:t>
+            </w:r>
+          </w:p>
+        </w:tc>
+      </w:tr>
+      <w:tr>
+        <w:trPr>
+          <w:cantSplit/>
+        </w:trPr>
+        <w:tc>
+          <w:tcPr>
+            <w:tcW w:type="dxa" w:w="1944"/>
+            <w:vAlign w:val="center"/>
+            <w:tcMar>
+              <w:top w:w="70" w:type="dxa"/>
+              <w:left w:w="70" w:type="dxa"/>
+              <w:bottom w:w="70" w:type="dxa"/>
+              <w:right w:w="70" w:type="dxa"/>
+            </w:tcMar>
+          </w:tcPr>
+          <w:p>
+            <w:pPr>
+              <w:spacing w:after="40" w:before="40"/>
+              <w:jc w:val="left"/>
+            </w:pPr>
+            <w:r>
+              <w:rPr>
+                <w:rFonts w:ascii="Arial" w:hAnsi="Arial"/>
+                <w:b w:val="0"/>
+                <w:color w:val="000000"/>
+                <w:sz w:val="20"/>
+              </w:rPr>
+              <w:t>&gt;35 to 40</w:t>
+            </w:r>
+          </w:p>
+        </w:tc>
+        <w:tc>
+          <w:tcPr>
+            <w:tcW w:type="dxa" w:w="1440"/>
+            <w:vAlign w:val="center"/>
+            <w:tcMar>
+              <w:top w:w="70" w:type="dxa"/>
+              <w:left w:w="70" w:type="dxa"/>
+              <w:bottom w:w="70" w:type="dxa"/>
+              <w:right w:w="70" w:type="dxa"/>
+            </w:tcMar>
+          </w:tcPr>
+          <w:p>
+            <w:pPr>
+              <w:spacing w:after="40" w:before="40"/>
+              <w:jc w:val="center"/>
+            </w:pPr>
+            <w:r>
+              <w:rPr>
+                <w:rFonts w:ascii="Arial" w:hAnsi="Arial"/>
+                <w:b w:val="0"/>
+                <w:color w:val="000000"/>
+                <w:sz w:val="20"/>
+              </w:rPr>
+              <w:t>729</w:t>
+            </w:r>
+          </w:p>
+        </w:tc>
+        <w:tc>
+          <w:tcPr>
+            <w:tcW w:type="dxa" w:w="2304"/>
+            <w:vAlign w:val="center"/>
+            <w:tcMar>
+              <w:top w:w="70" w:type="dxa"/>
+              <w:left w:w="70" w:type="dxa"/>
+              <w:bottom w:w="70" w:type="dxa"/>
+              <w:right w:w="70" w:type="dxa"/>
+            </w:tcMar>
+          </w:tcPr>
+          <w:p>
+            <w:pPr>
+              <w:spacing w:after="40" w:before="40"/>
+              <w:jc w:val="center"/>
+            </w:pPr>
+            <w:r>
+              <w:rPr>
+                <w:rFonts w:ascii="Arial" w:hAnsi="Arial"/>
+                <w:b w:val="0"/>
+                <w:color w:val="000000"/>
+                <w:sz w:val="20"/>
+              </w:rPr>
+              <w:t>71.06%</w:t>
+            </w:r>
+          </w:p>
+        </w:tc>
+        <w:tc>
+          <w:tcPr>
+            <w:tcW w:type="dxa" w:w="2304"/>
+            <w:vAlign w:val="center"/>
+            <w:tcMar>
+              <w:top w:w="70" w:type="dxa"/>
+              <w:left w:w="70" w:type="dxa"/>
+              <w:bottom w:w="70" w:type="dxa"/>
+              <w:right w:w="70" w:type="dxa"/>
+            </w:tcMar>
+          </w:tcPr>
+          <w:p>
+            <w:pPr>
+              <w:spacing w:after="40" w:before="40"/>
+              <w:jc w:val="center"/>
+            </w:pPr>
+            <w:r>
+              <w:rPr>
+                <w:rFonts w:ascii="Arial" w:hAnsi="Arial"/>
+                <w:b w:val="0"/>
+                <w:color w:val="000000"/>
+                <w:sz w:val="20"/>
+              </w:rPr>
+              <w:t>15.91%</w:t>
+            </w:r>
+          </w:p>
+        </w:tc>
+        <w:tc>
+          <w:tcPr>
+            <w:tcW w:type="dxa" w:w="2376"/>
+            <w:vAlign w:val="center"/>
+            <w:tcMar>
+              <w:top w:w="70" w:type="dxa"/>
+              <w:left w:w="70" w:type="dxa"/>
+              <w:bottom w:w="70" w:type="dxa"/>
+              <w:right w:w="70" w:type="dxa"/>
+            </w:tcMar>
+          </w:tcPr>
+          <w:p>
+            <w:pPr>
+              <w:spacing w:after="40" w:before="40"/>
+              <w:jc w:val="center"/>
+            </w:pPr>
+            <w:r>
+              <w:rPr>
+                <w:rFonts w:ascii="Arial" w:hAnsi="Arial"/>
+                <w:b w:val="0"/>
+                <w:color w:val="000000"/>
+                <w:sz w:val="20"/>
+              </w:rPr>
+              <w:t>0.77%</w:t>
+            </w:r>
+          </w:p>
+        </w:tc>
+      </w:tr>
+    </w:tbl>
+    <w:p>
+      <w:pPr>
+        <w:spacing w:after="0"/>
+      </w:pPr>
+    </w:p>
+    <w:p>
+      <w:r>
+        <w:t>Handwritten bands contain 4,016 to 4,169 images each. Above 20 degrees is an observed warning region for print, and above 30 degrees produces severe degradation. This is not a safe cutoff for every letter; some classes fail substantially earlier.</w:t>
+      </w:r>
+    </w:p>
+    <w:p>
+      <w:r>
+        <w:t>At 35 to 40 degrees, 65.29% of printed images were rejected for low confidence, while 8.50% received an accepted wrong prediction.</w:t>
+      </w:r>
+    </w:p>
+    <w:p>
+      <w:pPr>
+        <w:pStyle w:val="Heading1"/>
+      </w:pPr>
+      <w:r>
+        <w:t>Rotation direction</w:t>
+      </w:r>
+    </w:p>
+    <w:tbl>
+      <w:tblPr>
+        <w:tblW w:type="auto" w:w="0"/>
+        <w:jc w:val="center"/>
+        <w:tblLayout w:type="fixed"/>
+        <w:tblLook w:firstColumn="1" w:firstRow="1" w:lastColumn="0" w:lastRow="0" w:noHBand="0" w:noVBand="1" w:val="04A0"/>
+        <w:tblBorders>
+          <w:top w:val="single" w:sz="4" w:color="000000"/>
+          <w:left w:val="single" w:sz="4" w:color="000000"/>
+          <w:bottom w:val="single" w:sz="4" w:color="000000"/>
+          <w:right w:val="single" w:sz="4" w:color="000000"/>
+          <w:insideH w:val="single" w:sz="4" w:color="000000"/>
+          <w:insideV w:val="single" w:sz="4" w:color="000000"/>
+        </w:tblBorders>
+      </w:tblPr>
+      <w:tblGrid>
+        <w:gridCol w:w="3456"/>
+        <w:gridCol w:w="3456"/>
+        <w:gridCol w:w="3456"/>
+      </w:tblGrid>
+      <w:tr>
+        <w:trPr>
+          <w:tblHeader/>
+          <w:cantSplit/>
+        </w:trPr>
+        <w:tc>
+          <w:tcPr>
+            <w:tcW w:type="dxa" w:w="3456"/>
+            <w:vAlign w:val="center"/>
+            <w:tcMar>
+              <w:top w:w="70" w:type="dxa"/>
+              <w:left w:w="70" w:type="dxa"/>
+              <w:bottom w:w="70" w:type="dxa"/>
+              <w:right w:w="70" w:type="dxa"/>
+            </w:tcMar>
+          </w:tcPr>
+          <w:p>
+            <w:pPr>
+              <w:spacing w:after="40" w:before="40"/>
+              <w:jc w:val="left"/>
+            </w:pPr>
+            <w:r>
+              <w:rPr>
+                <w:rFonts w:ascii="Arial" w:hAnsi="Arial"/>
+                <w:b/>
+                <w:color w:val="000000"/>
+                <w:sz w:val="20"/>
+              </w:rPr>
+              <w:t>Dataset</w:t>
+            </w:r>
+          </w:p>
+        </w:tc>
+        <w:tc>
+          <w:tcPr>
+            <w:tcW w:type="dxa" w:w="3456"/>
+            <w:vAlign w:val="center"/>
+            <w:tcMar>
+              <w:top w:w="70" w:type="dxa"/>
+              <w:left w:w="70" w:type="dxa"/>
+              <w:bottom w:w="70" w:type="dxa"/>
+              <w:right w:w="70" w:type="dxa"/>
+            </w:tcMar>
+          </w:tcPr>
+          <w:p>
+            <w:pPr>
+              <w:spacing w:after="40" w:before="40"/>
+              <w:jc w:val="center"/>
+            </w:pPr>
+            <w:r>
+              <w:rPr>
+                <w:rFonts w:ascii="Arial" w:hAnsi="Arial"/>
+                <w:b/>
+                <w:color w:val="000000"/>
+                <w:sz w:val="20"/>
+              </w:rPr>
+              <w:t>Clockwise accuracy</w:t>
+            </w:r>
+          </w:p>
+        </w:tc>
+        <w:tc>
+          <w:tcPr>
+            <w:tcW w:type="dxa" w:w="3456"/>
+            <w:vAlign w:val="center"/>
+            <w:tcMar>
+              <w:top w:w="70" w:type="dxa"/>
+              <w:left w:w="70" w:type="dxa"/>
+              <w:bottom w:w="70" w:type="dxa"/>
+              <w:right w:w="70" w:type="dxa"/>
+            </w:tcMar>
+          </w:tcPr>
+          <w:p>
+            <w:pPr>
+              <w:spacing w:after="40" w:before="40"/>
+              <w:jc w:val="center"/>
+            </w:pPr>
+            <w:r>
+              <w:rPr>
+                <w:rFonts w:ascii="Arial" w:hAnsi="Arial"/>
+                <w:b/>
+                <w:color w:val="000000"/>
+                <w:sz w:val="20"/>
+              </w:rPr>
+              <w:t>Counterclockwise accuracy</w:t>
+            </w:r>
+          </w:p>
+        </w:tc>
+      </w:tr>
+      <w:tr>
+        <w:trPr>
+          <w:cantSplit/>
+        </w:trPr>
+        <w:tc>
+          <w:tcPr>
+            <w:tcW w:type="dxa" w:w="3456"/>
+            <w:vAlign w:val="center"/>
+            <w:tcMar>
+              <w:top w:w="70" w:type="dxa"/>
+              <w:left w:w="70" w:type="dxa"/>
+              <w:bottom w:w="70" w:type="dxa"/>
+              <w:right w:w="70" w:type="dxa"/>
+            </w:tcMar>
+          </w:tcPr>
+          <w:p>
+            <w:pPr>
+              <w:spacing w:after="40" w:before="40"/>
+              <w:jc w:val="left"/>
+            </w:pPr>
+            <w:r>
+              <w:rPr>
+                <w:rFonts w:ascii="Arial" w:hAnsi="Arial"/>
+                <w:b w:val="0"/>
+                <w:color w:val="000000"/>
+                <w:sz w:val="20"/>
+              </w:rPr>
+              <w:t>Printed</w:t>
+            </w:r>
+          </w:p>
+        </w:tc>
+        <w:tc>
+          <w:tcPr>
+            <w:tcW w:type="dxa" w:w="3456"/>
+            <w:vAlign w:val="center"/>
+            <w:tcMar>
+              <w:top w:w="70" w:type="dxa"/>
+              <w:left w:w="70" w:type="dxa"/>
+              <w:bottom w:w="70" w:type="dxa"/>
+              <w:right w:w="70" w:type="dxa"/>
+            </w:tcMar>
+          </w:tcPr>
+          <w:p>
+            <w:pPr>
+              <w:spacing w:after="40" w:before="40"/>
+              <w:jc w:val="center"/>
+            </w:pPr>
+            <w:r>
+              <w:rPr>
+                <w:rFonts w:ascii="Arial" w:hAnsi="Arial"/>
+                <w:b w:val="0"/>
+                <w:color w:val="000000"/>
+                <w:sz w:val="20"/>
+              </w:rPr>
+              <w:t>45.56%</w:t>
+            </w:r>
+          </w:p>
+        </w:tc>
+        <w:tc>
+          <w:tcPr>
+            <w:tcW w:type="dxa" w:w="3456"/>
+            <w:vAlign w:val="center"/>
+            <w:tcMar>
+              <w:top w:w="70" w:type="dxa"/>
+              <w:left w:w="70" w:type="dxa"/>
+              <w:bottom w:w="70" w:type="dxa"/>
+              <w:right w:w="70" w:type="dxa"/>
+            </w:tcMar>
+          </w:tcPr>
+          <w:p>
+            <w:pPr>
+              <w:spacing w:after="40" w:before="40"/>
+              <w:jc w:val="center"/>
+            </w:pPr>
+            <w:r>
+              <w:rPr>
+                <w:rFonts w:ascii="Arial" w:hAnsi="Arial"/>
+                <w:b w:val="0"/>
+                <w:color w:val="000000"/>
+                <w:sz w:val="20"/>
+              </w:rPr>
+              <w:t>54.55%</w:t>
+            </w:r>
+          </w:p>
+        </w:tc>
+      </w:tr>
+      <w:tr>
+        <w:trPr>
+          <w:cantSplit/>
+        </w:trPr>
+        <w:tc>
+          <w:tcPr>
+            <w:tcW w:type="dxa" w:w="3456"/>
+            <w:vAlign w:val="center"/>
+            <w:tcMar>
+              <w:top w:w="70" w:type="dxa"/>
+              <w:left w:w="70" w:type="dxa"/>
+              <w:bottom w:w="70" w:type="dxa"/>
+              <w:right w:w="70" w:type="dxa"/>
+            </w:tcMar>
+          </w:tcPr>
+          <w:p>
+            <w:pPr>
+              <w:spacing w:after="40" w:before="40"/>
+              <w:jc w:val="left"/>
+            </w:pPr>
+            <w:r>
+              <w:rPr>
+                <w:rFonts w:ascii="Arial" w:hAnsi="Arial"/>
+                <w:b w:val="0"/>
+                <w:color w:val="000000"/>
+                <w:sz w:val="20"/>
+              </w:rPr>
+              <w:t>Handwritten</w:t>
+            </w:r>
+          </w:p>
+        </w:tc>
+        <w:tc>
+          <w:tcPr>
+            <w:tcW w:type="dxa" w:w="3456"/>
+            <w:vAlign w:val="center"/>
+            <w:tcMar>
+              <w:top w:w="70" w:type="dxa"/>
+              <w:left w:w="70" w:type="dxa"/>
+              <w:bottom w:w="70" w:type="dxa"/>
+              <w:right w:w="70" w:type="dxa"/>
+            </w:tcMar>
+          </w:tcPr>
+          <w:p>
+            <w:pPr>
+              <w:spacing w:after="40" w:before="40"/>
+              <w:jc w:val="center"/>
+            </w:pPr>
+            <w:r>
+              <w:rPr>
+                <w:rFonts w:ascii="Arial" w:hAnsi="Arial"/>
+                <w:b w:val="0"/>
+                <w:color w:val="000000"/>
+                <w:sz w:val="20"/>
+              </w:rPr>
+              <w:t>4.04%</w:t>
+            </w:r>
+          </w:p>
+        </w:tc>
+        <w:tc>
+          <w:tcPr>
+            <w:tcW w:type="dxa" w:w="3456"/>
+            <w:vAlign w:val="center"/>
+            <w:tcMar>
+              <w:top w:w="70" w:type="dxa"/>
+              <w:left w:w="70" w:type="dxa"/>
+              <w:bottom w:w="70" w:type="dxa"/>
+              <w:right w:w="70" w:type="dxa"/>
+            </w:tcMar>
+          </w:tcPr>
+          <w:p>
+            <w:pPr>
+              <w:spacing w:after="40" w:before="40"/>
+              <w:jc w:val="center"/>
+            </w:pPr>
+            <w:r>
+              <w:rPr>
+                <w:rFonts w:ascii="Arial" w:hAnsi="Arial"/>
+                <w:b w:val="0"/>
+                <w:color w:val="000000"/>
+                <w:sz w:val="20"/>
+              </w:rPr>
+              <w:t>6.12%</w:t>
+            </w:r>
+          </w:p>
+        </w:tc>
+      </w:tr>
+    </w:tbl>
+    <w:p>
+      <w:pPr>
+        <w:spacing w:after="0"/>
+      </w:pPr>
+    </w:p>
+    <w:p>
+      <w:r>
+        <w:t>The average printed angle magnitudes were almost identical at approximately 22.3 degrees. The direction difference could involve glyph slant or preprocessing geometry; its cause is unconfirmed.</w:t>
+      </w:r>
+    </w:p>
+    <w:p>
+      <w:r>
+        <w:t>Small rotations sometimes improved results, especially for handwriting. The transform also resizes the expanded image and changes its framing, so the improvement cannot be attributed solely to correcting orientation. A zero degree control with the same resampling and padding would help separate these effects.</w:t>
+      </w:r>
+    </w:p>
+    <w:p>
+      <w:r>
+        <w:br w:type="page"/>
+      </w:r>
+    </w:p>
+    <w:p>
+      <w:pPr>
+        <w:pStyle w:val="Heading1"/>
+      </w:pPr>
+      <w:r>
+        <w:t>Flip blur and brightness sensitivity</w:t>
+      </w:r>
+    </w:p>
+    <w:p>
+      <w:r>
+        <w:t>Both flip directions are destructive in these tests, with vertical flips worse for print. The following comparisons use the same original and flipped images.</w:t>
+      </w:r>
+    </w:p>
+    <w:tbl>
+      <w:tblPr>
+        <w:tblW w:type="auto" w:w="0"/>
+        <w:jc w:val="center"/>
+        <w:tblLayout w:type="fixed"/>
+        <w:tblLook w:firstColumn="1" w:firstRow="1" w:lastColumn="0" w:lastRow="0" w:noHBand="0" w:noVBand="1" w:val="04A0"/>
+        <w:tblBorders>
+          <w:top w:val="single" w:sz="4" w:color="000000"/>
+          <w:left w:val="single" w:sz="4" w:color="000000"/>
+          <w:bottom w:val="single" w:sz="4" w:color="000000"/>
+          <w:right w:val="single" w:sz="4" w:color="000000"/>
+          <w:insideH w:val="single" w:sz="4" w:color="000000"/>
+          <w:insideV w:val="single" w:sz="4" w:color="000000"/>
+        </w:tblBorders>
+      </w:tblPr>
+      <w:tblGrid>
+        <w:gridCol w:w="3600"/>
+        <w:gridCol w:w="1296"/>
+        <w:gridCol w:w="2736"/>
+        <w:gridCol w:w="2736"/>
+      </w:tblGrid>
+      <w:tr>
+        <w:trPr>
+          <w:tblHeader/>
+          <w:cantSplit/>
+        </w:trPr>
+        <w:tc>
+          <w:tcPr>
+            <w:tcW w:type="dxa" w:w="3600"/>
+            <w:vAlign w:val="center"/>
+            <w:tcMar>
+              <w:top w:w="70" w:type="dxa"/>
+              <w:left w:w="70" w:type="dxa"/>
+              <w:bottom w:w="70" w:type="dxa"/>
+              <w:right w:w="70" w:type="dxa"/>
+            </w:tcMar>
+          </w:tcPr>
+          <w:p>
+            <w:pPr>
+              <w:spacing w:after="40" w:before="40"/>
+              <w:jc w:val="left"/>
+            </w:pPr>
+            <w:r>
+              <w:rPr>
+                <w:rFonts w:ascii="Arial" w:hAnsi="Arial"/>
+                <w:b/>
+                <w:color w:val="000000"/>
+                <w:sz w:val="20"/>
+              </w:rPr>
+              <w:t>Dataset and flip</w:t>
+            </w:r>
+          </w:p>
+        </w:tc>
+        <w:tc>
+          <w:tcPr>
+            <w:tcW w:type="dxa" w:w="1296"/>
+            <w:vAlign w:val="center"/>
+            <w:tcMar>
+              <w:top w:w="70" w:type="dxa"/>
+              <w:left w:w="70" w:type="dxa"/>
+              <w:bottom w:w="70" w:type="dxa"/>
+              <w:right w:w="70" w:type="dxa"/>
+            </w:tcMar>
+          </w:tcPr>
+          <w:p>
+            <w:pPr>
+              <w:spacing w:after="40" w:before="40"/>
+              <w:jc w:val="center"/>
+            </w:pPr>
+            <w:r>
+              <w:rPr>
+                <w:rFonts w:ascii="Arial" w:hAnsi="Arial"/>
+                <w:b/>
+                <w:color w:val="000000"/>
+                <w:sz w:val="20"/>
+              </w:rPr>
+              <w:t>Images</w:t>
+            </w:r>
+          </w:p>
+        </w:tc>
+        <w:tc>
+          <w:tcPr>
+            <w:tcW w:type="dxa" w:w="2736"/>
+            <w:vAlign w:val="center"/>
+            <w:tcMar>
+              <w:top w:w="70" w:type="dxa"/>
+              <w:left w:w="70" w:type="dxa"/>
+              <w:bottom w:w="70" w:type="dxa"/>
+              <w:right w:w="70" w:type="dxa"/>
+            </w:tcMar>
+          </w:tcPr>
+          <w:p>
+            <w:pPr>
+              <w:spacing w:after="40" w:before="40"/>
+              <w:jc w:val="center"/>
+            </w:pPr>
+            <w:r>
+              <w:rPr>
+                <w:rFonts w:ascii="Arial" w:hAnsi="Arial"/>
+                <w:b/>
+                <w:color w:val="000000"/>
+                <w:sz w:val="20"/>
+              </w:rPr>
+              <w:t>Original accuracy</w:t>
+            </w:r>
+          </w:p>
+        </w:tc>
+        <w:tc>
+          <w:tcPr>
+            <w:tcW w:type="dxa" w:w="2736"/>
+            <w:vAlign w:val="center"/>
+            <w:tcMar>
+              <w:top w:w="70" w:type="dxa"/>
+              <w:left w:w="70" w:type="dxa"/>
+              <w:bottom w:w="70" w:type="dxa"/>
+              <w:right w:w="70" w:type="dxa"/>
+            </w:tcMar>
+          </w:tcPr>
+          <w:p>
+            <w:pPr>
+              <w:spacing w:after="40" w:before="40"/>
+              <w:jc w:val="center"/>
+            </w:pPr>
+            <w:r>
+              <w:rPr>
+                <w:rFonts w:ascii="Arial" w:hAnsi="Arial"/>
+                <w:b/>
+                <w:color w:val="000000"/>
+                <w:sz w:val="20"/>
+              </w:rPr>
+              <w:t>Flipped accuracy</w:t>
+            </w:r>
+          </w:p>
+        </w:tc>
+      </w:tr>
+      <w:tr>
+        <w:trPr>
+          <w:cantSplit/>
+        </w:trPr>
+        <w:tc>
+          <w:tcPr>
+            <w:tcW w:type="dxa" w:w="3600"/>
+            <w:vAlign w:val="center"/>
+            <w:tcMar>
+              <w:top w:w="70" w:type="dxa"/>
+              <w:left w:w="70" w:type="dxa"/>
+              <w:bottom w:w="70" w:type="dxa"/>
+              <w:right w:w="70" w:type="dxa"/>
+            </w:tcMar>
+          </w:tcPr>
+          <w:p>
+            <w:pPr>
+              <w:spacing w:after="40" w:before="40"/>
+              <w:jc w:val="left"/>
+            </w:pPr>
+            <w:r>
+              <w:rPr>
+                <w:rFonts w:ascii="Arial" w:hAnsi="Arial"/>
+                <w:b w:val="0"/>
+                <w:color w:val="000000"/>
+                <w:sz w:val="20"/>
+              </w:rPr>
+              <w:t>Printed horizontal</w:t>
+            </w:r>
+          </w:p>
+        </w:tc>
+        <w:tc>
+          <w:tcPr>
+            <w:tcW w:type="dxa" w:w="1296"/>
+            <w:vAlign w:val="center"/>
+            <w:tcMar>
+              <w:top w:w="70" w:type="dxa"/>
+              <w:left w:w="70" w:type="dxa"/>
+              <w:bottom w:w="70" w:type="dxa"/>
+              <w:right w:w="70" w:type="dxa"/>
+            </w:tcMar>
+          </w:tcPr>
+          <w:p>
+            <w:pPr>
+              <w:spacing w:after="40" w:before="40"/>
+              <w:jc w:val="center"/>
+            </w:pPr>
+            <w:r>
+              <w:rPr>
+                <w:rFonts w:ascii="Arial" w:hAnsi="Arial"/>
+                <w:b w:val="0"/>
+                <w:color w:val="000000"/>
+                <w:sz w:val="20"/>
+              </w:rPr>
+              <w:t>161</w:t>
+            </w:r>
+          </w:p>
+        </w:tc>
+        <w:tc>
+          <w:tcPr>
+            <w:tcW w:type="dxa" w:w="2736"/>
+            <w:vAlign w:val="center"/>
+            <w:tcMar>
+              <w:top w:w="70" w:type="dxa"/>
+              <w:left w:w="70" w:type="dxa"/>
+              <w:bottom w:w="70" w:type="dxa"/>
+              <w:right w:w="70" w:type="dxa"/>
+            </w:tcMar>
+          </w:tcPr>
+          <w:p>
+            <w:pPr>
+              <w:spacing w:after="40" w:before="40"/>
+              <w:jc w:val="center"/>
+            </w:pPr>
+            <w:r>
+              <w:rPr>
+                <w:rFonts w:ascii="Arial" w:hAnsi="Arial"/>
+                <w:b w:val="0"/>
+                <w:color w:val="000000"/>
+                <w:sz w:val="20"/>
+              </w:rPr>
+              <w:t>68.94%</w:t>
+            </w:r>
+          </w:p>
+        </w:tc>
+        <w:tc>
+          <w:tcPr>
+            <w:tcW w:type="dxa" w:w="2736"/>
+            <w:vAlign w:val="center"/>
+            <w:tcMar>
+              <w:top w:w="70" w:type="dxa"/>
+              <w:left w:w="70" w:type="dxa"/>
+              <w:bottom w:w="70" w:type="dxa"/>
+              <w:right w:w="70" w:type="dxa"/>
+            </w:tcMar>
+          </w:tcPr>
+          <w:p>
+            <w:pPr>
+              <w:spacing w:after="40" w:before="40"/>
+              <w:jc w:val="center"/>
+            </w:pPr>
+            <w:r>
+              <w:rPr>
+                <w:rFonts w:ascii="Arial" w:hAnsi="Arial"/>
+                <w:b w:val="0"/>
+                <w:color w:val="000000"/>
+                <w:sz w:val="20"/>
+              </w:rPr>
+              <w:t>18.63%</w:t>
+            </w:r>
+          </w:p>
+        </w:tc>
+      </w:tr>
+      <w:tr>
+        <w:trPr>
+          <w:cantSplit/>
+        </w:trPr>
+        <w:tc>
+          <w:tcPr>
+            <w:tcW w:type="dxa" w:w="3600"/>
+            <w:vAlign w:val="center"/>
+            <w:tcMar>
+              <w:top w:w="70" w:type="dxa"/>
+              <w:left w:w="70" w:type="dxa"/>
+              <w:bottom w:w="70" w:type="dxa"/>
+              <w:right w:w="70" w:type="dxa"/>
+            </w:tcMar>
+          </w:tcPr>
+          <w:p>
+            <w:pPr>
+              <w:spacing w:after="40" w:before="40"/>
+              <w:jc w:val="left"/>
+            </w:pPr>
+            <w:r>
+              <w:rPr>
+                <w:rFonts w:ascii="Arial" w:hAnsi="Arial"/>
+                <w:b w:val="0"/>
+                <w:color w:val="000000"/>
+                <w:sz w:val="20"/>
+              </w:rPr>
+              <w:t>Printed vertical</w:t>
+            </w:r>
+          </w:p>
+        </w:tc>
+        <w:tc>
+          <w:tcPr>
+            <w:tcW w:type="dxa" w:w="1296"/>
+            <w:vAlign w:val="center"/>
+            <w:tcMar>
+              <w:top w:w="70" w:type="dxa"/>
+              <w:left w:w="70" w:type="dxa"/>
+              <w:bottom w:w="70" w:type="dxa"/>
+              <w:right w:w="70" w:type="dxa"/>
+            </w:tcMar>
+          </w:tcPr>
+          <w:p>
+            <w:pPr>
+              <w:spacing w:after="40" w:before="40"/>
+              <w:jc w:val="center"/>
+            </w:pPr>
+            <w:r>
+              <w:rPr>
+                <w:rFonts w:ascii="Arial" w:hAnsi="Arial"/>
+                <w:b w:val="0"/>
+                <w:color w:val="000000"/>
+                <w:sz w:val="20"/>
+              </w:rPr>
+              <w:t>159</w:t>
+            </w:r>
+          </w:p>
+        </w:tc>
+        <w:tc>
+          <w:tcPr>
+            <w:tcW w:type="dxa" w:w="2736"/>
+            <w:vAlign w:val="center"/>
+            <w:tcMar>
+              <w:top w:w="70" w:type="dxa"/>
+              <w:left w:w="70" w:type="dxa"/>
+              <w:bottom w:w="70" w:type="dxa"/>
+              <w:right w:w="70" w:type="dxa"/>
+            </w:tcMar>
+          </w:tcPr>
+          <w:p>
+            <w:pPr>
+              <w:spacing w:after="40" w:before="40"/>
+              <w:jc w:val="center"/>
+            </w:pPr>
+            <w:r>
+              <w:rPr>
+                <w:rFonts w:ascii="Arial" w:hAnsi="Arial"/>
+                <w:b w:val="0"/>
+                <w:color w:val="000000"/>
+                <w:sz w:val="20"/>
+              </w:rPr>
+              <w:t>71.07%</w:t>
+            </w:r>
+          </w:p>
+        </w:tc>
+        <w:tc>
+          <w:tcPr>
+            <w:tcW w:type="dxa" w:w="2736"/>
+            <w:vAlign w:val="center"/>
+            <w:tcMar>
+              <w:top w:w="70" w:type="dxa"/>
+              <w:left w:w="70" w:type="dxa"/>
+              <w:bottom w:w="70" w:type="dxa"/>
+              <w:right w:w="70" w:type="dxa"/>
+            </w:tcMar>
+          </w:tcPr>
+          <w:p>
+            <w:pPr>
+              <w:spacing w:after="40" w:before="40"/>
+              <w:jc w:val="center"/>
+            </w:pPr>
+            <w:r>
+              <w:rPr>
+                <w:rFonts w:ascii="Arial" w:hAnsi="Arial"/>
+                <w:b w:val="0"/>
+                <w:color w:val="000000"/>
+                <w:sz w:val="20"/>
+              </w:rPr>
+              <w:t>7.55%</w:t>
+            </w:r>
+          </w:p>
+        </w:tc>
+      </w:tr>
+      <w:tr>
+        <w:trPr>
+          <w:cantSplit/>
+        </w:trPr>
+        <w:tc>
+          <w:tcPr>
+            <w:tcW w:type="dxa" w:w="3600"/>
+            <w:vAlign w:val="center"/>
+            <w:tcMar>
+              <w:top w:w="70" w:type="dxa"/>
+              <w:left w:w="70" w:type="dxa"/>
+              <w:bottom w:w="70" w:type="dxa"/>
+              <w:right w:w="70" w:type="dxa"/>
+            </w:tcMar>
+          </w:tcPr>
+          <w:p>
+            <w:pPr>
+              <w:spacing w:after="40" w:before="40"/>
+              <w:jc w:val="left"/>
+            </w:pPr>
+            <w:r>
+              <w:rPr>
+                <w:rFonts w:ascii="Arial" w:hAnsi="Arial"/>
+                <w:b w:val="0"/>
+                <w:color w:val="000000"/>
+                <w:sz w:val="20"/>
+              </w:rPr>
+              <w:t>Handwritten horizontal</w:t>
+            </w:r>
+          </w:p>
+        </w:tc>
+        <w:tc>
+          <w:tcPr>
+            <w:tcW w:type="dxa" w:w="1296"/>
+            <w:vAlign w:val="center"/>
+            <w:tcMar>
+              <w:top w:w="70" w:type="dxa"/>
+              <w:left w:w="70" w:type="dxa"/>
+              <w:bottom w:w="70" w:type="dxa"/>
+              <w:right w:w="70" w:type="dxa"/>
+            </w:tcMar>
+          </w:tcPr>
+          <w:p>
+            <w:pPr>
+              <w:spacing w:after="40" w:before="40"/>
+              <w:jc w:val="center"/>
+            </w:pPr>
+            <w:r>
+              <w:rPr>
+                <w:rFonts w:ascii="Arial" w:hAnsi="Arial"/>
+                <w:b w:val="0"/>
+                <w:color w:val="000000"/>
+                <w:sz w:val="20"/>
+              </w:rPr>
+              <w:t>803</w:t>
+            </w:r>
+          </w:p>
+        </w:tc>
+        <w:tc>
+          <w:tcPr>
+            <w:tcW w:type="dxa" w:w="2736"/>
+            <w:vAlign w:val="center"/>
+            <w:tcMar>
+              <w:top w:w="70" w:type="dxa"/>
+              <w:left w:w="70" w:type="dxa"/>
+              <w:bottom w:w="70" w:type="dxa"/>
+              <w:right w:w="70" w:type="dxa"/>
+            </w:tcMar>
+          </w:tcPr>
+          <w:p>
+            <w:pPr>
+              <w:spacing w:after="40" w:before="40"/>
+              <w:jc w:val="center"/>
+            </w:pPr>
+            <w:r>
+              <w:rPr>
+                <w:rFonts w:ascii="Arial" w:hAnsi="Arial"/>
+                <w:b w:val="0"/>
+                <w:color w:val="000000"/>
+                <w:sz w:val="20"/>
+              </w:rPr>
+              <w:t>2.86%</w:t>
+            </w:r>
+          </w:p>
+        </w:tc>
+        <w:tc>
+          <w:tcPr>
+            <w:tcW w:type="dxa" w:w="2736"/>
+            <w:vAlign w:val="center"/>
+            <w:tcMar>
+              <w:top w:w="70" w:type="dxa"/>
+              <w:left w:w="70" w:type="dxa"/>
+              <w:bottom w:w="70" w:type="dxa"/>
+              <w:right w:w="70" w:type="dxa"/>
+            </w:tcMar>
+          </w:tcPr>
+          <w:p>
+            <w:pPr>
+              <w:spacing w:after="40" w:before="40"/>
+              <w:jc w:val="center"/>
+            </w:pPr>
+            <w:r>
+              <w:rPr>
+                <w:rFonts w:ascii="Arial" w:hAnsi="Arial"/>
+                <w:b w:val="0"/>
+                <w:color w:val="000000"/>
+                <w:sz w:val="20"/>
+              </w:rPr>
+              <w:t>0.00%</w:t>
+            </w:r>
+          </w:p>
+        </w:tc>
+      </w:tr>
+      <w:tr>
+        <w:trPr>
+          <w:cantSplit/>
+        </w:trPr>
+        <w:tc>
+          <w:tcPr>
+            <w:tcW w:type="dxa" w:w="3600"/>
+            <w:vAlign w:val="center"/>
+            <w:tcMar>
+              <w:top w:w="70" w:type="dxa"/>
+              <w:left w:w="70" w:type="dxa"/>
+              <w:bottom w:w="70" w:type="dxa"/>
+              <w:right w:w="70" w:type="dxa"/>
+            </w:tcMar>
+          </w:tcPr>
+          <w:p>
+            <w:pPr>
+              <w:spacing w:after="40" w:before="40"/>
+              <w:jc w:val="left"/>
+            </w:pPr>
+            <w:r>
+              <w:rPr>
+                <w:rFonts w:ascii="Arial" w:hAnsi="Arial"/>
+                <w:b w:val="0"/>
+                <w:color w:val="000000"/>
+                <w:sz w:val="20"/>
+              </w:rPr>
+              <w:t>Handwritten vertical</w:t>
+            </w:r>
+          </w:p>
+        </w:tc>
+        <w:tc>
+          <w:tcPr>
+            <w:tcW w:type="dxa" w:w="1296"/>
+            <w:vAlign w:val="center"/>
+            <w:tcMar>
+              <w:top w:w="70" w:type="dxa"/>
+              <w:left w:w="70" w:type="dxa"/>
+              <w:bottom w:w="70" w:type="dxa"/>
+              <w:right w:w="70" w:type="dxa"/>
+            </w:tcMar>
+          </w:tcPr>
+          <w:p>
+            <w:pPr>
+              <w:spacing w:after="40" w:before="40"/>
+              <w:jc w:val="center"/>
+            </w:pPr>
+            <w:r>
+              <w:rPr>
+                <w:rFonts w:ascii="Arial" w:hAnsi="Arial"/>
+                <w:b w:val="0"/>
+                <w:color w:val="000000"/>
+                <w:sz w:val="20"/>
+              </w:rPr>
+              <w:t>797</w:t>
+            </w:r>
+          </w:p>
+        </w:tc>
+        <w:tc>
+          <w:tcPr>
+            <w:tcW w:type="dxa" w:w="2736"/>
+            <w:vAlign w:val="center"/>
+            <w:tcMar>
+              <w:top w:w="70" w:type="dxa"/>
+              <w:left w:w="70" w:type="dxa"/>
+              <w:bottom w:w="70" w:type="dxa"/>
+              <w:right w:w="70" w:type="dxa"/>
+            </w:tcMar>
+          </w:tcPr>
+          <w:p>
+            <w:pPr>
+              <w:spacing w:after="40" w:before="40"/>
+              <w:jc w:val="center"/>
+            </w:pPr>
+            <w:r>
+              <w:rPr>
+                <w:rFonts w:ascii="Arial" w:hAnsi="Arial"/>
+                <w:b w:val="0"/>
+                <w:color w:val="000000"/>
+                <w:sz w:val="20"/>
+              </w:rPr>
+              <w:t>2.76%</w:t>
+            </w:r>
+          </w:p>
+        </w:tc>
+        <w:tc>
+          <w:tcPr>
+            <w:tcW w:type="dxa" w:w="2736"/>
+            <w:vAlign w:val="center"/>
+            <w:tcMar>
+              <w:top w:w="70" w:type="dxa"/>
+              <w:left w:w="70" w:type="dxa"/>
+              <w:bottom w:w="70" w:type="dxa"/>
+              <w:right w:w="70" w:type="dxa"/>
+            </w:tcMar>
+          </w:tcPr>
+          <w:p>
+            <w:pPr>
+              <w:spacing w:after="40" w:before="40"/>
+              <w:jc w:val="center"/>
+            </w:pPr>
+            <w:r>
+              <w:rPr>
+                <w:rFonts w:ascii="Arial" w:hAnsi="Arial"/>
+                <w:b w:val="0"/>
+                <w:color w:val="000000"/>
+                <w:sz w:val="20"/>
+              </w:rPr>
+              <w:t>0.00%</w:t>
+            </w:r>
+          </w:p>
+        </w:tc>
+      </w:tr>
+    </w:tbl>
+    <w:p>
+      <w:pPr>
+        <w:spacing w:after="0"/>
+      </w:pPr>
+    </w:p>
+    <w:p>
+      <w:r>
+        <w:t>Combining rotation and flipping produced 8.75% printed accuracy and 1.12% handwritten accuracy. A flip can change a letter's defining orientation or dot position, producing a mirrored symbol that no longer represents its original class. These scores measure preservation of the original label under mirroring. Flips are useful stress tests, but require care as training augmentation.</w:t>
+      </w:r>
+    </w:p>
+    <w:p>
+      <w:pPr>
+        <w:pStyle w:val="Heading1"/>
+      </w:pPr>
+      <w:r>
+        <w:t>Photometric changes in printed images</w:t>
+      </w:r>
+    </w:p>
+    <w:tbl>
+      <w:tblPr>
+        <w:tblW w:type="auto" w:w="0"/>
+        <w:jc w:val="center"/>
+        <w:tblLayout w:type="fixed"/>
+        <w:tblLook w:firstColumn="1" w:firstRow="1" w:lastColumn="0" w:lastRow="0" w:noHBand="0" w:noVBand="1" w:val="04A0"/>
+        <w:tblBorders>
+          <w:top w:val="single" w:sz="4" w:color="000000"/>
+          <w:left w:val="single" w:sz="4" w:color="000000"/>
+          <w:bottom w:val="single" w:sz="4" w:color="000000"/>
+          <w:right w:val="single" w:sz="4" w:color="000000"/>
+          <w:insideH w:val="single" w:sz="4" w:color="000000"/>
+          <w:insideV w:val="single" w:sz="4" w:color="000000"/>
+        </w:tblBorders>
+      </w:tblPr>
+      <w:tblGrid>
+        <w:gridCol w:w="2016"/>
+        <w:gridCol w:w="2880"/>
+        <w:gridCol w:w="1152"/>
+        <w:gridCol w:w="2160"/>
+        <w:gridCol w:w="2160"/>
+      </w:tblGrid>
+      <w:tr>
+        <w:trPr>
+          <w:tblHeader/>
+          <w:cantSplit/>
+        </w:trPr>
+        <w:tc>
+          <w:tcPr>
+            <w:tcW w:type="dxa" w:w="2016"/>
+            <w:vAlign w:val="center"/>
+            <w:tcMar>
+              <w:top w:w="70" w:type="dxa"/>
+              <w:left w:w="70" w:type="dxa"/>
+              <w:bottom w:w="70" w:type="dxa"/>
+              <w:right w:w="70" w:type="dxa"/>
+            </w:tcMar>
+          </w:tcPr>
+          <w:p>
+            <w:pPr>
+              <w:spacing w:after="40" w:before="40"/>
+              <w:jc w:val="left"/>
+            </w:pPr>
+            <w:r>
+              <w:rPr>
+                <w:rFonts w:ascii="Arial" w:hAnsi="Arial"/>
+                <w:b/>
+                <w:color w:val="000000"/>
+                <w:sz w:val="20"/>
+              </w:rPr>
+              <w:t>Transformation</w:t>
+            </w:r>
+          </w:p>
+        </w:tc>
+        <w:tc>
+          <w:tcPr>
+            <w:tcW w:type="dxa" w:w="2880"/>
+            <w:vAlign w:val="center"/>
+            <w:tcMar>
+              <w:top w:w="70" w:type="dxa"/>
+              <w:left w:w="70" w:type="dxa"/>
+              <w:bottom w:w="70" w:type="dxa"/>
+              <w:right w:w="70" w:type="dxa"/>
+            </w:tcMar>
+          </w:tcPr>
+          <w:p>
+            <w:pPr>
+              <w:spacing w:after="40" w:before="40"/>
+              <w:jc w:val="center"/>
+            </w:pPr>
+            <w:r>
+              <w:rPr>
+                <w:rFonts w:ascii="Arial" w:hAnsi="Arial"/>
+                <w:b/>
+                <w:color w:val="000000"/>
+                <w:sz w:val="20"/>
+              </w:rPr>
+              <w:t>Tested range</w:t>
+            </w:r>
+          </w:p>
+        </w:tc>
+        <w:tc>
+          <w:tcPr>
+            <w:tcW w:type="dxa" w:w="1152"/>
+            <w:vAlign w:val="center"/>
+            <w:tcMar>
+              <w:top w:w="70" w:type="dxa"/>
+              <w:left w:w="70" w:type="dxa"/>
+              <w:bottom w:w="70" w:type="dxa"/>
+              <w:right w:w="70" w:type="dxa"/>
+            </w:tcMar>
+          </w:tcPr>
+          <w:p>
+            <w:pPr>
+              <w:spacing w:after="40" w:before="40"/>
+              <w:jc w:val="center"/>
+            </w:pPr>
+            <w:r>
+              <w:rPr>
+                <w:rFonts w:ascii="Arial" w:hAnsi="Arial"/>
+                <w:b/>
+                <w:color w:val="000000"/>
+                <w:sz w:val="20"/>
+              </w:rPr>
+              <w:t>Images</w:t>
+            </w:r>
+          </w:p>
+        </w:tc>
+        <w:tc>
+          <w:tcPr>
+            <w:tcW w:type="dxa" w:w="2160"/>
+            <w:vAlign w:val="center"/>
+            <w:tcMar>
+              <w:top w:w="70" w:type="dxa"/>
+              <w:left w:w="70" w:type="dxa"/>
+              <w:bottom w:w="70" w:type="dxa"/>
+              <w:right w:w="70" w:type="dxa"/>
+            </w:tcMar>
+          </w:tcPr>
+          <w:p>
+            <w:pPr>
+              <w:spacing w:after="40" w:before="40"/>
+              <w:jc w:val="center"/>
+            </w:pPr>
+            <w:r>
+              <w:rPr>
+                <w:rFonts w:ascii="Arial" w:hAnsi="Arial"/>
+                <w:b/>
+                <w:color w:val="000000"/>
+                <w:sz w:val="20"/>
+              </w:rPr>
+              <w:t>Original accuracy</w:t>
+            </w:r>
+          </w:p>
+        </w:tc>
+        <w:tc>
+          <w:tcPr>
+            <w:tcW w:type="dxa" w:w="2160"/>
+            <w:vAlign w:val="center"/>
+            <w:tcMar>
+              <w:top w:w="70" w:type="dxa"/>
+              <w:left w:w="70" w:type="dxa"/>
+              <w:bottom w:w="70" w:type="dxa"/>
+              <w:right w:w="70" w:type="dxa"/>
+            </w:tcMar>
+          </w:tcPr>
+          <w:p>
+            <w:pPr>
+              <w:spacing w:after="40" w:before="40"/>
+              <w:jc w:val="center"/>
+            </w:pPr>
+            <w:r>
+              <w:rPr>
+                <w:rFonts w:ascii="Arial" w:hAnsi="Arial"/>
+                <w:b/>
+                <w:color w:val="000000"/>
+                <w:sz w:val="20"/>
+              </w:rPr>
+              <w:t>Modified accuracy</w:t>
+            </w:r>
+          </w:p>
+        </w:tc>
+      </w:tr>
+      <w:tr>
+        <w:trPr>
+          <w:cantSplit/>
+        </w:trPr>
+        <w:tc>
+          <w:tcPr>
+            <w:tcW w:type="dxa" w:w="2016"/>
+            <w:vAlign w:val="center"/>
+            <w:tcMar>
+              <w:top w:w="70" w:type="dxa"/>
+              <w:left w:w="70" w:type="dxa"/>
+              <w:bottom w:w="70" w:type="dxa"/>
+              <w:right w:w="70" w:type="dxa"/>
+            </w:tcMar>
+          </w:tcPr>
+          <w:p>
+            <w:pPr>
+              <w:spacing w:after="40" w:before="40"/>
+              <w:jc w:val="left"/>
+            </w:pPr>
+            <w:r>
+              <w:rPr>
+                <w:rFonts w:ascii="Arial" w:hAnsi="Arial"/>
+                <w:b w:val="0"/>
+                <w:color w:val="000000"/>
+                <w:sz w:val="20"/>
+              </w:rPr>
+              <w:t>Gaussian blur</w:t>
+            </w:r>
+          </w:p>
+        </w:tc>
+        <w:tc>
+          <w:tcPr>
+            <w:tcW w:type="dxa" w:w="2880"/>
+            <w:vAlign w:val="center"/>
+            <w:tcMar>
+              <w:top w:w="70" w:type="dxa"/>
+              <w:left w:w="70" w:type="dxa"/>
+              <w:bottom w:w="70" w:type="dxa"/>
+              <w:right w:w="70" w:type="dxa"/>
+            </w:tcMar>
+          </w:tcPr>
+          <w:p>
+            <w:pPr>
+              <w:spacing w:after="40" w:before="40"/>
+              <w:jc w:val="center"/>
+            </w:pPr>
+            <w:r>
+              <w:rPr>
+                <w:rFonts w:ascii="Arial" w:hAnsi="Arial"/>
+                <w:b w:val="0"/>
+                <w:color w:val="000000"/>
+                <w:sz w:val="20"/>
+              </w:rPr>
+              <w:t>Radius 0.6 to 1.3 pixels</w:t>
+            </w:r>
+          </w:p>
+        </w:tc>
+        <w:tc>
+          <w:tcPr>
+            <w:tcW w:type="dxa" w:w="1152"/>
+            <w:vAlign w:val="center"/>
+            <w:tcMar>
+              <w:top w:w="70" w:type="dxa"/>
+              <w:left w:w="70" w:type="dxa"/>
+              <w:bottom w:w="70" w:type="dxa"/>
+              <w:right w:w="70" w:type="dxa"/>
+            </w:tcMar>
+          </w:tcPr>
+          <w:p>
+            <w:pPr>
+              <w:spacing w:after="40" w:before="40"/>
+              <w:jc w:val="center"/>
+            </w:pPr>
+            <w:r>
+              <w:rPr>
+                <w:rFonts w:ascii="Arial" w:hAnsi="Arial"/>
+                <w:b w:val="0"/>
+                <w:color w:val="000000"/>
+                <w:sz w:val="20"/>
+              </w:rPr>
+              <w:t>320</w:t>
+            </w:r>
+          </w:p>
+        </w:tc>
+        <w:tc>
+          <w:tcPr>
+            <w:tcW w:type="dxa" w:w="2160"/>
+            <w:vAlign w:val="center"/>
+            <w:tcMar>
+              <w:top w:w="70" w:type="dxa"/>
+              <w:left w:w="70" w:type="dxa"/>
+              <w:bottom w:w="70" w:type="dxa"/>
+              <w:right w:w="70" w:type="dxa"/>
+            </w:tcMar>
+          </w:tcPr>
+          <w:p>
+            <w:pPr>
+              <w:spacing w:after="40" w:before="40"/>
+              <w:jc w:val="center"/>
+            </w:pPr>
+            <w:r>
+              <w:rPr>
+                <w:rFonts w:ascii="Arial" w:hAnsi="Arial"/>
+                <w:b w:val="0"/>
+                <w:color w:val="000000"/>
+                <w:sz w:val="20"/>
+              </w:rPr>
+              <w:t>70.00%</w:t>
+            </w:r>
+          </w:p>
+        </w:tc>
+        <w:tc>
+          <w:tcPr>
+            <w:tcW w:type="dxa" w:w="2160"/>
+            <w:vAlign w:val="center"/>
+            <w:tcMar>
+              <w:top w:w="70" w:type="dxa"/>
+              <w:left w:w="70" w:type="dxa"/>
+              <w:bottom w:w="70" w:type="dxa"/>
+              <w:right w:w="70" w:type="dxa"/>
+            </w:tcMar>
+          </w:tcPr>
+          <w:p>
+            <w:pPr>
+              <w:spacing w:after="40" w:before="40"/>
+              <w:jc w:val="center"/>
+            </w:pPr>
+            <w:r>
+              <w:rPr>
+                <w:rFonts w:ascii="Arial" w:hAnsi="Arial"/>
+                <w:b w:val="0"/>
+                <w:color w:val="000000"/>
+                <w:sz w:val="20"/>
+              </w:rPr>
+              <w:t>69.69%</w:t>
+            </w:r>
+          </w:p>
+        </w:tc>
+      </w:tr>
+      <w:tr>
+        <w:trPr>
+          <w:cantSplit/>
+        </w:trPr>
+        <w:tc>
+          <w:tcPr>
+            <w:tcW w:type="dxa" w:w="2016"/>
+            <w:vAlign w:val="center"/>
+            <w:tcMar>
+              <w:top w:w="70" w:type="dxa"/>
+              <w:left w:w="70" w:type="dxa"/>
+              <w:bottom w:w="70" w:type="dxa"/>
+              <w:right w:w="70" w:type="dxa"/>
+            </w:tcMar>
+          </w:tcPr>
+          <w:p>
+            <w:pPr>
+              <w:spacing w:after="40" w:before="40"/>
+              <w:jc w:val="left"/>
+            </w:pPr>
+            <w:r>
+              <w:rPr>
+                <w:rFonts w:ascii="Arial" w:hAnsi="Arial"/>
+                <w:b w:val="0"/>
+                <w:color w:val="000000"/>
+                <w:sz w:val="20"/>
+              </w:rPr>
+              <w:t>Brightness and contrast</w:t>
+            </w:r>
+          </w:p>
+        </w:tc>
+        <w:tc>
+          <w:tcPr>
+            <w:tcW w:type="dxa" w:w="2880"/>
+            <w:vAlign w:val="center"/>
+            <w:tcMar>
+              <w:top w:w="70" w:type="dxa"/>
+              <w:left w:w="70" w:type="dxa"/>
+              <w:bottom w:w="70" w:type="dxa"/>
+              <w:right w:w="70" w:type="dxa"/>
+            </w:tcMar>
+          </w:tcPr>
+          <w:p>
+            <w:pPr>
+              <w:spacing w:after="40" w:before="40"/>
+              <w:jc w:val="center"/>
+            </w:pPr>
+            <w:r>
+              <w:rPr>
+                <w:rFonts w:ascii="Arial" w:hAnsi="Arial"/>
+                <w:b w:val="0"/>
+                <w:color w:val="000000"/>
+                <w:sz w:val="20"/>
+              </w:rPr>
+              <w:t>Each factor 0.75 to 0.90 or 1.10 to 1.25</w:t>
+            </w:r>
+          </w:p>
+        </w:tc>
+        <w:tc>
+          <w:tcPr>
+            <w:tcW w:type="dxa" w:w="1152"/>
+            <w:vAlign w:val="center"/>
+            <w:tcMar>
+              <w:top w:w="70" w:type="dxa"/>
+              <w:left w:w="70" w:type="dxa"/>
+              <w:bottom w:w="70" w:type="dxa"/>
+              <w:right w:w="70" w:type="dxa"/>
+            </w:tcMar>
+          </w:tcPr>
+          <w:p>
+            <w:pPr>
+              <w:spacing w:after="40" w:before="40"/>
+              <w:jc w:val="center"/>
+            </w:pPr>
+            <w:r>
+              <w:rPr>
+                <w:rFonts w:ascii="Arial" w:hAnsi="Arial"/>
+                <w:b w:val="0"/>
+                <w:color w:val="000000"/>
+                <w:sz w:val="20"/>
+              </w:rPr>
+              <w:t>288</w:t>
+            </w:r>
+          </w:p>
+        </w:tc>
+        <w:tc>
+          <w:tcPr>
+            <w:tcW w:type="dxa" w:w="2160"/>
+            <w:vAlign w:val="center"/>
+            <w:tcMar>
+              <w:top w:w="70" w:type="dxa"/>
+              <w:left w:w="70" w:type="dxa"/>
+              <w:bottom w:w="70" w:type="dxa"/>
+              <w:right w:w="70" w:type="dxa"/>
+            </w:tcMar>
+          </w:tcPr>
+          <w:p>
+            <w:pPr>
+              <w:spacing w:after="40" w:before="40"/>
+              <w:jc w:val="center"/>
+            </w:pPr>
+            <w:r>
+              <w:rPr>
+                <w:rFonts w:ascii="Arial" w:hAnsi="Arial"/>
+                <w:b w:val="0"/>
+                <w:color w:val="000000"/>
+                <w:sz w:val="20"/>
+              </w:rPr>
+              <w:t>69.79%</w:t>
+            </w:r>
+          </w:p>
+        </w:tc>
+        <w:tc>
+          <w:tcPr>
+            <w:tcW w:type="dxa" w:w="2160"/>
+            <w:vAlign w:val="center"/>
+            <w:tcMar>
+              <w:top w:w="70" w:type="dxa"/>
+              <w:left w:w="70" w:type="dxa"/>
+              <w:bottom w:w="70" w:type="dxa"/>
+              <w:right w:w="70" w:type="dxa"/>
+            </w:tcMar>
+          </w:tcPr>
+          <w:p>
+            <w:pPr>
+              <w:spacing w:after="40" w:before="40"/>
+              <w:jc w:val="center"/>
+            </w:pPr>
+            <w:r>
+              <w:rPr>
+                <w:rFonts w:ascii="Arial" w:hAnsi="Arial"/>
+                <w:b w:val="0"/>
+                <w:color w:val="000000"/>
+                <w:sz w:val="20"/>
+              </w:rPr>
+              <w:t>69.79%</w:t>
+            </w:r>
+          </w:p>
+        </w:tc>
+      </w:tr>
+    </w:tbl>
+    <w:p>
+      <w:pPr>
+        <w:spacing w:after="0"/>
+      </w:pPr>
+    </w:p>
+    <w:p>
+      <w:r>
+        <w:t>With blur, 8 previously correct images became incorrect and 7 previously incorrect images became correct. Increasing blur within this range did not produce a consistent decline. No reliable blur failure threshold was identified, and stronger blur was not tested.</w:t>
+      </w:r>
+    </w:p>
+    <w:p>
+      <w:r>
+        <w:t>For brightness and contrast, only 2 images changed correctness: 1 improved and 1 deteriorated. All four brighter or darker and higher or lower contrast combinations had zero net accuracy change in this run. The factors changed together, preventing clean identification of their independent thresholds. These two transforms were not applied to handwriting.</w:t>
+      </w:r>
+    </w:p>
+    <w:p>
+      <w:r>
+        <w:br w:type="page"/>
+      </w:r>
+    </w:p>
+    <w:p>
+      <w:pPr>
+        <w:pStyle w:val="Heading1"/>
+      </w:pPr>
+      <w:r>
+        <w:t>Letter and font effects</w:t>
+      </w:r>
+    </w:p>
+    <w:p>
+      <w:r>
+        <w:t>No single rotation threshold applies to every letter. The strongest printed examples below compare each transformed subset with its own originals.</w:t>
+      </w:r>
+    </w:p>
+    <w:tbl>
+      <w:tblPr>
+        <w:tblW w:type="auto" w:w="0"/>
+        <w:jc w:val="center"/>
+        <w:tblLayout w:type="fixed"/>
+        <w:tblLook w:firstColumn="1" w:firstRow="1" w:lastColumn="0" w:lastRow="0" w:noHBand="0" w:noVBand="1" w:val="04A0"/>
+        <w:tblBorders>
+          <w:top w:val="single" w:sz="4" w:color="000000"/>
+          <w:left w:val="single" w:sz="4" w:color="000000"/>
+          <w:bottom w:val="single" w:sz="4" w:color="000000"/>
+          <w:right w:val="single" w:sz="4" w:color="000000"/>
+          <w:insideH w:val="single" w:sz="4" w:color="000000"/>
+          <w:insideV w:val="single" w:sz="4" w:color="000000"/>
+        </w:tblBorders>
+      </w:tblPr>
+      <w:tblGrid>
+        <w:gridCol w:w="1440"/>
+        <w:gridCol w:w="2160"/>
+        <w:gridCol w:w="1152"/>
+        <w:gridCol w:w="2808"/>
+        <w:gridCol w:w="2808"/>
+      </w:tblGrid>
+      <w:tr>
+        <w:trPr>
+          <w:tblHeader/>
+          <w:cantSplit/>
+        </w:trPr>
+        <w:tc>
+          <w:tcPr>
+            <w:tcW w:type="dxa" w:w="1440"/>
+            <w:vAlign w:val="center"/>
+            <w:tcMar>
+              <w:top w:w="70" w:type="dxa"/>
+              <w:left w:w="70" w:type="dxa"/>
+              <w:bottom w:w="70" w:type="dxa"/>
+              <w:right w:w="70" w:type="dxa"/>
+            </w:tcMar>
+          </w:tcPr>
+          <w:p>
+            <w:pPr>
+              <w:spacing w:after="40" w:before="40"/>
+              <w:jc w:val="left"/>
+            </w:pPr>
+            <w:r>
+              <w:rPr>
+                <w:rFonts w:ascii="Arial" w:hAnsi="Arial"/>
+                <w:b/>
+                <w:color w:val="000000"/>
+                <w:sz w:val="20"/>
+              </w:rPr>
+              <w:t>Letter</w:t>
+            </w:r>
+          </w:p>
+        </w:tc>
+        <w:tc>
+          <w:tcPr>
+            <w:tcW w:type="dxa" w:w="2160"/>
+            <w:vAlign w:val="center"/>
+            <w:tcMar>
+              <w:top w:w="70" w:type="dxa"/>
+              <w:left w:w="70" w:type="dxa"/>
+              <w:bottom w:w="70" w:type="dxa"/>
+              <w:right w:w="70" w:type="dxa"/>
+            </w:tcMar>
+          </w:tcPr>
+          <w:p>
+            <w:pPr>
+              <w:spacing w:after="40" w:before="40"/>
+              <w:jc w:val="center"/>
+            </w:pPr>
+            <w:r>
+              <w:rPr>
+                <w:rFonts w:ascii="Arial" w:hAnsi="Arial"/>
+                <w:b/>
+                <w:color w:val="000000"/>
+                <w:sz w:val="20"/>
+              </w:rPr>
+              <w:t>Angle degrees</w:t>
+            </w:r>
+          </w:p>
+        </w:tc>
+        <w:tc>
+          <w:tcPr>
+            <w:tcW w:type="dxa" w:w="1152"/>
+            <w:vAlign w:val="center"/>
+            <w:tcMar>
+              <w:top w:w="70" w:type="dxa"/>
+              <w:left w:w="70" w:type="dxa"/>
+              <w:bottom w:w="70" w:type="dxa"/>
+              <w:right w:w="70" w:type="dxa"/>
+            </w:tcMar>
+          </w:tcPr>
+          <w:p>
+            <w:pPr>
+              <w:spacing w:after="40" w:before="40"/>
+              <w:jc w:val="center"/>
+            </w:pPr>
+            <w:r>
+              <w:rPr>
+                <w:rFonts w:ascii="Arial" w:hAnsi="Arial"/>
+                <w:b/>
+                <w:color w:val="000000"/>
+                <w:sz w:val="20"/>
+              </w:rPr>
+              <w:t>Images</w:t>
+            </w:r>
+          </w:p>
+        </w:tc>
+        <w:tc>
+          <w:tcPr>
+            <w:tcW w:type="dxa" w:w="2808"/>
+            <w:vAlign w:val="center"/>
+            <w:tcMar>
+              <w:top w:w="70" w:type="dxa"/>
+              <w:left w:w="70" w:type="dxa"/>
+              <w:bottom w:w="70" w:type="dxa"/>
+              <w:right w:w="70" w:type="dxa"/>
+            </w:tcMar>
+          </w:tcPr>
+          <w:p>
+            <w:pPr>
+              <w:spacing w:after="40" w:before="40"/>
+              <w:jc w:val="center"/>
+            </w:pPr>
+            <w:r>
+              <w:rPr>
+                <w:rFonts w:ascii="Arial" w:hAnsi="Arial"/>
+                <w:b/>
+                <w:color w:val="000000"/>
+                <w:sz w:val="20"/>
+              </w:rPr>
+              <w:t>Original accuracy</w:t>
+            </w:r>
+          </w:p>
+        </w:tc>
+        <w:tc>
+          <w:tcPr>
+            <w:tcW w:type="dxa" w:w="2808"/>
+            <w:vAlign w:val="center"/>
+            <w:tcMar>
+              <w:top w:w="70" w:type="dxa"/>
+              <w:left w:w="70" w:type="dxa"/>
+              <w:bottom w:w="70" w:type="dxa"/>
+              <w:right w:w="70" w:type="dxa"/>
+            </w:tcMar>
+          </w:tcPr>
+          <w:p>
+            <w:pPr>
+              <w:spacing w:after="40" w:before="40"/>
+              <w:jc w:val="center"/>
+            </w:pPr>
+            <w:r>
+              <w:rPr>
+                <w:rFonts w:ascii="Arial" w:hAnsi="Arial"/>
+                <w:b/>
+                <w:color w:val="000000"/>
+                <w:sz w:val="20"/>
+              </w:rPr>
+              <w:t>Rotated accuracy</w:t>
+            </w:r>
+          </w:p>
+        </w:tc>
+      </w:tr>
+      <w:tr>
+        <w:trPr>
+          <w:cantSplit/>
+        </w:trPr>
+        <w:tc>
+          <w:tcPr>
+            <w:tcW w:type="dxa" w:w="1440"/>
+            <w:vAlign w:val="center"/>
+            <w:tcMar>
+              <w:top w:w="70" w:type="dxa"/>
+              <w:left w:w="70" w:type="dxa"/>
+              <w:bottom w:w="70" w:type="dxa"/>
+              <w:right w:w="70" w:type="dxa"/>
+            </w:tcMar>
+          </w:tcPr>
+          <w:p>
+            <w:pPr>
+              <w:spacing w:after="40" w:before="40"/>
+              <w:jc w:val="left"/>
+            </w:pPr>
+            <w:r>
+              <w:rPr>
+                <w:rFonts w:ascii="Arial" w:hAnsi="Arial"/>
+                <w:b w:val="0"/>
+                <w:color w:val="000000"/>
+                <w:sz w:val="20"/>
+              </w:rPr>
+              <w:t>alef</w:t>
+            </w:r>
+          </w:p>
+        </w:tc>
+        <w:tc>
+          <w:tcPr>
+            <w:tcW w:type="dxa" w:w="2160"/>
+            <w:vAlign w:val="center"/>
+            <w:tcMar>
+              <w:top w:w="70" w:type="dxa"/>
+              <w:left w:w="70" w:type="dxa"/>
+              <w:bottom w:w="70" w:type="dxa"/>
+              <w:right w:w="70" w:type="dxa"/>
+            </w:tcMar>
+          </w:tcPr>
+          <w:p>
+            <w:pPr>
+              <w:spacing w:after="40" w:before="40"/>
+              <w:jc w:val="center"/>
+            </w:pPr>
+            <w:r>
+              <w:rPr>
+                <w:rFonts w:ascii="Arial" w:hAnsi="Arial"/>
+                <w:b w:val="0"/>
+                <w:color w:val="000000"/>
+                <w:sz w:val="20"/>
+              </w:rPr>
+              <w:t>Above 15</w:t>
+            </w:r>
+          </w:p>
+        </w:tc>
+        <w:tc>
+          <w:tcPr>
+            <w:tcW w:type="dxa" w:w="1152"/>
+            <w:vAlign w:val="center"/>
+            <w:tcMar>
+              <w:top w:w="70" w:type="dxa"/>
+              <w:left w:w="70" w:type="dxa"/>
+              <w:bottom w:w="70" w:type="dxa"/>
+              <w:right w:w="70" w:type="dxa"/>
+            </w:tcMar>
+          </w:tcPr>
+          <w:p>
+            <w:pPr>
+              <w:spacing w:after="40" w:before="40"/>
+              <w:jc w:val="center"/>
+            </w:pPr>
+            <w:r>
+              <w:rPr>
+                <w:rFonts w:ascii="Arial" w:hAnsi="Arial"/>
+                <w:b w:val="0"/>
+                <w:color w:val="000000"/>
+                <w:sz w:val="20"/>
+              </w:rPr>
+              <w:t>107</w:t>
+            </w:r>
+          </w:p>
+        </w:tc>
+        <w:tc>
+          <w:tcPr>
+            <w:tcW w:type="dxa" w:w="2808"/>
+            <w:vAlign w:val="center"/>
+            <w:tcMar>
+              <w:top w:w="70" w:type="dxa"/>
+              <w:left w:w="70" w:type="dxa"/>
+              <w:bottom w:w="70" w:type="dxa"/>
+              <w:right w:w="70" w:type="dxa"/>
+            </w:tcMar>
+          </w:tcPr>
+          <w:p>
+            <w:pPr>
+              <w:spacing w:after="40" w:before="40"/>
+              <w:jc w:val="center"/>
+            </w:pPr>
+            <w:r>
+              <w:rPr>
+                <w:rFonts w:ascii="Arial" w:hAnsi="Arial"/>
+                <w:b w:val="0"/>
+                <w:color w:val="000000"/>
+                <w:sz w:val="20"/>
+              </w:rPr>
+              <w:t>70.09%</w:t>
+            </w:r>
+          </w:p>
+        </w:tc>
+        <w:tc>
+          <w:tcPr>
+            <w:tcW w:type="dxa" w:w="2808"/>
+            <w:vAlign w:val="center"/>
+            <w:tcMar>
+              <w:top w:w="70" w:type="dxa"/>
+              <w:left w:w="70" w:type="dxa"/>
+              <w:bottom w:w="70" w:type="dxa"/>
+              <w:right w:w="70" w:type="dxa"/>
+            </w:tcMar>
+          </w:tcPr>
+          <w:p>
+            <w:pPr>
+              <w:spacing w:after="40" w:before="40"/>
+              <w:jc w:val="center"/>
+            </w:pPr>
+            <w:r>
+              <w:rPr>
+                <w:rFonts w:ascii="Arial" w:hAnsi="Arial"/>
+                <w:b w:val="0"/>
+                <w:color w:val="000000"/>
+                <w:sz w:val="20"/>
+              </w:rPr>
+              <w:t>0.93%</w:t>
+            </w:r>
+          </w:p>
+        </w:tc>
+      </w:tr>
+      <w:tr>
+        <w:trPr>
+          <w:cantSplit/>
+        </w:trPr>
+        <w:tc>
+          <w:tcPr>
+            <w:tcW w:type="dxa" w:w="1440"/>
+            <w:vAlign w:val="center"/>
+            <w:tcMar>
+              <w:top w:w="70" w:type="dxa"/>
+              <w:left w:w="70" w:type="dxa"/>
+              <w:bottom w:w="70" w:type="dxa"/>
+              <w:right w:w="70" w:type="dxa"/>
+            </w:tcMar>
+          </w:tcPr>
+          <w:p>
+            <w:pPr>
+              <w:spacing w:after="40" w:before="40"/>
+              <w:jc w:val="left"/>
+            </w:pPr>
+            <w:r>
+              <w:rPr>
+                <w:rFonts w:ascii="Arial" w:hAnsi="Arial"/>
+                <w:b w:val="0"/>
+                <w:color w:val="000000"/>
+                <w:sz w:val="20"/>
+              </w:rPr>
+              <w:t>beh</w:t>
+            </w:r>
+          </w:p>
+        </w:tc>
+        <w:tc>
+          <w:tcPr>
+            <w:tcW w:type="dxa" w:w="2160"/>
+            <w:vAlign w:val="center"/>
+            <w:tcMar>
+              <w:top w:w="70" w:type="dxa"/>
+              <w:left w:w="70" w:type="dxa"/>
+              <w:bottom w:w="70" w:type="dxa"/>
+              <w:right w:w="70" w:type="dxa"/>
+            </w:tcMar>
+          </w:tcPr>
+          <w:p>
+            <w:pPr>
+              <w:spacing w:after="40" w:before="40"/>
+              <w:jc w:val="center"/>
+            </w:pPr>
+            <w:r>
+              <w:rPr>
+                <w:rFonts w:ascii="Arial" w:hAnsi="Arial"/>
+                <w:b w:val="0"/>
+                <w:color w:val="000000"/>
+                <w:sz w:val="20"/>
+              </w:rPr>
+              <w:t>Above 25</w:t>
+            </w:r>
+          </w:p>
+        </w:tc>
+        <w:tc>
+          <w:tcPr>
+            <w:tcW w:type="dxa" w:w="1152"/>
+            <w:vAlign w:val="center"/>
+            <w:tcMar>
+              <w:top w:w="70" w:type="dxa"/>
+              <w:left w:w="70" w:type="dxa"/>
+              <w:bottom w:w="70" w:type="dxa"/>
+              <w:right w:w="70" w:type="dxa"/>
+            </w:tcMar>
+          </w:tcPr>
+          <w:p>
+            <w:pPr>
+              <w:spacing w:after="40" w:before="40"/>
+              <w:jc w:val="center"/>
+            </w:pPr>
+            <w:r>
+              <w:rPr>
+                <w:rFonts w:ascii="Arial" w:hAnsi="Arial"/>
+                <w:b w:val="0"/>
+                <w:color w:val="000000"/>
+                <w:sz w:val="20"/>
+              </w:rPr>
+              <w:t>70</w:t>
+            </w:r>
+          </w:p>
+        </w:tc>
+        <w:tc>
+          <w:tcPr>
+            <w:tcW w:type="dxa" w:w="2808"/>
+            <w:vAlign w:val="center"/>
+            <w:tcMar>
+              <w:top w:w="70" w:type="dxa"/>
+              <w:left w:w="70" w:type="dxa"/>
+              <w:bottom w:w="70" w:type="dxa"/>
+              <w:right w:w="70" w:type="dxa"/>
+            </w:tcMar>
+          </w:tcPr>
+          <w:p>
+            <w:pPr>
+              <w:spacing w:after="40" w:before="40"/>
+              <w:jc w:val="center"/>
+            </w:pPr>
+            <w:r>
+              <w:rPr>
+                <w:rFonts w:ascii="Arial" w:hAnsi="Arial"/>
+                <w:b w:val="0"/>
+                <w:color w:val="000000"/>
+                <w:sz w:val="20"/>
+              </w:rPr>
+              <w:t>64.29%</w:t>
+            </w:r>
+          </w:p>
+        </w:tc>
+        <w:tc>
+          <w:tcPr>
+            <w:tcW w:type="dxa" w:w="2808"/>
+            <w:vAlign w:val="center"/>
+            <w:tcMar>
+              <w:top w:w="70" w:type="dxa"/>
+              <w:left w:w="70" w:type="dxa"/>
+              <w:bottom w:w="70" w:type="dxa"/>
+              <w:right w:w="70" w:type="dxa"/>
+            </w:tcMar>
+          </w:tcPr>
+          <w:p>
+            <w:pPr>
+              <w:spacing w:after="40" w:before="40"/>
+              <w:jc w:val="center"/>
+            </w:pPr>
+            <w:r>
+              <w:rPr>
+                <w:rFonts w:ascii="Arial" w:hAnsi="Arial"/>
+                <w:b w:val="0"/>
+                <w:color w:val="000000"/>
+                <w:sz w:val="20"/>
+              </w:rPr>
+              <w:t>0.00%</w:t>
+            </w:r>
+          </w:p>
+        </w:tc>
+      </w:tr>
+      <w:tr>
+        <w:trPr>
+          <w:cantSplit/>
+        </w:trPr>
+        <w:tc>
+          <w:tcPr>
+            <w:tcW w:type="dxa" w:w="1440"/>
+            <w:vAlign w:val="center"/>
+            <w:tcMar>
+              <w:top w:w="70" w:type="dxa"/>
+              <w:left w:w="70" w:type="dxa"/>
+              <w:bottom w:w="70" w:type="dxa"/>
+              <w:right w:w="70" w:type="dxa"/>
+            </w:tcMar>
+          </w:tcPr>
+          <w:p>
+            <w:pPr>
+              <w:spacing w:after="40" w:before="40"/>
+              <w:jc w:val="left"/>
+            </w:pPr>
+            <w:r>
+              <w:rPr>
+                <w:rFonts w:ascii="Arial" w:hAnsi="Arial"/>
+                <w:b w:val="0"/>
+                <w:color w:val="000000"/>
+                <w:sz w:val="20"/>
+              </w:rPr>
+              <w:t>kaf</w:t>
+            </w:r>
+          </w:p>
+        </w:tc>
+        <w:tc>
+          <w:tcPr>
+            <w:tcW w:type="dxa" w:w="2160"/>
+            <w:vAlign w:val="center"/>
+            <w:tcMar>
+              <w:top w:w="70" w:type="dxa"/>
+              <w:left w:w="70" w:type="dxa"/>
+              <w:bottom w:w="70" w:type="dxa"/>
+              <w:right w:w="70" w:type="dxa"/>
+            </w:tcMar>
+          </w:tcPr>
+          <w:p>
+            <w:pPr>
+              <w:spacing w:after="40" w:before="40"/>
+              <w:jc w:val="center"/>
+            </w:pPr>
+            <w:r>
+              <w:rPr>
+                <w:rFonts w:ascii="Arial" w:hAnsi="Arial"/>
+                <w:b w:val="0"/>
+                <w:color w:val="000000"/>
+                <w:sz w:val="20"/>
+              </w:rPr>
+              <w:t>Above 30</w:t>
+            </w:r>
+          </w:p>
+        </w:tc>
+        <w:tc>
+          <w:tcPr>
+            <w:tcW w:type="dxa" w:w="1152"/>
+            <w:vAlign w:val="center"/>
+            <w:tcMar>
+              <w:top w:w="70" w:type="dxa"/>
+              <w:left w:w="70" w:type="dxa"/>
+              <w:bottom w:w="70" w:type="dxa"/>
+              <w:right w:w="70" w:type="dxa"/>
+            </w:tcMar>
+          </w:tcPr>
+          <w:p>
+            <w:pPr>
+              <w:spacing w:after="40" w:before="40"/>
+              <w:jc w:val="center"/>
+            </w:pPr>
+            <w:r>
+              <w:rPr>
+                <w:rFonts w:ascii="Arial" w:hAnsi="Arial"/>
+                <w:b w:val="0"/>
+                <w:color w:val="000000"/>
+                <w:sz w:val="20"/>
+              </w:rPr>
+              <w:t>40</w:t>
+            </w:r>
+          </w:p>
+        </w:tc>
+        <w:tc>
+          <w:tcPr>
+            <w:tcW w:type="dxa" w:w="2808"/>
+            <w:vAlign w:val="center"/>
+            <w:tcMar>
+              <w:top w:w="70" w:type="dxa"/>
+              <w:left w:w="70" w:type="dxa"/>
+              <w:bottom w:w="70" w:type="dxa"/>
+              <w:right w:w="70" w:type="dxa"/>
+            </w:tcMar>
+          </w:tcPr>
+          <w:p>
+            <w:pPr>
+              <w:spacing w:after="40" w:before="40"/>
+              <w:jc w:val="center"/>
+            </w:pPr>
+            <w:r>
+              <w:rPr>
+                <w:rFonts w:ascii="Arial" w:hAnsi="Arial"/>
+                <w:b w:val="0"/>
+                <w:color w:val="000000"/>
+                <w:sz w:val="20"/>
+              </w:rPr>
+              <w:t>65.00%</w:t>
+            </w:r>
+          </w:p>
+        </w:tc>
+        <w:tc>
+          <w:tcPr>
+            <w:tcW w:type="dxa" w:w="2808"/>
+            <w:vAlign w:val="center"/>
+            <w:tcMar>
+              <w:top w:w="70" w:type="dxa"/>
+              <w:left w:w="70" w:type="dxa"/>
+              <w:bottom w:w="70" w:type="dxa"/>
+              <w:right w:w="70" w:type="dxa"/>
+            </w:tcMar>
+          </w:tcPr>
+          <w:p>
+            <w:pPr>
+              <w:spacing w:after="40" w:before="40"/>
+              <w:jc w:val="center"/>
+            </w:pPr>
+            <w:r>
+              <w:rPr>
+                <w:rFonts w:ascii="Arial" w:hAnsi="Arial"/>
+                <w:b w:val="0"/>
+                <w:color w:val="000000"/>
+                <w:sz w:val="20"/>
+              </w:rPr>
+              <w:t>0.00%</w:t>
+            </w:r>
+          </w:p>
+        </w:tc>
+      </w:tr>
+    </w:tbl>
+    <w:p>
+      <w:pPr>
+        <w:spacing w:after="0"/>
+      </w:pPr>
+    </w:p>
+    <w:p>
+      <w:r>
+        <w:t>Alef already fell to 13.04% at 10 to 15 degrees across 23 images. Printed heh retained 70.97% at 35 to 40 degrees across 31 images. These differences suggest sensitivity to particular stroke shapes. The small letter and angle groups are diagnostic findings rather than precise universal cutoffs.</w:t>
+      </w:r>
+    </w:p>
+    <w:p>
+      <w:pPr>
+        <w:pStyle w:val="Heading1"/>
+      </w:pPr>
+      <w:r>
+        <w:t>Original printed fonts</w:t>
+      </w:r>
+    </w:p>
+    <w:tbl>
+      <w:tblPr>
+        <w:tblW w:type="auto" w:w="0"/>
+        <w:jc w:val="center"/>
+        <w:tblLayout w:type="fixed"/>
+        <w:tblLook w:firstColumn="1" w:firstRow="1" w:lastColumn="0" w:lastRow="0" w:noHBand="0" w:noVBand="1" w:val="04A0"/>
+        <w:tblBorders>
+          <w:top w:val="single" w:sz="4" w:color="000000"/>
+          <w:left w:val="single" w:sz="4" w:color="000000"/>
+          <w:bottom w:val="single" w:sz="4" w:color="000000"/>
+          <w:right w:val="single" w:sz="4" w:color="000000"/>
+          <w:insideH w:val="single" w:sz="4" w:color="000000"/>
+          <w:insideV w:val="single" w:sz="4" w:color="000000"/>
+        </w:tblBorders>
+      </w:tblPr>
+      <w:tblGrid>
+        <w:gridCol w:w="4608"/>
+        <w:gridCol w:w="2880"/>
+        <w:gridCol w:w="2880"/>
+      </w:tblGrid>
+      <w:tr>
+        <w:trPr>
+          <w:tblHeader/>
+          <w:cantSplit/>
+        </w:trPr>
+        <w:tc>
+          <w:tcPr>
+            <w:tcW w:type="dxa" w:w="4608"/>
+            <w:vAlign w:val="center"/>
+            <w:tcMar>
+              <w:top w:w="70" w:type="dxa"/>
+              <w:left w:w="70" w:type="dxa"/>
+              <w:bottom w:w="70" w:type="dxa"/>
+              <w:right w:w="70" w:type="dxa"/>
+            </w:tcMar>
+          </w:tcPr>
+          <w:p>
+            <w:pPr>
+              <w:spacing w:after="40" w:before="40"/>
+              <w:jc w:val="left"/>
+            </w:pPr>
+            <w:r>
+              <w:rPr>
+                <w:rFonts w:ascii="Arial" w:hAnsi="Arial"/>
+                <w:b/>
+                <w:color w:val="000000"/>
+                <w:sz w:val="20"/>
+              </w:rPr>
+              <w:t>Font</w:t>
+            </w:r>
+          </w:p>
+        </w:tc>
+        <w:tc>
+          <w:tcPr>
+            <w:tcW w:type="dxa" w:w="2880"/>
+            <w:vAlign w:val="center"/>
+            <w:tcMar>
+              <w:top w:w="70" w:type="dxa"/>
+              <w:left w:w="70" w:type="dxa"/>
+              <w:bottom w:w="70" w:type="dxa"/>
+              <w:right w:w="70" w:type="dxa"/>
+            </w:tcMar>
+          </w:tcPr>
+          <w:p>
+            <w:pPr>
+              <w:spacing w:after="40" w:before="40"/>
+              <w:jc w:val="center"/>
+            </w:pPr>
+            <w:r>
+              <w:rPr>
+                <w:rFonts w:ascii="Arial" w:hAnsi="Arial"/>
+                <w:b/>
+                <w:color w:val="000000"/>
+                <w:sz w:val="20"/>
+              </w:rPr>
+              <w:t>Correct images</w:t>
+            </w:r>
+          </w:p>
+        </w:tc>
+        <w:tc>
+          <w:tcPr>
+            <w:tcW w:type="dxa" w:w="2880"/>
+            <w:vAlign w:val="center"/>
+            <w:tcMar>
+              <w:top w:w="70" w:type="dxa"/>
+              <w:left w:w="70" w:type="dxa"/>
+              <w:bottom w:w="70" w:type="dxa"/>
+              <w:right w:w="70" w:type="dxa"/>
+            </w:tcMar>
+          </w:tcPr>
+          <w:p>
+            <w:pPr>
+              <w:spacing w:after="40" w:before="40"/>
+              <w:jc w:val="center"/>
+            </w:pPr>
+            <w:r>
+              <w:rPr>
+                <w:rFonts w:ascii="Arial" w:hAnsi="Arial"/>
+                <w:b/>
+                <w:color w:val="000000"/>
+                <w:sz w:val="20"/>
+              </w:rPr>
+              <w:t>Accuracy</w:t>
+            </w:r>
+          </w:p>
+        </w:tc>
+      </w:tr>
+      <w:tr>
+        <w:trPr>
+          <w:cantSplit/>
+        </w:trPr>
+        <w:tc>
+          <w:tcPr>
+            <w:tcW w:type="dxa" w:w="4608"/>
+            <w:vAlign w:val="center"/>
+            <w:tcMar>
+              <w:top w:w="70" w:type="dxa"/>
+              <w:left w:w="70" w:type="dxa"/>
+              <w:bottom w:w="70" w:type="dxa"/>
+              <w:right w:w="70" w:type="dxa"/>
+            </w:tcMar>
+          </w:tcPr>
+          <w:p>
+            <w:pPr>
+              <w:spacing w:after="40" w:before="40"/>
+              <w:jc w:val="left"/>
+            </w:pPr>
+            <w:r>
+              <w:rPr>
+                <w:rFonts w:ascii="Arial" w:hAnsi="Arial"/>
+                <w:b w:val="0"/>
+                <w:color w:val="000000"/>
+                <w:sz w:val="20"/>
+              </w:rPr>
+              <w:t>Samim</w:t>
+            </w:r>
+          </w:p>
+        </w:tc>
+        <w:tc>
+          <w:tcPr>
+            <w:tcW w:type="dxa" w:w="2880"/>
+            <w:vAlign w:val="center"/>
+            <w:tcMar>
+              <w:top w:w="70" w:type="dxa"/>
+              <w:left w:w="70" w:type="dxa"/>
+              <w:bottom w:w="70" w:type="dxa"/>
+              <w:right w:w="70" w:type="dxa"/>
+            </w:tcMar>
+          </w:tcPr>
+          <w:p>
+            <w:pPr>
+              <w:spacing w:after="40" w:before="40"/>
+              <w:jc w:val="center"/>
+            </w:pPr>
+            <w:r>
+              <w:rPr>
+                <w:rFonts w:ascii="Arial" w:hAnsi="Arial"/>
+                <w:b w:val="0"/>
+                <w:color w:val="000000"/>
+                <w:sz w:val="20"/>
+              </w:rPr>
+              <w:t>32/32</w:t>
+            </w:r>
+          </w:p>
+        </w:tc>
+        <w:tc>
+          <w:tcPr>
+            <w:tcW w:type="dxa" w:w="2880"/>
+            <w:vAlign w:val="center"/>
+            <w:tcMar>
+              <w:top w:w="70" w:type="dxa"/>
+              <w:left w:w="70" w:type="dxa"/>
+              <w:bottom w:w="70" w:type="dxa"/>
+              <w:right w:w="70" w:type="dxa"/>
+            </w:tcMar>
+          </w:tcPr>
+          <w:p>
+            <w:pPr>
+              <w:spacing w:after="40" w:before="40"/>
+              <w:jc w:val="center"/>
+            </w:pPr>
+            <w:r>
+              <w:rPr>
+                <w:rFonts w:ascii="Arial" w:hAnsi="Arial"/>
+                <w:b w:val="0"/>
+                <w:color w:val="000000"/>
+                <w:sz w:val="20"/>
+              </w:rPr>
+              <w:t>100.00%</w:t>
+            </w:r>
+          </w:p>
+        </w:tc>
+      </w:tr>
+      <w:tr>
+        <w:trPr>
+          <w:cantSplit/>
+        </w:trPr>
+        <w:tc>
+          <w:tcPr>
+            <w:tcW w:type="dxa" w:w="4608"/>
+            <w:vAlign w:val="center"/>
+            <w:tcMar>
+              <w:top w:w="70" w:type="dxa"/>
+              <w:left w:w="70" w:type="dxa"/>
+              <w:bottom w:w="70" w:type="dxa"/>
+              <w:right w:w="70" w:type="dxa"/>
+            </w:tcMar>
+          </w:tcPr>
+          <w:p>
+            <w:pPr>
+              <w:spacing w:after="40" w:before="40"/>
+              <w:jc w:val="left"/>
+            </w:pPr>
+            <w:r>
+              <w:rPr>
+                <w:rFonts w:ascii="Arial" w:hAnsi="Arial"/>
+                <w:b w:val="0"/>
+                <w:color w:val="000000"/>
+                <w:sz w:val="20"/>
+              </w:rPr>
+              <w:t>Parastoo-Print</w:t>
+            </w:r>
+          </w:p>
+        </w:tc>
+        <w:tc>
+          <w:tcPr>
+            <w:tcW w:type="dxa" w:w="2880"/>
+            <w:vAlign w:val="center"/>
+            <w:tcMar>
+              <w:top w:w="70" w:type="dxa"/>
+              <w:left w:w="70" w:type="dxa"/>
+              <w:bottom w:w="70" w:type="dxa"/>
+              <w:right w:w="70" w:type="dxa"/>
+            </w:tcMar>
+          </w:tcPr>
+          <w:p>
+            <w:pPr>
+              <w:spacing w:after="40" w:before="40"/>
+              <w:jc w:val="center"/>
+            </w:pPr>
+            <w:r>
+              <w:rPr>
+                <w:rFonts w:ascii="Arial" w:hAnsi="Arial"/>
+                <w:b w:val="0"/>
+                <w:color w:val="000000"/>
+                <w:sz w:val="20"/>
+              </w:rPr>
+              <w:t>32/32</w:t>
+            </w:r>
+          </w:p>
+        </w:tc>
+        <w:tc>
+          <w:tcPr>
+            <w:tcW w:type="dxa" w:w="2880"/>
+            <w:vAlign w:val="center"/>
+            <w:tcMar>
+              <w:top w:w="70" w:type="dxa"/>
+              <w:left w:w="70" w:type="dxa"/>
+              <w:bottom w:w="70" w:type="dxa"/>
+              <w:right w:w="70" w:type="dxa"/>
+            </w:tcMar>
+          </w:tcPr>
+          <w:p>
+            <w:pPr>
+              <w:spacing w:after="40" w:before="40"/>
+              <w:jc w:val="center"/>
+            </w:pPr>
+            <w:r>
+              <w:rPr>
+                <w:rFonts w:ascii="Arial" w:hAnsi="Arial"/>
+                <w:b w:val="0"/>
+                <w:color w:val="000000"/>
+                <w:sz w:val="20"/>
+              </w:rPr>
+              <w:t>100.00%</w:t>
+            </w:r>
+          </w:p>
+        </w:tc>
+      </w:tr>
+      <w:tr>
+        <w:trPr>
+          <w:cantSplit/>
+        </w:trPr>
+        <w:tc>
+          <w:tcPr>
+            <w:tcW w:type="dxa" w:w="4608"/>
+            <w:vAlign w:val="center"/>
+            <w:tcMar>
+              <w:top w:w="70" w:type="dxa"/>
+              <w:left w:w="70" w:type="dxa"/>
+              <w:bottom w:w="70" w:type="dxa"/>
+              <w:right w:w="70" w:type="dxa"/>
+            </w:tcMar>
+          </w:tcPr>
+          <w:p>
+            <w:pPr>
+              <w:spacing w:after="40" w:before="40"/>
+              <w:jc w:val="left"/>
+            </w:pPr>
+            <w:r>
+              <w:rPr>
+                <w:rFonts w:ascii="Arial" w:hAnsi="Arial"/>
+                <w:b w:val="0"/>
+                <w:color w:val="000000"/>
+                <w:sz w:val="20"/>
+              </w:rPr>
+              <w:t>B Badkonak</w:t>
+            </w:r>
+          </w:p>
+        </w:tc>
+        <w:tc>
+          <w:tcPr>
+            <w:tcW w:type="dxa" w:w="2880"/>
+            <w:vAlign w:val="center"/>
+            <w:tcMar>
+              <w:top w:w="70" w:type="dxa"/>
+              <w:left w:w="70" w:type="dxa"/>
+              <w:bottom w:w="70" w:type="dxa"/>
+              <w:right w:w="70" w:type="dxa"/>
+            </w:tcMar>
+          </w:tcPr>
+          <w:p>
+            <w:pPr>
+              <w:spacing w:after="40" w:before="40"/>
+              <w:jc w:val="center"/>
+            </w:pPr>
+            <w:r>
+              <w:rPr>
+                <w:rFonts w:ascii="Arial" w:hAnsi="Arial"/>
+                <w:b w:val="0"/>
+                <w:color w:val="000000"/>
+                <w:sz w:val="20"/>
+              </w:rPr>
+              <w:t>1/32</w:t>
+            </w:r>
+          </w:p>
+        </w:tc>
+        <w:tc>
+          <w:tcPr>
+            <w:tcW w:type="dxa" w:w="2880"/>
+            <w:vAlign w:val="center"/>
+            <w:tcMar>
+              <w:top w:w="70" w:type="dxa"/>
+              <w:left w:w="70" w:type="dxa"/>
+              <w:bottom w:w="70" w:type="dxa"/>
+              <w:right w:w="70" w:type="dxa"/>
+            </w:tcMar>
+          </w:tcPr>
+          <w:p>
+            <w:pPr>
+              <w:spacing w:after="40" w:before="40"/>
+              <w:jc w:val="center"/>
+            </w:pPr>
+            <w:r>
+              <w:rPr>
+                <w:rFonts w:ascii="Arial" w:hAnsi="Arial"/>
+                <w:b w:val="0"/>
+                <w:color w:val="000000"/>
+                <w:sz w:val="20"/>
+              </w:rPr>
+              <w:t>3.12%</w:t>
+            </w:r>
+          </w:p>
+        </w:tc>
+      </w:tr>
+      <w:tr>
+        <w:trPr>
+          <w:cantSplit/>
+        </w:trPr>
+        <w:tc>
+          <w:tcPr>
+            <w:tcW w:type="dxa" w:w="4608"/>
+            <w:vAlign w:val="center"/>
+            <w:tcMar>
+              <w:top w:w="70" w:type="dxa"/>
+              <w:left w:w="70" w:type="dxa"/>
+              <w:bottom w:w="70" w:type="dxa"/>
+              <w:right w:w="70" w:type="dxa"/>
+            </w:tcMar>
+          </w:tcPr>
+          <w:p>
+            <w:pPr>
+              <w:spacing w:after="40" w:before="40"/>
+              <w:jc w:val="left"/>
+            </w:pPr>
+            <w:r>
+              <w:rPr>
+                <w:rFonts w:ascii="Arial" w:hAnsi="Arial"/>
+                <w:b w:val="0"/>
+                <w:color w:val="000000"/>
+                <w:sz w:val="20"/>
+              </w:rPr>
+              <w:t>B Masjed</w:t>
+            </w:r>
+          </w:p>
+        </w:tc>
+        <w:tc>
+          <w:tcPr>
+            <w:tcW w:type="dxa" w:w="2880"/>
+            <w:vAlign w:val="center"/>
+            <w:tcMar>
+              <w:top w:w="70" w:type="dxa"/>
+              <w:left w:w="70" w:type="dxa"/>
+              <w:bottom w:w="70" w:type="dxa"/>
+              <w:right w:w="70" w:type="dxa"/>
+            </w:tcMar>
+          </w:tcPr>
+          <w:p>
+            <w:pPr>
+              <w:spacing w:after="40" w:before="40"/>
+              <w:jc w:val="center"/>
+            </w:pPr>
+            <w:r>
+              <w:rPr>
+                <w:rFonts w:ascii="Arial" w:hAnsi="Arial"/>
+                <w:b w:val="0"/>
+                <w:color w:val="000000"/>
+                <w:sz w:val="20"/>
+              </w:rPr>
+              <w:t>1/32</w:t>
+            </w:r>
+          </w:p>
+        </w:tc>
+        <w:tc>
+          <w:tcPr>
+            <w:tcW w:type="dxa" w:w="2880"/>
+            <w:vAlign w:val="center"/>
+            <w:tcMar>
+              <w:top w:w="70" w:type="dxa"/>
+              <w:left w:w="70" w:type="dxa"/>
+              <w:bottom w:w="70" w:type="dxa"/>
+              <w:right w:w="70" w:type="dxa"/>
+            </w:tcMar>
+          </w:tcPr>
+          <w:p>
+            <w:pPr>
+              <w:spacing w:after="40" w:before="40"/>
+              <w:jc w:val="center"/>
+            </w:pPr>
+            <w:r>
+              <w:rPr>
+                <w:rFonts w:ascii="Arial" w:hAnsi="Arial"/>
+                <w:b w:val="0"/>
+                <w:color w:val="000000"/>
+                <w:sz w:val="20"/>
+              </w:rPr>
+              <w:t>3.12%</w:t>
+            </w:r>
+          </w:p>
+        </w:tc>
+      </w:tr>
+      <w:tr>
+        <w:trPr>
+          <w:cantSplit/>
+        </w:trPr>
+        <w:tc>
+          <w:tcPr>
+            <w:tcW w:type="dxa" w:w="4608"/>
+            <w:vAlign w:val="center"/>
+            <w:tcMar>
+              <w:top w:w="70" w:type="dxa"/>
+              <w:left w:w="70" w:type="dxa"/>
+              <w:bottom w:w="70" w:type="dxa"/>
+              <w:right w:w="70" w:type="dxa"/>
+            </w:tcMar>
+          </w:tcPr>
+          <w:p>
+            <w:pPr>
+              <w:spacing w:after="40" w:before="40"/>
+              <w:jc w:val="left"/>
+            </w:pPr>
+            <w:r>
+              <w:rPr>
+                <w:rFonts w:ascii="Arial" w:hAnsi="Arial"/>
+                <w:b w:val="0"/>
+                <w:color w:val="000000"/>
+                <w:sz w:val="20"/>
+              </w:rPr>
+              <w:t>B Kaj</w:t>
+            </w:r>
+          </w:p>
+        </w:tc>
+        <w:tc>
+          <w:tcPr>
+            <w:tcW w:type="dxa" w:w="2880"/>
+            <w:vAlign w:val="center"/>
+            <w:tcMar>
+              <w:top w:w="70" w:type="dxa"/>
+              <w:left w:w="70" w:type="dxa"/>
+              <w:bottom w:w="70" w:type="dxa"/>
+              <w:right w:w="70" w:type="dxa"/>
+            </w:tcMar>
+          </w:tcPr>
+          <w:p>
+            <w:pPr>
+              <w:spacing w:after="40" w:before="40"/>
+              <w:jc w:val="center"/>
+            </w:pPr>
+            <w:r>
+              <w:rPr>
+                <w:rFonts w:ascii="Arial" w:hAnsi="Arial"/>
+                <w:b w:val="0"/>
+                <w:color w:val="000000"/>
+                <w:sz w:val="20"/>
+              </w:rPr>
+              <w:t>0/32</w:t>
+            </w:r>
+          </w:p>
+        </w:tc>
+        <w:tc>
+          <w:tcPr>
+            <w:tcW w:type="dxa" w:w="2880"/>
+            <w:vAlign w:val="center"/>
+            <w:tcMar>
+              <w:top w:w="70" w:type="dxa"/>
+              <w:left w:w="70" w:type="dxa"/>
+              <w:bottom w:w="70" w:type="dxa"/>
+              <w:right w:w="70" w:type="dxa"/>
+            </w:tcMar>
+          </w:tcPr>
+          <w:p>
+            <w:pPr>
+              <w:spacing w:after="40" w:before="40"/>
+              <w:jc w:val="center"/>
+            </w:pPr>
+            <w:r>
+              <w:rPr>
+                <w:rFonts w:ascii="Arial" w:hAnsi="Arial"/>
+                <w:b w:val="0"/>
+                <w:color w:val="000000"/>
+                <w:sz w:val="20"/>
+              </w:rPr>
+              <w:t>0.00%</w:t>
+            </w:r>
+          </w:p>
+        </w:tc>
+      </w:tr>
+      <w:tr>
+        <w:trPr>
+          <w:cantSplit/>
+        </w:trPr>
+        <w:tc>
+          <w:tcPr>
+            <w:tcW w:type="dxa" w:w="4608"/>
+            <w:vAlign w:val="center"/>
+            <w:tcMar>
+              <w:top w:w="70" w:type="dxa"/>
+              <w:left w:w="70" w:type="dxa"/>
+              <w:bottom w:w="70" w:type="dxa"/>
+              <w:right w:w="70" w:type="dxa"/>
+            </w:tcMar>
+          </w:tcPr>
+          <w:p>
+            <w:pPr>
+              <w:spacing w:after="40" w:before="40"/>
+              <w:jc w:val="left"/>
+            </w:pPr>
+            <w:r>
+              <w:rPr>
+                <w:rFonts w:ascii="Arial" w:hAnsi="Arial"/>
+                <w:b w:val="0"/>
+                <w:color w:val="000000"/>
+                <w:sz w:val="20"/>
+              </w:rPr>
+              <w:t>B Tir</w:t>
+            </w:r>
+          </w:p>
+        </w:tc>
+        <w:tc>
+          <w:tcPr>
+            <w:tcW w:type="dxa" w:w="2880"/>
+            <w:vAlign w:val="center"/>
+            <w:tcMar>
+              <w:top w:w="70" w:type="dxa"/>
+              <w:left w:w="70" w:type="dxa"/>
+              <w:bottom w:w="70" w:type="dxa"/>
+              <w:right w:w="70" w:type="dxa"/>
+            </w:tcMar>
+          </w:tcPr>
+          <w:p>
+            <w:pPr>
+              <w:spacing w:after="40" w:before="40"/>
+              <w:jc w:val="center"/>
+            </w:pPr>
+            <w:r>
+              <w:rPr>
+                <w:rFonts w:ascii="Arial" w:hAnsi="Arial"/>
+                <w:b w:val="0"/>
+                <w:color w:val="000000"/>
+                <w:sz w:val="20"/>
+              </w:rPr>
+              <w:t>0/32</w:t>
+            </w:r>
+          </w:p>
+        </w:tc>
+        <w:tc>
+          <w:tcPr>
+            <w:tcW w:type="dxa" w:w="2880"/>
+            <w:vAlign w:val="center"/>
+            <w:tcMar>
+              <w:top w:w="70" w:type="dxa"/>
+              <w:left w:w="70" w:type="dxa"/>
+              <w:bottom w:w="70" w:type="dxa"/>
+              <w:right w:w="70" w:type="dxa"/>
+            </w:tcMar>
+          </w:tcPr>
+          <w:p>
+            <w:pPr>
+              <w:spacing w:after="40" w:before="40"/>
+              <w:jc w:val="center"/>
+            </w:pPr>
+            <w:r>
+              <w:rPr>
+                <w:rFonts w:ascii="Arial" w:hAnsi="Arial"/>
+                <w:b w:val="0"/>
+                <w:color w:val="000000"/>
+                <w:sz w:val="20"/>
+              </w:rPr>
+              <w:t>0.00%</w:t>
+            </w:r>
+          </w:p>
+        </w:tc>
+      </w:tr>
+    </w:tbl>
+    <w:p>
+      <w:pPr>
+        <w:spacing w:after="0"/>
+      </w:pPr>
+    </w:p>
+    <w:p>
+      <w:r>
+        <w:t>Of 196 font folders, 96 reached at least 90% accuracy and 15 achieved 10% or less. Sample inspection of poorly performing fonts showed strongly stylized or geometric glyphs, consistent with difficulty transferring from the training fonts. There is one sample per letter per font, and some font variants contain identical images, so these rankings are descriptive.</w:t>
+      </w:r>
+    </w:p>
+    <w:p>
+      <w:r>
+        <w:br w:type="page"/>
+      </w:r>
+    </w:p>
+    <w:p>
+      <w:pPr>
+        <w:pStyle w:val="Heading1"/>
+      </w:pPr>
+      <w:r>
+        <w:t>Handwritten letter confusions and confidence</w:t>
+      </w:r>
+    </w:p>
+    <w:tbl>
+      <w:tblPr>
+        <w:tblW w:type="auto" w:w="0"/>
+        <w:jc w:val="center"/>
+        <w:tblLayout w:type="fixed"/>
+        <w:tblLook w:firstColumn="1" w:firstRow="1" w:lastColumn="0" w:lastRow="0" w:noHBand="0" w:noVBand="1" w:val="04A0"/>
+        <w:tblBorders>
+          <w:top w:val="single" w:sz="4" w:color="000000"/>
+          <w:left w:val="single" w:sz="4" w:color="000000"/>
+          <w:bottom w:val="single" w:sz="4" w:color="000000"/>
+          <w:right w:val="single" w:sz="4" w:color="000000"/>
+          <w:insideH w:val="single" w:sz="4" w:color="000000"/>
+          <w:insideV w:val="single" w:sz="4" w:color="000000"/>
+        </w:tblBorders>
+      </w:tblPr>
+      <w:tblGrid>
+        <w:gridCol w:w="3456"/>
+        <w:gridCol w:w="3456"/>
+        <w:gridCol w:w="3456"/>
+      </w:tblGrid>
+      <w:tr>
+        <w:trPr>
+          <w:tblHeader/>
+          <w:cantSplit/>
+        </w:trPr>
+        <w:tc>
+          <w:tcPr>
+            <w:tcW w:type="dxa" w:w="3456"/>
+            <w:vAlign w:val="center"/>
+            <w:tcMar>
+              <w:top w:w="70" w:type="dxa"/>
+              <w:left w:w="70" w:type="dxa"/>
+              <w:bottom w:w="70" w:type="dxa"/>
+              <w:right w:w="70" w:type="dxa"/>
+            </w:tcMar>
+          </w:tcPr>
+          <w:p>
+            <w:pPr>
+              <w:spacing w:after="40" w:before="40"/>
+              <w:jc w:val="left"/>
+            </w:pPr>
+            <w:r>
+              <w:rPr>
+                <w:rFonts w:ascii="Arial" w:hAnsi="Arial"/>
+                <w:b/>
+                <w:color w:val="000000"/>
+                <w:sz w:val="20"/>
+              </w:rPr>
+              <w:t>Expected letter</w:t>
+            </w:r>
+          </w:p>
+        </w:tc>
+        <w:tc>
+          <w:tcPr>
+            <w:tcW w:type="dxa" w:w="3456"/>
+            <w:vAlign w:val="center"/>
+            <w:tcMar>
+              <w:top w:w="70" w:type="dxa"/>
+              <w:left w:w="70" w:type="dxa"/>
+              <w:bottom w:w="70" w:type="dxa"/>
+              <w:right w:w="70" w:type="dxa"/>
+            </w:tcMar>
+          </w:tcPr>
+          <w:p>
+            <w:pPr>
+              <w:spacing w:after="40" w:before="40"/>
+              <w:jc w:val="center"/>
+            </w:pPr>
+            <w:r>
+              <w:rPr>
+                <w:rFonts w:ascii="Arial" w:hAnsi="Arial"/>
+                <w:b/>
+                <w:color w:val="000000"/>
+                <w:sz w:val="20"/>
+              </w:rPr>
+              <w:t>Predicted letter</w:t>
+            </w:r>
+          </w:p>
+        </w:tc>
+        <w:tc>
+          <w:tcPr>
+            <w:tcW w:type="dxa" w:w="3456"/>
+            <w:vAlign w:val="center"/>
+            <w:tcMar>
+              <w:top w:w="70" w:type="dxa"/>
+              <w:left w:w="70" w:type="dxa"/>
+              <w:bottom w:w="70" w:type="dxa"/>
+              <w:right w:w="70" w:type="dxa"/>
+            </w:tcMar>
+          </w:tcPr>
+          <w:p>
+            <w:pPr>
+              <w:spacing w:after="40" w:before="40"/>
+              <w:jc w:val="center"/>
+            </w:pPr>
+            <w:r>
+              <w:rPr>
+                <w:rFonts w:ascii="Arial" w:hAnsi="Arial"/>
+                <w:b/>
+                <w:color w:val="000000"/>
+                <w:sz w:val="20"/>
+              </w:rPr>
+              <w:t>Accepted errors</w:t>
+            </w:r>
+          </w:p>
+        </w:tc>
+      </w:tr>
+      <w:tr>
+        <w:trPr>
+          <w:cantSplit/>
+        </w:trPr>
+        <w:tc>
+          <w:tcPr>
+            <w:tcW w:type="dxa" w:w="3456"/>
+            <w:vAlign w:val="center"/>
+            <w:tcMar>
+              <w:top w:w="70" w:type="dxa"/>
+              <w:left w:w="70" w:type="dxa"/>
+              <w:bottom w:w="70" w:type="dxa"/>
+              <w:right w:w="70" w:type="dxa"/>
+            </w:tcMar>
+          </w:tcPr>
+          <w:p>
+            <w:pPr>
+              <w:spacing w:after="40" w:before="40"/>
+              <w:jc w:val="left"/>
+            </w:pPr>
+            <w:r>
+              <w:rPr>
+                <w:rFonts w:ascii="Arial" w:hAnsi="Arial"/>
+                <w:b w:val="0"/>
+                <w:color w:val="000000"/>
+                <w:sz w:val="20"/>
+              </w:rPr>
+              <w:t>kheh</w:t>
+            </w:r>
+          </w:p>
+        </w:tc>
+        <w:tc>
+          <w:tcPr>
+            <w:tcW w:type="dxa" w:w="3456"/>
+            <w:vAlign w:val="center"/>
+            <w:tcMar>
+              <w:top w:w="70" w:type="dxa"/>
+              <w:left w:w="70" w:type="dxa"/>
+              <w:bottom w:w="70" w:type="dxa"/>
+              <w:right w:w="70" w:type="dxa"/>
+            </w:tcMar>
+          </w:tcPr>
+          <w:p>
+            <w:pPr>
+              <w:spacing w:after="40" w:before="40"/>
+              <w:jc w:val="center"/>
+            </w:pPr>
+            <w:r>
+              <w:rPr>
+                <w:rFonts w:ascii="Arial" w:hAnsi="Arial"/>
+                <w:b w:val="0"/>
+                <w:color w:val="000000"/>
+                <w:sz w:val="20"/>
+              </w:rPr>
+              <w:t>heh-jimi</w:t>
+            </w:r>
+          </w:p>
+        </w:tc>
+        <w:tc>
+          <w:tcPr>
+            <w:tcW w:type="dxa" w:w="3456"/>
+            <w:vAlign w:val="center"/>
+            <w:tcMar>
+              <w:top w:w="70" w:type="dxa"/>
+              <w:left w:w="70" w:type="dxa"/>
+              <w:bottom w:w="70" w:type="dxa"/>
+              <w:right w:w="70" w:type="dxa"/>
+            </w:tcMar>
+          </w:tcPr>
+          <w:p>
+            <w:pPr>
+              <w:spacing w:after="40" w:before="40"/>
+              <w:jc w:val="center"/>
+            </w:pPr>
+            <w:r>
+              <w:rPr>
+                <w:rFonts w:ascii="Arial" w:hAnsi="Arial"/>
+                <w:b w:val="0"/>
+                <w:color w:val="000000"/>
+                <w:sz w:val="20"/>
+              </w:rPr>
+              <w:t>55</w:t>
+            </w:r>
+          </w:p>
+        </w:tc>
+      </w:tr>
+      <w:tr>
+        <w:trPr>
+          <w:cantSplit/>
+        </w:trPr>
+        <w:tc>
+          <w:tcPr>
+            <w:tcW w:type="dxa" w:w="3456"/>
+            <w:vAlign w:val="center"/>
+            <w:tcMar>
+              <w:top w:w="70" w:type="dxa"/>
+              <w:left w:w="70" w:type="dxa"/>
+              <w:bottom w:w="70" w:type="dxa"/>
+              <w:right w:w="70" w:type="dxa"/>
+            </w:tcMar>
+          </w:tcPr>
+          <w:p>
+            <w:pPr>
+              <w:spacing w:after="40" w:before="40"/>
+              <w:jc w:val="left"/>
+            </w:pPr>
+            <w:r>
+              <w:rPr>
+                <w:rFonts w:ascii="Arial" w:hAnsi="Arial"/>
+                <w:b w:val="0"/>
+                <w:color w:val="000000"/>
+                <w:sz w:val="20"/>
+              </w:rPr>
+              <w:t>zal</w:t>
+            </w:r>
+          </w:p>
+        </w:tc>
+        <w:tc>
+          <w:tcPr>
+            <w:tcW w:type="dxa" w:w="3456"/>
+            <w:vAlign w:val="center"/>
+            <w:tcMar>
+              <w:top w:w="70" w:type="dxa"/>
+              <w:left w:w="70" w:type="dxa"/>
+              <w:bottom w:w="70" w:type="dxa"/>
+              <w:right w:w="70" w:type="dxa"/>
+            </w:tcMar>
+          </w:tcPr>
+          <w:p>
+            <w:pPr>
+              <w:spacing w:after="40" w:before="40"/>
+              <w:jc w:val="center"/>
+            </w:pPr>
+            <w:r>
+              <w:rPr>
+                <w:rFonts w:ascii="Arial" w:hAnsi="Arial"/>
+                <w:b w:val="0"/>
+                <w:color w:val="000000"/>
+                <w:sz w:val="20"/>
+              </w:rPr>
+              <w:t>dal</w:t>
+            </w:r>
+          </w:p>
+        </w:tc>
+        <w:tc>
+          <w:tcPr>
+            <w:tcW w:type="dxa" w:w="3456"/>
+            <w:vAlign w:val="center"/>
+            <w:tcMar>
+              <w:top w:w="70" w:type="dxa"/>
+              <w:left w:w="70" w:type="dxa"/>
+              <w:bottom w:w="70" w:type="dxa"/>
+              <w:right w:w="70" w:type="dxa"/>
+            </w:tcMar>
+          </w:tcPr>
+          <w:p>
+            <w:pPr>
+              <w:spacing w:after="40" w:before="40"/>
+              <w:jc w:val="center"/>
+            </w:pPr>
+            <w:r>
+              <w:rPr>
+                <w:rFonts w:ascii="Arial" w:hAnsi="Arial"/>
+                <w:b w:val="0"/>
+                <w:color w:val="000000"/>
+                <w:sz w:val="20"/>
+              </w:rPr>
+              <w:t>55</w:t>
+            </w:r>
+          </w:p>
+        </w:tc>
+      </w:tr>
+      <w:tr>
+        <w:trPr>
+          <w:cantSplit/>
+        </w:trPr>
+        <w:tc>
+          <w:tcPr>
+            <w:tcW w:type="dxa" w:w="3456"/>
+            <w:vAlign w:val="center"/>
+            <w:tcMar>
+              <w:top w:w="70" w:type="dxa"/>
+              <w:left w:w="70" w:type="dxa"/>
+              <w:bottom w:w="70" w:type="dxa"/>
+              <w:right w:w="70" w:type="dxa"/>
+            </w:tcMar>
+          </w:tcPr>
+          <w:p>
+            <w:pPr>
+              <w:spacing w:after="40" w:before="40"/>
+              <w:jc w:val="left"/>
+            </w:pPr>
+            <w:r>
+              <w:rPr>
+                <w:rFonts w:ascii="Arial" w:hAnsi="Arial"/>
+                <w:b w:val="0"/>
+                <w:color w:val="000000"/>
+                <w:sz w:val="20"/>
+              </w:rPr>
+              <w:t>shin</w:t>
+            </w:r>
+          </w:p>
+        </w:tc>
+        <w:tc>
+          <w:tcPr>
+            <w:tcW w:type="dxa" w:w="3456"/>
+            <w:vAlign w:val="center"/>
+            <w:tcMar>
+              <w:top w:w="70" w:type="dxa"/>
+              <w:left w:w="70" w:type="dxa"/>
+              <w:bottom w:w="70" w:type="dxa"/>
+              <w:right w:w="70" w:type="dxa"/>
+            </w:tcMar>
+          </w:tcPr>
+          <w:p>
+            <w:pPr>
+              <w:spacing w:after="40" w:before="40"/>
+              <w:jc w:val="center"/>
+            </w:pPr>
+            <w:r>
+              <w:rPr>
+                <w:rFonts w:ascii="Arial" w:hAnsi="Arial"/>
+                <w:b w:val="0"/>
+                <w:color w:val="000000"/>
+                <w:sz w:val="20"/>
+              </w:rPr>
+              <w:t>sin</w:t>
+            </w:r>
+          </w:p>
+        </w:tc>
+        <w:tc>
+          <w:tcPr>
+            <w:tcW w:type="dxa" w:w="3456"/>
+            <w:vAlign w:val="center"/>
+            <w:tcMar>
+              <w:top w:w="70" w:type="dxa"/>
+              <w:left w:w="70" w:type="dxa"/>
+              <w:bottom w:w="70" w:type="dxa"/>
+              <w:right w:w="70" w:type="dxa"/>
+            </w:tcMar>
+          </w:tcPr>
+          <w:p>
+            <w:pPr>
+              <w:spacing w:after="40" w:before="40"/>
+              <w:jc w:val="center"/>
+            </w:pPr>
+            <w:r>
+              <w:rPr>
+                <w:rFonts w:ascii="Arial" w:hAnsi="Arial"/>
+                <w:b w:val="0"/>
+                <w:color w:val="000000"/>
+                <w:sz w:val="20"/>
+              </w:rPr>
+              <w:t>39</w:t>
+            </w:r>
+          </w:p>
+        </w:tc>
+      </w:tr>
+      <w:tr>
+        <w:trPr>
+          <w:cantSplit/>
+        </w:trPr>
+        <w:tc>
+          <w:tcPr>
+            <w:tcW w:type="dxa" w:w="3456"/>
+            <w:vAlign w:val="center"/>
+            <w:tcMar>
+              <w:top w:w="70" w:type="dxa"/>
+              <w:left w:w="70" w:type="dxa"/>
+              <w:bottom w:w="70" w:type="dxa"/>
+              <w:right w:w="70" w:type="dxa"/>
+            </w:tcMar>
+          </w:tcPr>
+          <w:p>
+            <w:pPr>
+              <w:spacing w:after="40" w:before="40"/>
+              <w:jc w:val="left"/>
+            </w:pPr>
+            <w:r>
+              <w:rPr>
+                <w:rFonts w:ascii="Arial" w:hAnsi="Arial"/>
+                <w:b w:val="0"/>
+                <w:color w:val="000000"/>
+                <w:sz w:val="20"/>
+              </w:rPr>
+              <w:t>jim</w:t>
+            </w:r>
+          </w:p>
+        </w:tc>
+        <w:tc>
+          <w:tcPr>
+            <w:tcW w:type="dxa" w:w="3456"/>
+            <w:vAlign w:val="center"/>
+            <w:tcMar>
+              <w:top w:w="70" w:type="dxa"/>
+              <w:left w:w="70" w:type="dxa"/>
+              <w:bottom w:w="70" w:type="dxa"/>
+              <w:right w:w="70" w:type="dxa"/>
+            </w:tcMar>
+          </w:tcPr>
+          <w:p>
+            <w:pPr>
+              <w:spacing w:after="40" w:before="40"/>
+              <w:jc w:val="center"/>
+            </w:pPr>
+            <w:r>
+              <w:rPr>
+                <w:rFonts w:ascii="Arial" w:hAnsi="Arial"/>
+                <w:b w:val="0"/>
+                <w:color w:val="000000"/>
+                <w:sz w:val="20"/>
+              </w:rPr>
+              <w:t>heh-jimi</w:t>
+            </w:r>
+          </w:p>
+        </w:tc>
+        <w:tc>
+          <w:tcPr>
+            <w:tcW w:type="dxa" w:w="3456"/>
+            <w:vAlign w:val="center"/>
+            <w:tcMar>
+              <w:top w:w="70" w:type="dxa"/>
+              <w:left w:w="70" w:type="dxa"/>
+              <w:bottom w:w="70" w:type="dxa"/>
+              <w:right w:w="70" w:type="dxa"/>
+            </w:tcMar>
+          </w:tcPr>
+          <w:p>
+            <w:pPr>
+              <w:spacing w:after="40" w:before="40"/>
+              <w:jc w:val="center"/>
+            </w:pPr>
+            <w:r>
+              <w:rPr>
+                <w:rFonts w:ascii="Arial" w:hAnsi="Arial"/>
+                <w:b w:val="0"/>
+                <w:color w:val="000000"/>
+                <w:sz w:val="20"/>
+              </w:rPr>
+              <w:t>23</w:t>
+            </w:r>
+          </w:p>
+        </w:tc>
+      </w:tr>
+      <w:tr>
+        <w:trPr>
+          <w:cantSplit/>
+        </w:trPr>
+        <w:tc>
+          <w:tcPr>
+            <w:tcW w:type="dxa" w:w="3456"/>
+            <w:vAlign w:val="center"/>
+            <w:tcMar>
+              <w:top w:w="70" w:type="dxa"/>
+              <w:left w:w="70" w:type="dxa"/>
+              <w:bottom w:w="70" w:type="dxa"/>
+              <w:right w:w="70" w:type="dxa"/>
+            </w:tcMar>
+          </w:tcPr>
+          <w:p>
+            <w:pPr>
+              <w:spacing w:after="40" w:before="40"/>
+              <w:jc w:val="left"/>
+            </w:pPr>
+            <w:r>
+              <w:rPr>
+                <w:rFonts w:ascii="Arial" w:hAnsi="Arial"/>
+                <w:b w:val="0"/>
+                <w:color w:val="000000"/>
+                <w:sz w:val="20"/>
+              </w:rPr>
+              <w:t>gheyn</w:t>
+            </w:r>
+          </w:p>
+        </w:tc>
+        <w:tc>
+          <w:tcPr>
+            <w:tcW w:type="dxa" w:w="3456"/>
+            <w:vAlign w:val="center"/>
+            <w:tcMar>
+              <w:top w:w="70" w:type="dxa"/>
+              <w:left w:w="70" w:type="dxa"/>
+              <w:bottom w:w="70" w:type="dxa"/>
+              <w:right w:w="70" w:type="dxa"/>
+            </w:tcMar>
+          </w:tcPr>
+          <w:p>
+            <w:pPr>
+              <w:spacing w:after="40" w:before="40"/>
+              <w:jc w:val="center"/>
+            </w:pPr>
+            <w:r>
+              <w:rPr>
+                <w:rFonts w:ascii="Arial" w:hAnsi="Arial"/>
+                <w:b w:val="0"/>
+                <w:color w:val="000000"/>
+                <w:sz w:val="20"/>
+              </w:rPr>
+              <w:t>eyn</w:t>
+            </w:r>
+          </w:p>
+        </w:tc>
+        <w:tc>
+          <w:tcPr>
+            <w:tcW w:type="dxa" w:w="3456"/>
+            <w:vAlign w:val="center"/>
+            <w:tcMar>
+              <w:top w:w="70" w:type="dxa"/>
+              <w:left w:w="70" w:type="dxa"/>
+              <w:bottom w:w="70" w:type="dxa"/>
+              <w:right w:w="70" w:type="dxa"/>
+            </w:tcMar>
+          </w:tcPr>
+          <w:p>
+            <w:pPr>
+              <w:spacing w:after="40" w:before="40"/>
+              <w:jc w:val="center"/>
+            </w:pPr>
+            <w:r>
+              <w:rPr>
+                <w:rFonts w:ascii="Arial" w:hAnsi="Arial"/>
+                <w:b w:val="0"/>
+                <w:color w:val="000000"/>
+                <w:sz w:val="20"/>
+              </w:rPr>
+              <w:t>12</w:t>
+            </w:r>
+          </w:p>
+        </w:tc>
+      </w:tr>
+    </w:tbl>
+    <w:p>
+      <w:pPr>
+        <w:spacing w:after="0"/>
+      </w:pPr>
+    </w:p>
+    <w:p>
+      <w:r>
+        <w:t>Including cheh to heh-jimi and za to ta, these seven dot losing confusions account for 203 of 293 confidently wrong handwritten predictions (69.28%). This is consistent with recognizing the main letter body while missing or discounting dots. The CSVs cannot distinguish resolution, faint strokes, handwriting variation, resizing, or bounding box placement as the underlying cause. The 77 by 95 pixel source images make small feature loss a plausible contributor.</w:t>
+      </w:r>
+    </w:p>
+    <w:p>
+      <w:r>
+        <w:t>Classes with zero correct accepted predictions were cheh, jim, sad, shin, teh, zad, zheh. Each had 1,000 images. The strongest handwritten classes were lam at 17.30% and heh-jimi at 15.60%, which still indicates poor overall handwriting coverage.</w:t>
+      </w:r>
+    </w:p>
+    <w:p>
+      <w:pPr>
+        <w:pStyle w:val="Heading1"/>
+      </w:pPr>
+      <w:r>
+        <w:t>Diagnostic confidence thresholds</w:t>
+      </w:r>
+    </w:p>
+    <w:tbl>
+      <w:tblPr>
+        <w:tblW w:type="auto" w:w="0"/>
+        <w:jc w:val="center"/>
+        <w:tblLayout w:type="fixed"/>
+        <w:tblLook w:firstColumn="1" w:firstRow="1" w:lastColumn="0" w:lastRow="0" w:noHBand="0" w:noVBand="1" w:val="04A0"/>
+        <w:tblBorders>
+          <w:top w:val="single" w:sz="4" w:color="000000"/>
+          <w:left w:val="single" w:sz="4" w:color="000000"/>
+          <w:bottom w:val="single" w:sz="4" w:color="000000"/>
+          <w:right w:val="single" w:sz="4" w:color="000000"/>
+          <w:insideH w:val="single" w:sz="4" w:color="000000"/>
+          <w:insideV w:val="single" w:sz="4" w:color="000000"/>
+        </w:tblBorders>
+      </w:tblPr>
+      <w:tblGrid>
+        <w:gridCol w:w="3456"/>
+        <w:gridCol w:w="3456"/>
+        <w:gridCol w:w="3456"/>
+      </w:tblGrid>
+      <w:tr>
+        <w:trPr>
+          <w:tblHeader/>
+          <w:cantSplit/>
+        </w:trPr>
+        <w:tc>
+          <w:tcPr>
+            <w:tcW w:type="dxa" w:w="3456"/>
+            <w:vAlign w:val="center"/>
+            <w:tcMar>
+              <w:top w:w="70" w:type="dxa"/>
+              <w:left w:w="70" w:type="dxa"/>
+              <w:bottom w:w="70" w:type="dxa"/>
+              <w:right w:w="70" w:type="dxa"/>
+            </w:tcMar>
+          </w:tcPr>
+          <w:p>
+            <w:pPr>
+              <w:spacing w:after="40" w:before="40"/>
+              <w:jc w:val="left"/>
+            </w:pPr>
+            <w:r>
+              <w:rPr>
+                <w:rFonts w:ascii="Arial" w:hAnsi="Arial"/>
+                <w:b/>
+                <w:color w:val="000000"/>
+                <w:sz w:val="20"/>
+              </w:rPr>
+              <w:t>Acceptance threshold</w:t>
+            </w:r>
+          </w:p>
+        </w:tc>
+        <w:tc>
+          <w:tcPr>
+            <w:tcW w:type="dxa" w:w="3456"/>
+            <w:vAlign w:val="center"/>
+            <w:tcMar>
+              <w:top w:w="70" w:type="dxa"/>
+              <w:left w:w="70" w:type="dxa"/>
+              <w:bottom w:w="70" w:type="dxa"/>
+              <w:right w:w="70" w:type="dxa"/>
+            </w:tcMar>
+          </w:tcPr>
+          <w:p>
+            <w:pPr>
+              <w:spacing w:after="40" w:before="40"/>
+              <w:jc w:val="center"/>
+            </w:pPr>
+            <w:r>
+              <w:rPr>
+                <w:rFonts w:ascii="Arial" w:hAnsi="Arial"/>
+                <w:b/>
+                <w:color w:val="000000"/>
+                <w:sz w:val="20"/>
+              </w:rPr>
+              <w:t>Overall accuracy</w:t>
+            </w:r>
+          </w:p>
+        </w:tc>
+        <w:tc>
+          <w:tcPr>
+            <w:tcW w:type="dxa" w:w="3456"/>
+            <w:vAlign w:val="center"/>
+            <w:tcMar>
+              <w:top w:w="70" w:type="dxa"/>
+              <w:left w:w="70" w:type="dxa"/>
+              <w:bottom w:w="70" w:type="dxa"/>
+              <w:right w:w="70" w:type="dxa"/>
+            </w:tcMar>
+          </w:tcPr>
+          <w:p>
+            <w:pPr>
+              <w:spacing w:after="40" w:before="40"/>
+              <w:jc w:val="center"/>
+            </w:pPr>
+            <w:r>
+              <w:rPr>
+                <w:rFonts w:ascii="Arial" w:hAnsi="Arial"/>
+                <w:b/>
+                <w:color w:val="000000"/>
+                <w:sz w:val="20"/>
+              </w:rPr>
+              <w:t>Correct among accepted</w:t>
+            </w:r>
+          </w:p>
+        </w:tc>
+      </w:tr>
+      <w:tr>
+        <w:trPr>
+          <w:cantSplit/>
+        </w:trPr>
+        <w:tc>
+          <w:tcPr>
+            <w:tcW w:type="dxa" w:w="3456"/>
+            <w:vAlign w:val="center"/>
+            <w:tcMar>
+              <w:top w:w="70" w:type="dxa"/>
+              <w:left w:w="70" w:type="dxa"/>
+              <w:bottom w:w="70" w:type="dxa"/>
+              <w:right w:w="70" w:type="dxa"/>
+            </w:tcMar>
+          </w:tcPr>
+          <w:p>
+            <w:pPr>
+              <w:spacing w:after="40" w:before="40"/>
+              <w:jc w:val="left"/>
+            </w:pPr>
+            <w:r>
+              <w:rPr>
+                <w:rFonts w:ascii="Arial" w:hAnsi="Arial"/>
+                <w:b w:val="0"/>
+                <w:color w:val="000000"/>
+                <w:sz w:val="20"/>
+              </w:rPr>
+              <w:t>80%</w:t>
+            </w:r>
+          </w:p>
+        </w:tc>
+        <w:tc>
+          <w:tcPr>
+            <w:tcW w:type="dxa" w:w="3456"/>
+            <w:vAlign w:val="center"/>
+            <w:tcMar>
+              <w:top w:w="70" w:type="dxa"/>
+              <w:left w:w="70" w:type="dxa"/>
+              <w:bottom w:w="70" w:type="dxa"/>
+              <w:right w:w="70" w:type="dxa"/>
+            </w:tcMar>
+          </w:tcPr>
+          <w:p>
+            <w:pPr>
+              <w:spacing w:after="40" w:before="40"/>
+              <w:jc w:val="center"/>
+            </w:pPr>
+            <w:r>
+              <w:rPr>
+                <w:rFonts w:ascii="Arial" w:hAnsi="Arial"/>
+                <w:b w:val="0"/>
+                <w:color w:val="000000"/>
+                <w:sz w:val="20"/>
+              </w:rPr>
+              <w:t>2.62%</w:t>
+            </w:r>
+          </w:p>
+        </w:tc>
+        <w:tc>
+          <w:tcPr>
+            <w:tcW w:type="dxa" w:w="3456"/>
+            <w:vAlign w:val="center"/>
+            <w:tcMar>
+              <w:top w:w="70" w:type="dxa"/>
+              <w:left w:w="70" w:type="dxa"/>
+              <w:bottom w:w="70" w:type="dxa"/>
+              <w:right w:w="70" w:type="dxa"/>
+            </w:tcMar>
+          </w:tcPr>
+          <w:p>
+            <w:pPr>
+              <w:spacing w:after="40" w:before="40"/>
+              <w:jc w:val="center"/>
+            </w:pPr>
+            <w:r>
+              <w:rPr>
+                <w:rFonts w:ascii="Arial" w:hAnsi="Arial"/>
+                <w:b w:val="0"/>
+                <w:color w:val="000000"/>
+                <w:sz w:val="20"/>
+              </w:rPr>
+              <w:t>74.09%</w:t>
+            </w:r>
+          </w:p>
+        </w:tc>
+      </w:tr>
+      <w:tr>
+        <w:trPr>
+          <w:cantSplit/>
+        </w:trPr>
+        <w:tc>
+          <w:tcPr>
+            <w:tcW w:type="dxa" w:w="3456"/>
+            <w:vAlign w:val="center"/>
+            <w:tcMar>
+              <w:top w:w="70" w:type="dxa"/>
+              <w:left w:w="70" w:type="dxa"/>
+              <w:bottom w:w="70" w:type="dxa"/>
+              <w:right w:w="70" w:type="dxa"/>
+            </w:tcMar>
+          </w:tcPr>
+          <w:p>
+            <w:pPr>
+              <w:spacing w:after="40" w:before="40"/>
+              <w:jc w:val="left"/>
+            </w:pPr>
+            <w:r>
+              <w:rPr>
+                <w:rFonts w:ascii="Arial" w:hAnsi="Arial"/>
+                <w:b w:val="0"/>
+                <w:color w:val="000000"/>
+                <w:sz w:val="20"/>
+              </w:rPr>
+              <w:t>50%</w:t>
+            </w:r>
+          </w:p>
+        </w:tc>
+        <w:tc>
+          <w:tcPr>
+            <w:tcW w:type="dxa" w:w="3456"/>
+            <w:vAlign w:val="center"/>
+            <w:tcMar>
+              <w:top w:w="70" w:type="dxa"/>
+              <w:left w:w="70" w:type="dxa"/>
+              <w:bottom w:w="70" w:type="dxa"/>
+              <w:right w:w="70" w:type="dxa"/>
+            </w:tcMar>
+          </w:tcPr>
+          <w:p>
+            <w:pPr>
+              <w:spacing w:after="40" w:before="40"/>
+              <w:jc w:val="center"/>
+            </w:pPr>
+            <w:r>
+              <w:rPr>
+                <w:rFonts w:ascii="Arial" w:hAnsi="Arial"/>
+                <w:b w:val="0"/>
+                <w:color w:val="000000"/>
+                <w:sz w:val="20"/>
+              </w:rPr>
+              <w:t>6.26%</w:t>
+            </w:r>
+          </w:p>
+        </w:tc>
+        <w:tc>
+          <w:tcPr>
+            <w:tcW w:type="dxa" w:w="3456"/>
+            <w:vAlign w:val="center"/>
+            <w:tcMar>
+              <w:top w:w="70" w:type="dxa"/>
+              <w:left w:w="70" w:type="dxa"/>
+              <w:bottom w:w="70" w:type="dxa"/>
+              <w:right w:w="70" w:type="dxa"/>
+            </w:tcMar>
+          </w:tcPr>
+          <w:p>
+            <w:pPr>
+              <w:spacing w:after="40" w:before="40"/>
+              <w:jc w:val="center"/>
+            </w:pPr>
+            <w:r>
+              <w:rPr>
+                <w:rFonts w:ascii="Arial" w:hAnsi="Arial"/>
+                <w:b w:val="0"/>
+                <w:color w:val="000000"/>
+                <w:sz w:val="20"/>
+              </w:rPr>
+              <w:t>69.18%</w:t>
+            </w:r>
+          </w:p>
+        </w:tc>
+      </w:tr>
+      <w:tr>
+        <w:trPr>
+          <w:cantSplit/>
+        </w:trPr>
+        <w:tc>
+          <w:tcPr>
+            <w:tcW w:type="dxa" w:w="3456"/>
+            <w:vAlign w:val="center"/>
+            <w:tcMar>
+              <w:top w:w="70" w:type="dxa"/>
+              <w:left w:w="70" w:type="dxa"/>
+              <w:bottom w:w="70" w:type="dxa"/>
+              <w:right w:w="70" w:type="dxa"/>
+            </w:tcMar>
+          </w:tcPr>
+          <w:p>
+            <w:pPr>
+              <w:spacing w:after="40" w:before="40"/>
+              <w:jc w:val="left"/>
+            </w:pPr>
+            <w:r>
+              <w:rPr>
+                <w:rFonts w:ascii="Arial" w:hAnsi="Arial"/>
+                <w:b w:val="0"/>
+                <w:color w:val="000000"/>
+                <w:sz w:val="20"/>
+              </w:rPr>
+              <w:t>3%</w:t>
+            </w:r>
+          </w:p>
+        </w:tc>
+        <w:tc>
+          <w:tcPr>
+            <w:tcW w:type="dxa" w:w="3456"/>
+            <w:vAlign w:val="center"/>
+            <w:tcMar>
+              <w:top w:w="70" w:type="dxa"/>
+              <w:left w:w="70" w:type="dxa"/>
+              <w:bottom w:w="70" w:type="dxa"/>
+              <w:right w:w="70" w:type="dxa"/>
+            </w:tcMar>
+          </w:tcPr>
+          <w:p>
+            <w:pPr>
+              <w:spacing w:after="40" w:before="40"/>
+              <w:jc w:val="center"/>
+            </w:pPr>
+            <w:r>
+              <w:rPr>
+                <w:rFonts w:ascii="Arial" w:hAnsi="Arial"/>
+                <w:b w:val="0"/>
+                <w:color w:val="000000"/>
+                <w:sz w:val="20"/>
+              </w:rPr>
+              <w:t>19.98%</w:t>
+            </w:r>
+          </w:p>
+        </w:tc>
+        <w:tc>
+          <w:tcPr>
+            <w:tcW w:type="dxa" w:w="3456"/>
+            <w:vAlign w:val="center"/>
+            <w:tcMar>
+              <w:top w:w="70" w:type="dxa"/>
+              <w:left w:w="70" w:type="dxa"/>
+              <w:bottom w:w="70" w:type="dxa"/>
+              <w:right w:w="70" w:type="dxa"/>
+            </w:tcMar>
+          </w:tcPr>
+          <w:p>
+            <w:pPr>
+              <w:spacing w:after="40" w:before="40"/>
+              <w:jc w:val="center"/>
+            </w:pPr>
+            <w:r>
+              <w:rPr>
+                <w:rFonts w:ascii="Arial" w:hAnsi="Arial"/>
+                <w:b w:val="0"/>
+                <w:color w:val="000000"/>
+                <w:sz w:val="20"/>
+              </w:rPr>
+              <w:t>50.49%</w:t>
+            </w:r>
+          </w:p>
+        </w:tc>
+      </w:tr>
+    </w:tbl>
+    <w:p>
+      <w:pPr>
+        <w:spacing w:after="0"/>
+      </w:pPr>
+    </w:p>
+    <w:p>
+      <w:r>
+        <w:t>These retrospective calculations preserve the single candidate rule and do not change the recorded 80% test policy. Lowering the gate cannot solve the underlying problem: many images have no candidate and many candidate classes are wrong. Operational thresholds should be selected using separate validation data.</w:t>
+      </w:r>
+    </w:p>
+    <w:p>
+      <w:r>
+        <w:br w:type="page"/>
+      </w:r>
+    </w:p>
+    <w:p>
+      <w:pPr>
+        <w:pStyle w:val="Heading1"/>
+      </w:pPr>
+      <w:r>
+        <w:t>Interpretation and improvement priorities</w:t>
+      </w:r>
+    </w:p>
+    <w:p>
+      <w:pPr>
+        <w:pStyle w:val="Heading1"/>
+      </w:pPr>
+      <w:r>
+        <w:t>Representative handwriting and fonts</w:t>
+      </w:r>
+    </w:p>
+    <w:p>
+      <w:r>
+        <w:t>The largest supported mismatch is the transfer from rendered training fonts to natural handwriting and difficult glyph styles. Training or adaptation with representative samples should be evaluated using separate validation and test groups.</w:t>
+      </w:r>
+    </w:p>
+    <w:p>
+      <w:pPr>
+        <w:pStyle w:val="Heading1"/>
+      </w:pPr>
+      <w:r>
+        <w:t>Preserving dots and small strokes</w:t>
+      </w:r>
+    </w:p>
+    <w:p>
+      <w:r>
+        <w:t>Compare image normalization, margins, and resizing methods that retain detached dots. The observed dot confusions support this investigation, but do not establish which preprocessing method will help.</w:t>
+      </w:r>
+    </w:p>
+    <w:p>
+      <w:pPr>
+        <w:pStyle w:val="Heading1"/>
+      </w:pPr>
+      <w:r>
+        <w:t>Rotation handling</w:t>
+      </w:r>
+    </w:p>
+    <w:p>
+      <w:r>
+        <w:t>Investigate deskewing and broader training rotation coverage, particularly for alef, beh, and kaf. The observed warning region around 20 degrees is not a guarantee that lower angles are safe for every letter.</w:t>
+      </w:r>
+    </w:p>
+    <w:p>
+      <w:pPr>
+        <w:pStyle w:val="Heading1"/>
+      </w:pPr>
+      <w:r>
+        <w:t>Confidence calibration</w:t>
+      </w:r>
+    </w:p>
+    <w:p>
+      <w:r>
+        <w:t>Evaluate acceptance thresholds on separate validation data, reporting both correctly recognized inputs and confidently wrong predictions. Increasing the number of accepted inputs alone is not evidence of better recognition.</w:t>
+      </w:r>
+    </w:p>
+    <w:p>
+      <w:pPr>
+        <w:pStyle w:val="Heading1"/>
+      </w:pPr>
+      <w:r>
+        <w:t>Limits of the threshold findings</w:t>
+      </w:r>
+    </w:p>
+    <w:p>
+      <w:r>
+        <w:t>Each image received only one modification. The reported ranges are exploratory associations, not exact experimentally established cutoffs. Precise thresholds require the same images tested at fixed strengths, including an unchanged control. Brightness and contrast should be varied separately. Font variants with identical images should not be treated as independent font families.</w:t>
+      </w:r>
+    </w:p>
+    <w:p>
+      <w:r>
+        <w:t>This analysis concerns the standalone YOLO checkpoint used for the recorded tests. It does not measure the repository's separate crop classifier. Proposed improvements have not been implemented or tested here, and the analysis does not establish unseen writer or font generalization.</w:t>
+      </w:r>
+    </w:p>
+    <w:p>
+      <w:pPr>
+        <w:pStyle w:val="Heading1"/>
+      </w:pPr>
+      <w:r>
+        <w:t>Sources</w:t>
+      </w:r>
+    </w:p>
+    <w:p>
+      <w:r>
+        <w:t>Recorded evidence: Results contains the four predictions.csv files, report.json files, and paired_comparison.csv. Dataset sources and transformations are documented in Test Set ReadMe.md. Training provenance is recorded in README.md and artifacts/yolo_metadata.json at repository revision 6a48739.</w:t>
+      </w:r>
+    </w:p>
+    <w:p>
+      <w:r>
+        <w:t>Repository and training record: https://github.com/yt22-orb/persian-ocr/tree/6a48739ab47bd5149d243b9001eca88a2ac302db</w:t>
       </w:r>
     </w:p>
     <w:sectPr>
